--- a/docs/lectures/03_06_lecture/regressions.docx
+++ b/docs/lectures/03_06_lecture/regressions.docx
@@ -31,7 +31,7 @@
         <w:pStyle w:val="Date"/>
       </w:pPr>
       <w:r>
-        <w:t xml:space="preserve">2026-07-02</w:t>
+        <w:t xml:space="preserve">2026-07-03</w:t>
       </w:r>
     </w:p>
     <w:bookmarkStart w:id="12" w:name="where-we-left-off-lecture-4.5"/>

--- a/docs/lectures/03_06_lecture/regressions.docx
+++ b/docs/lectures/03_06_lecture/regressions.docx
@@ -31,7 +31,7 @@
         <w:pStyle w:val="Date"/>
       </w:pPr>
       <w:r>
-        <w:t xml:space="preserve">2026-07-03</w:t>
+        <w:t xml:space="preserve">2026-07-04</w:t>
       </w:r>
     </w:p>
     <w:bookmarkStart w:id="12" w:name="where-we-left-off-lecture-4.5"/>
@@ -1147,43 +1147,62 @@
       </w:r>
     </w:p>
     <w:bookmarkEnd w:id="16"/>
-    <w:bookmarkStart w:id="17" w:name="our-calibration-idea"/>
+    <w:bookmarkStart w:id="19" w:name="how-to-use-these-slides-predict-type-run"/>
     <w:p>
       <w:pPr>
         <w:pStyle w:val="Heading1"/>
       </w:pPr>
       <w:r>
-        <w:t xml:space="preserve">Our Calibration Idea</w:t>
+        <w:t xml:space="preserve">How to Use These Slides — Predict · Type · Run</w:t>
       </w:r>
     </w:p>
     <w:p>
       <w:pPr>
         <w:pStyle w:val="FirstParagraph"/>
       </w:pPr>
+      <w:r>
+        <w:t xml:space="preserve">This lecture runs in</w:t>
+      </w:r>
+      <w:r>
+        <w:t xml:space="preserve"> </w:t>
+      </w:r>
       <w:r>
         <w:rPr>
           <w:b/>
           <w:bCs/>
         </w:rPr>
-        <w:t xml:space="preserve">The problem:</w:t>
-      </w:r>
-      <w:r>
-        <w:t xml:space="preserve"> </w:t>
-      </w:r>
-      <w:r>
-        <w:t xml:space="preserve">measuring leaf surface area without a leaf area meter.</w:t>
-      </w:r>
-    </w:p>
-    <w:p>
-      <w:pPr>
-        <w:pStyle w:val="BodyText"/>
-      </w:pPr>
+        <w:t xml:space="preserve">four short chunks</w:t>
+      </w:r>
+      <w:r>
+        <w:t xml:space="preserve">. After each chunk you switch to the</w:t>
+      </w:r>
+      <w:r>
+        <w:t xml:space="preserve"> </w:t>
+      </w:r>
       <w:r>
         <w:rPr>
           <w:b/>
           <w:bCs/>
         </w:rPr>
-        <w:t xml:space="preserve">The solution — a calibration curve:</w:t>
+        <w:t xml:space="preserve">activity</w:t>
+      </w:r>
+      <w:r>
+        <w:t xml:space="preserve"> </w:t>
+      </w:r>
+      <w:r>
+        <w:t xml:space="preserve">and type the code yourself.</w:t>
+      </w:r>
+    </w:p>
+    <w:p>
+      <w:pPr>
+        <w:pStyle w:val="BodyText"/>
+      </w:pPr>
+      <w:r>
+        <w:rPr>
+          <w:b/>
+          <w:bCs/>
+        </w:rPr>
+        <w:t xml:space="preserve">For every code block, do three things:</w:t>
       </w:r>
     </w:p>
     <w:p>
@@ -1195,23 +1214,17 @@
         </w:numPr>
       </w:pPr>
       <w:r>
-        <w:t xml:space="preserve">Cut paper squares of</w:t>
-      </w:r>
-      <w:r>
-        <w:t xml:space="preserve"> </w:t>
-      </w:r>
-      <w:r>
         <w:rPr>
           <w:b/>
           <w:bCs/>
         </w:rPr>
-        <w:t xml:space="preserve">known area</w:t>
-      </w:r>
-      <w:r>
-        <w:t xml:space="preserve"> </w:t>
-      </w:r>
-      <w:r>
-        <w:t xml:space="preserve">(1, 4, 16 … 567 cm²)</w:t>
+        <w:t xml:space="preserve">Predict</w:t>
+      </w:r>
+      <w:r>
+        <w:t xml:space="preserve"> </w:t>
+      </w:r>
+      <w:r>
+        <w:t xml:space="preserve">— before it runs, say what you think the output will be</w:t>
       </w:r>
     </w:p>
     <w:p>
@@ -1227,13 +1240,13 @@
           <w:b/>
           <w:bCs/>
         </w:rPr>
-        <w:t xml:space="preserve">Weigh</w:t>
-      </w:r>
-      <w:r>
-        <w:t xml:space="preserve"> </w:t>
-      </w:r>
-      <w:r>
-        <w:t xml:space="preserve">each square on a precision balance</w:t>
+        <w:t xml:space="preserve">Type</w:t>
+      </w:r>
+      <w:r>
+        <w:t xml:space="preserve"> </w:t>
+      </w:r>
+      <w:r>
+        <w:t xml:space="preserve">it out by hand — do not copy-paste</w:t>
       </w:r>
     </w:p>
     <w:p>
@@ -1245,20 +1258,452 @@
         </w:numPr>
       </w:pPr>
       <w:r>
-        <w:t xml:space="preserve">Fit a</w:t>
-      </w:r>
-      <w:r>
-        <w:t xml:space="preserve"> </w:t>
-      </w:r>
-      <w:r>
         <w:rPr>
           <w:b/>
           <w:bCs/>
         </w:rPr>
-        <w:t xml:space="preserve">regression line</w:t>
-      </w:r>
-      <w:r>
-        <w:t xml:space="preserve">: area ~ mass</w:t>
+        <w:t xml:space="preserve">Run</w:t>
+      </w:r>
+      <w:r>
+        <w:t xml:space="preserve"> </w:t>
+      </w:r>
+      <w:r>
+        <w:t xml:space="preserve">it and compare to your prediction</w:t>
+      </w:r>
+    </w:p>
+    <w:tbl>
+      <w:tblPr>
+        <w:tblStyle w:val="Table"/>
+        <w:tblLook w:firstRow="0" w:lastRow="0" w:firstColumn="0" w:lastColumn="0" w:noHBand="0" w:noVBand="0" w:val="0000"/>
+        <w:tblBorders>
+          <w:top w:val="single" w:sz="4" w:space="0" w:color="0758E5"/>
+          <w:left w:val="single" w:sz="24" w:space="0" w:color="0758E5"/>
+          <w:bottom w:val="single" w:sz="4" w:space="0" w:color="0758E5"/>
+          <w:right w:val="single" w:sz="4" w:space="0" w:color="0758E5"/>
+        </w:tblBorders>
+        <w:tblCellMar>
+          <w:left w:w="144" w:type="dxa"/>
+          <w:right w:w="144" w:type="dxa"/>
+        </w:tblCellMar>
+        <w:tblLook w:firstRow="0" w:lastRow="0" w:firstColumn="0" w:lastColumn="0" w:noHBand="0" w:noVBand="0" w:val="0000"/>
+      </w:tblPr>
+      <w:tr>
+        <w:trPr>
+          <w:cantSplit/>
+        </w:trPr>
+        <w:tc>
+          <w:tcPr>
+            <w:shd w:color="auto" w:fill="dae6fb" w:val="clear"/>
+            <w:tcMar>
+              <w:top w:w="92" w:type="dxa"/>
+              <w:bottom w:w="92" w:type="dxa"/>
+            </w:tcMar>
+          </w:tcPr>
+          <w:p>
+            <w:pPr>
+              <w:pStyle w:val="FirstParagraph"/>
+            </w:pPr>
+            <w:pPr>
+              <w:spacing w:before="0" w:after="0"/>
+              <w:textAlignment w:val="center"/>
+            </w:pPr>
+            <w:r>
+              <w:drawing>
+                <wp:inline>
+                  <wp:extent cx="152400" cy="152400"/>
+                  <wp:effectExtent b="0" l="0" r="0" t="0"/>
+                  <wp:docPr descr="" title="" id="17" name="Picture"/>
+                  <a:graphic>
+                    <a:graphicData uri="http://schemas.openxmlformats.org/drawingml/2006/picture">
+                      <pic:pic>
+                        <pic:nvPicPr>
+                          <pic:cNvPr descr="/Applications/Positron.app/Contents/Resources/app/quarto/share/formats/docx/note.png" id="18" name="Picture"/>
+                          <pic:cNvPicPr>
+                            <a:picLocks noChangeArrowheads="1" noChangeAspect="1"/>
+                          </pic:cNvPicPr>
+                        </pic:nvPicPr>
+                        <pic:blipFill>
+                          <a:blip r:embed="rId9"/>
+                          <a:stretch>
+                            <a:fillRect/>
+                          </a:stretch>
+                        </pic:blipFill>
+                        <pic:spPr bwMode="auto">
+                          <a:xfrm>
+                            <a:off x="0" y="0"/>
+                            <a:ext cx="152400" cy="152400"/>
+                          </a:xfrm>
+                          <a:prstGeom prst="rect">
+                            <a:avLst/>
+                          </a:prstGeom>
+                          <a:noFill/>
+                          <a:ln w="9525">
+                            <a:noFill/>
+                            <a:headEnd/>
+                            <a:tailEnd/>
+                          </a:ln>
+                        </pic:spPr>
+                      </pic:pic>
+                    </a:graphicData>
+                  </a:graphic>
+                </wp:inline>
+              </w:drawing>
+            </w:r>
+            <w:r>
+              <w:t xml:space="preserve"> </w:t>
+            </w:r>
+            <w:r>
+              <w:t xml:space="preserve"> </w:t>
+            </w:r>
+            <w:r>
+              <w:t xml:space="preserve">Note</w:t>
+            </w:r>
+          </w:p>
+        </w:tc>
+      </w:tr>
+      <w:tr>
+        <w:trPr>
+          <w:cantSplit/>
+        </w:trPr>
+        <w:tc>
+          <w:tcPr>
+            <w:tcMar>
+              <w:top w:w="108" w:type="dxa"/>
+              <w:bottom w:w="108" w:type="dxa"/>
+            </w:tcMar>
+          </w:tcPr>
+          <w:p>
+            <w:pPr>
+              <w:pStyle w:val="BodyText"/>
+            </w:pPr>
+            <w:pPr>
+              <w:spacing w:before="16"/>
+            </w:pPr>
+            <w:r>
+              <w:rPr>
+                <w:b/>
+                <w:bCs/>
+              </w:rPr>
+              <w:t xml:space="preserve">✅ Why bother? (the evidence)</w:t>
+            </w:r>
+          </w:p>
+          <w:p>
+            <w:pPr>
+              <w:pStyle w:val="Compact"/>
+              <w:numPr>
+                <w:ilvl w:val="0"/>
+                <w:numId w:val="1009"/>
+              </w:numPr>
+            </w:pPr>
+            <w:r>
+              <w:rPr>
+                <w:b/>
+                <w:bCs/>
+              </w:rPr>
+              <w:t xml:space="preserve">Predicting first</w:t>
+            </w:r>
+            <w:r>
+              <w:t xml:space="preserve"> </w:t>
+            </w:r>
+            <w:r>
+              <w:t xml:space="preserve">forces your brain to</w:t>
+            </w:r>
+            <w:r>
+              <w:t xml:space="preserve"> </w:t>
+            </w:r>
+            <w:r>
+              <w:rPr>
+                <w:i/>
+                <w:iCs/>
+              </w:rPr>
+              <w:t xml:space="preserve">retrieve</w:t>
+            </w:r>
+            <w:r>
+              <w:t xml:space="preserve"> </w:t>
+            </w:r>
+            <w:r>
+              <w:t xml:space="preserve">what it knows — the gap between guess and answer is what makes it stick.</w:t>
+            </w:r>
+          </w:p>
+          <w:p>
+            <w:pPr>
+              <w:pStyle w:val="Compact"/>
+              <w:numPr>
+                <w:ilvl w:val="0"/>
+                <w:numId w:val="1009"/>
+              </w:numPr>
+            </w:pPr>
+            <w:r>
+              <w:rPr>
+                <w:b/>
+                <w:bCs/>
+              </w:rPr>
+              <w:t xml:space="preserve">Typing by hand</w:t>
+            </w:r>
+            <w:r>
+              <w:t xml:space="preserve"> </w:t>
+            </w:r>
+            <w:r>
+              <w:t xml:space="preserve">builds the finger-memory and error-spotting that copy-paste skips.</w:t>
+            </w:r>
+          </w:p>
+          <w:p>
+            <w:pPr>
+              <w:pStyle w:val="Compact"/>
+              <w:numPr>
+                <w:ilvl w:val="0"/>
+                <w:numId w:val="1009"/>
+              </w:numPr>
+            </w:pPr>
+            <w:r>
+              <w:rPr>
+                <w:b/>
+                <w:bCs/>
+              </w:rPr>
+              <w:t xml:space="preserve">Chunk → immediate practice</w:t>
+            </w:r>
+            <w:r>
+              <w:t xml:space="preserve"> </w:t>
+            </w:r>
+            <w:r>
+              <w:t xml:space="preserve">keeps a new idea in working memory long enough to form a lasting schema.</w:t>
+            </w:r>
+          </w:p>
+          <w:p/>
+        </w:tc>
+      </w:tr>
+    </w:tbl>
+    <w:bookmarkEnd w:id="19"/>
+    <w:bookmarkStart w:id="22" w:name="chunk-1-of-4-what-regression-is"/>
+    <w:p>
+      <w:pPr>
+        <w:pStyle w:val="Heading1"/>
+      </w:pPr>
+      <w:r>
+        <w:t xml:space="preserve">🧩 Chunk 1 of 4 · What Regression Is</w:t>
+      </w:r>
+    </w:p>
+    <w:p>
+      <w:pPr>
+        <w:pStyle w:val="FirstParagraph"/>
+      </w:pPr>
+      <w:r>
+        <w:rPr>
+          <w:b/>
+          <w:bCs/>
+        </w:rPr>
+        <w:t xml:space="preserve">We will cover:</w:t>
+      </w:r>
+      <w:r>
+        <w:t xml:space="preserve"> </w:t>
+      </w:r>
+      <w:r>
+        <w:t xml:space="preserve">the calibration idea, the equation</w:t>
+      </w:r>
+      <w:r>
+        <w:t xml:space="preserve"> </w:t>
+      </w:r>
+      <m:oMath>
+        <m:acc>
+          <m:accPr>
+            <m:chr m:val="̂"/>
+          </m:accPr>
+          <m:e>
+            <m:r>
+              <m:t>Y</m:t>
+            </m:r>
+          </m:e>
+        </m:acc>
+        <m:r>
+          <m:rPr>
+            <m:sty m:val="p"/>
+          </m:rPr>
+          <m:t>=</m:t>
+        </m:r>
+        <m:r>
+          <m:t>a</m:t>
+        </m:r>
+        <m:r>
+          <m:rPr>
+            <m:sty m:val="p"/>
+          </m:rPr>
+          <m:t>+</m:t>
+        </m:r>
+        <m:r>
+          <m:t>b</m:t>
+        </m:r>
+        <m:r>
+          <m:t>X</m:t>
+        </m:r>
+      </m:oMath>
+      <w:r>
+        <w:t xml:space="preserve">, least squares, R², and the four assumptions.</w:t>
+      </w:r>
+    </w:p>
+    <w:tbl>
+      <w:tblPr>
+        <w:tblStyle w:val="Table"/>
+        <w:tblLook w:firstRow="0" w:lastRow="0" w:firstColumn="0" w:lastColumn="0" w:noHBand="0" w:noVBand="0" w:val="0000"/>
+        <w:tblBorders>
+          <w:top w:val="single" w:sz="4" w:space="0" w:color="00A047"/>
+          <w:left w:val="single" w:sz="24" w:space="0" w:color="00A047"/>
+          <w:bottom w:val="single" w:sz="4" w:space="0" w:color="00A047"/>
+          <w:right w:val="single" w:sz="4" w:space="0" w:color="00A047"/>
+        </w:tblBorders>
+        <w:tblCellMar>
+          <w:left w:w="144" w:type="dxa"/>
+          <w:right w:w="144" w:type="dxa"/>
+        </w:tblCellMar>
+        <w:tblLook w:firstRow="0" w:lastRow="0" w:firstColumn="0" w:lastColumn="0" w:noHBand="0" w:noVBand="0" w:val="0000"/>
+      </w:tblPr>
+      <w:tr>
+        <w:trPr>
+          <w:cantSplit/>
+        </w:trPr>
+        <w:tc>
+          <w:tcPr>
+            <w:shd w:color="auto" w:fill="ccf1e3" w:val="clear"/>
+            <w:tcMar>
+              <w:top w:w="92" w:type="dxa"/>
+              <w:bottom w:w="92" w:type="dxa"/>
+            </w:tcMar>
+          </w:tcPr>
+          <w:p>
+            <w:pPr>
+              <w:pStyle w:val="BodyText"/>
+            </w:pPr>
+            <w:pPr>
+              <w:spacing w:before="0" w:after="0"/>
+              <w:textAlignment w:val="center"/>
+            </w:pPr>
+            <w:r>
+              <w:drawing>
+                <wp:inline>
+                  <wp:extent cx="152400" cy="152400"/>
+                  <wp:effectExtent b="0" l="0" r="0" t="0"/>
+                  <wp:docPr descr="" title="" id="20" name="Picture"/>
+                  <a:graphic>
+                    <a:graphicData uri="http://schemas.openxmlformats.org/drawingml/2006/picture">
+                      <pic:pic>
+                        <pic:nvPicPr>
+                          <pic:cNvPr descr="/Applications/Positron.app/Contents/Resources/app/quarto/share/formats/docx/tip.png" id="21" name="Picture"/>
+                          <pic:cNvPicPr>
+                            <a:picLocks noChangeArrowheads="1" noChangeAspect="1"/>
+                          </pic:cNvPicPr>
+                        </pic:nvPicPr>
+                        <pic:blipFill>
+                          <a:blip r:embed="rId13"/>
+                          <a:stretch>
+                            <a:fillRect/>
+                          </a:stretch>
+                        </pic:blipFill>
+                        <pic:spPr bwMode="auto">
+                          <a:xfrm>
+                            <a:off x="0" y="0"/>
+                            <a:ext cx="152400" cy="152400"/>
+                          </a:xfrm>
+                          <a:prstGeom prst="rect">
+                            <a:avLst/>
+                          </a:prstGeom>
+                          <a:noFill/>
+                          <a:ln w="9525">
+                            <a:noFill/>
+                            <a:headEnd/>
+                            <a:tailEnd/>
+                          </a:ln>
+                        </pic:spPr>
+                      </pic:pic>
+                    </a:graphicData>
+                  </a:graphic>
+                </wp:inline>
+              </w:drawing>
+            </w:r>
+            <w:r>
+              <w:t xml:space="preserve"> </w:t>
+            </w:r>
+            <w:r>
+              <w:t xml:space="preserve"> </w:t>
+            </w:r>
+            <w:r>
+              <w:t xml:space="preserve">Tip</w:t>
+            </w:r>
+          </w:p>
+        </w:tc>
+      </w:tr>
+      <w:tr>
+        <w:trPr>
+          <w:cantSplit/>
+        </w:trPr>
+        <w:tc>
+          <w:tcPr>
+            <w:tcMar>
+              <w:top w:w="108" w:type="dxa"/>
+              <w:bottom w:w="108" w:type="dxa"/>
+            </w:tcMar>
+          </w:tcPr>
+          <w:p>
+            <w:pPr>
+              <w:pStyle w:val="BodyText"/>
+            </w:pPr>
+            <w:pPr>
+              <w:spacing w:before="16" w:after="16"/>
+            </w:pPr>
+            <w:r>
+              <w:rPr>
+                <w:b/>
+                <w:bCs/>
+              </w:rPr>
+              <w:t xml:space="preserve">🖐 After this chunk: Activity Parts 1–3</w:t>
+            </w:r>
+            <w:r>
+              <w:t xml:space="preserve"> </w:t>
+            </w:r>
+            <w:r>
+              <w:t xml:space="preserve">(load, inspect, and scatter-plot the paper data).</w:t>
+            </w:r>
+          </w:p>
+          <w:p/>
+        </w:tc>
+      </w:tr>
+    </w:tbl>
+    <w:bookmarkEnd w:id="22"/>
+    <w:bookmarkStart w:id="23" w:name="our-calibration-idea"/>
+    <w:p>
+      <w:pPr>
+        <w:pStyle w:val="Heading1"/>
+      </w:pPr>
+      <w:r>
+        <w:t xml:space="preserve">Our Calibration Idea</w:t>
+      </w:r>
+    </w:p>
+    <w:p>
+      <w:pPr>
+        <w:pStyle w:val="FirstParagraph"/>
+      </w:pPr>
+      <w:r>
+        <w:rPr>
+          <w:b/>
+          <w:bCs/>
+        </w:rPr>
+        <w:t xml:space="preserve">The problem:</w:t>
+      </w:r>
+      <w:r>
+        <w:t xml:space="preserve"> </w:t>
+      </w:r>
+      <w:r>
+        <w:t xml:space="preserve">measuring leaf surface area without a leaf area meter.</w:t>
+      </w:r>
+    </w:p>
+    <w:p>
+      <w:pPr>
+        <w:pStyle w:val="BodyText"/>
+      </w:pPr>
+      <w:r>
+        <w:rPr>
+          <w:b/>
+          <w:bCs/>
+        </w:rPr>
+        <w:t xml:space="preserve">The solution — a calibration curve:</w:t>
       </w:r>
     </w:p>
     <w:p>
@@ -1266,24 +1711,27 @@
         <w:pStyle w:val="Compact"/>
         <w:numPr>
           <w:ilvl w:val="0"/>
-          <w:numId w:val="1008"/>
+          <w:numId w:val="1010"/>
         </w:numPr>
       </w:pPr>
       <w:r>
-        <w:t xml:space="preserve">Trace a leaf on the</w:t>
-      </w:r>
-      <w:r>
-        <w:t xml:space="preserve"> </w:t>
-      </w:r>
-      <w:r>
-        <w:rPr>
-          <w:i/>
-          <w:iCs/>
-        </w:rPr>
-        <w:t xml:space="preserve">same paper</w:t>
-      </w:r>
-      <w:r>
-        <w:t xml:space="preserve">, weigh the tracing</w:t>
+        <w:t xml:space="preserve">Cut paper squares of</w:t>
+      </w:r>
+      <w:r>
+        <w:t xml:space="preserve"> </w:t>
+      </w:r>
+      <w:r>
+        <w:rPr>
+          <w:b/>
+          <w:bCs/>
+        </w:rPr>
+        <w:t xml:space="preserve">known area</w:t>
+      </w:r>
+      <w:r>
+        <w:t xml:space="preserve"> </w:t>
+      </w:r>
+      <w:r>
+        <w:t xml:space="preserve">(1, 4, 16 … 567 cm²)</w:t>
       </w:r>
     </w:p>
     <w:p>
@@ -1291,7 +1739,79 @@
         <w:pStyle w:val="Compact"/>
         <w:numPr>
           <w:ilvl w:val="0"/>
-          <w:numId w:val="1008"/>
+          <w:numId w:val="1010"/>
+        </w:numPr>
+      </w:pPr>
+      <w:r>
+        <w:rPr>
+          <w:b/>
+          <w:bCs/>
+        </w:rPr>
+        <w:t xml:space="preserve">Weigh</w:t>
+      </w:r>
+      <w:r>
+        <w:t xml:space="preserve"> </w:t>
+      </w:r>
+      <w:r>
+        <w:t xml:space="preserve">each square on a precision balance</w:t>
+      </w:r>
+    </w:p>
+    <w:p>
+      <w:pPr>
+        <w:pStyle w:val="Compact"/>
+        <w:numPr>
+          <w:ilvl w:val="0"/>
+          <w:numId w:val="1010"/>
+        </w:numPr>
+      </w:pPr>
+      <w:r>
+        <w:t xml:space="preserve">Fit a</w:t>
+      </w:r>
+      <w:r>
+        <w:t xml:space="preserve"> </w:t>
+      </w:r>
+      <w:r>
+        <w:rPr>
+          <w:b/>
+          <w:bCs/>
+        </w:rPr>
+        <w:t xml:space="preserve">regression line</w:t>
+      </w:r>
+      <w:r>
+        <w:t xml:space="preserve">: area ~ mass</w:t>
+      </w:r>
+    </w:p>
+    <w:p>
+      <w:pPr>
+        <w:pStyle w:val="Compact"/>
+        <w:numPr>
+          <w:ilvl w:val="0"/>
+          <w:numId w:val="1010"/>
+        </w:numPr>
+      </w:pPr>
+      <w:r>
+        <w:t xml:space="preserve">Trace a leaf on the</w:t>
+      </w:r>
+      <w:r>
+        <w:t xml:space="preserve"> </w:t>
+      </w:r>
+      <w:r>
+        <w:rPr>
+          <w:i/>
+          <w:iCs/>
+        </w:rPr>
+        <w:t xml:space="preserve">same paper</w:t>
+      </w:r>
+      <w:r>
+        <w:t xml:space="preserve">, weigh the tracing</w:t>
+      </w:r>
+    </w:p>
+    <w:p>
+      <w:pPr>
+        <w:pStyle w:val="Compact"/>
+        <w:numPr>
+          <w:ilvl w:val="0"/>
+          <w:numId w:val="1010"/>
         </w:numPr>
       </w:pPr>
       <w:r>
@@ -1592,8 +2112,8 @@
         <w:t xml:space="preserve">📖 W&amp;S §17.1, Example 17.1 (the same logic: measure X to predict Y)</w:t>
       </w:r>
     </w:p>
-    <w:bookmarkEnd w:id="17"/>
-    <w:bookmarkStart w:id="18" w:name="what-is-linear-regression"/>
+    <w:bookmarkEnd w:id="23"/>
+    <w:bookmarkStart w:id="24" w:name="what-is-linear-regression"/>
     <w:p>
       <w:pPr>
         <w:pStyle w:val="Heading1"/>
@@ -1824,7 +2344,7 @@
         <w:pStyle w:val="Compact"/>
         <w:numPr>
           <w:ilvl w:val="0"/>
-          <w:numId w:val="1009"/>
+          <w:numId w:val="1011"/>
         </w:numPr>
       </w:pPr>
       <w:r>
@@ -1846,7 +2366,7 @@
         <w:pStyle w:val="Compact"/>
         <w:numPr>
           <w:ilvl w:val="0"/>
-          <w:numId w:val="1009"/>
+          <w:numId w:val="1011"/>
         </w:numPr>
       </w:pPr>
       <w:r>
@@ -1874,7 +2394,7 @@
         <w:pStyle w:val="Compact"/>
         <w:numPr>
           <w:ilvl w:val="0"/>
-          <w:numId w:val="1009"/>
+          <w:numId w:val="1011"/>
         </w:numPr>
       </w:pPr>
       <w:r>
@@ -2048,8 +2568,8 @@
         <w:t xml:space="preserve">. The t-test produces a decision about group means.</w:t>
       </w:r>
     </w:p>
-    <w:bookmarkEnd w:id="18"/>
-    <w:bookmarkStart w:id="19" w:name="the-regression-equation"/>
+    <w:bookmarkEnd w:id="24"/>
+    <w:bookmarkStart w:id="25" w:name="the-regression-equation"/>
     <w:p>
       <w:pPr>
         <w:pStyle w:val="Heading1"/>
@@ -2560,8 +3080,8 @@
         <w:t xml:space="preserve">📖 W&amp;S §17.1 pp. 543–545</w:t>
       </w:r>
     </w:p>
-    <w:bookmarkEnd w:id="19"/>
-    <w:bookmarkStart w:id="20" w:name="residuals-and-least-squares"/>
+    <w:bookmarkEnd w:id="25"/>
+    <w:bookmarkStart w:id="26" w:name="residuals-and-least-squares"/>
     <w:p>
       <w:pPr>
         <w:pStyle w:val="Heading1"/>
@@ -2845,7 +3365,7 @@
         <w:pStyle w:val="Compact"/>
         <w:numPr>
           <w:ilvl w:val="0"/>
-          <w:numId w:val="1010"/>
+          <w:numId w:val="1012"/>
         </w:numPr>
       </w:pPr>
       <w:r>
@@ -2856,7 +3376,7 @@
       <w:pPr>
         <w:numPr>
           <w:ilvl w:val="1"/>
-          <w:numId w:val="1011"/>
+          <w:numId w:val="1013"/>
         </w:numPr>
       </w:pPr>
       <w:r>
@@ -2883,7 +3403,7 @@
       <w:pPr>
         <w:numPr>
           <w:ilvl w:val="1"/>
-          <w:numId w:val="1011"/>
+          <w:numId w:val="1013"/>
         </w:numPr>
       </w:pPr>
       <w:r>
@@ -2911,7 +3431,7 @@
         <w:pStyle w:val="Compact"/>
         <w:numPr>
           <w:ilvl w:val="0"/>
-          <w:numId w:val="1010"/>
+          <w:numId w:val="1012"/>
         </w:numPr>
       </w:pPr>
       <w:r>
@@ -2923,7 +3443,7 @@
         <w:pStyle w:val="Compact"/>
         <w:numPr>
           <w:ilvl w:val="0"/>
-          <w:numId w:val="1010"/>
+          <w:numId w:val="1012"/>
         </w:numPr>
       </w:pPr>
       <w:r>
@@ -3085,8 +3605,8 @@
         <w:t xml:space="preserve">residual. The sum of all residuals = 0.</w:t>
       </w:r>
     </w:p>
-    <w:bookmarkEnd w:id="20"/>
-    <w:bookmarkStart w:id="21" w:name="r²-how-much-does-x-explain"/>
+    <w:bookmarkEnd w:id="26"/>
+    <w:bookmarkStart w:id="29" w:name="r²-how-much-does-x-explain"/>
     <w:p>
       <w:pPr>
         <w:pStyle w:val="Heading1"/>
@@ -3095,9 +3615,148 @@
         <w:t xml:space="preserve">R² — How Much Does X Explain?</w:t>
       </w:r>
     </w:p>
-    <w:p>
-      <w:pPr>
-        <w:pStyle w:val="FirstParagraph"/>
+    <w:tbl>
+      <w:tblPr>
+        <w:tblStyle w:val="Table"/>
+        <w:tblLook w:firstRow="0" w:lastRow="0" w:firstColumn="0" w:lastColumn="0" w:noHBand="0" w:noVBand="0" w:val="0000"/>
+        <w:tblBorders>
+          <w:top w:val="single" w:sz="4" w:space="0" w:color="0758E5"/>
+          <w:left w:val="single" w:sz="24" w:space="0" w:color="0758E5"/>
+          <w:bottom w:val="single" w:sz="4" w:space="0" w:color="0758E5"/>
+          <w:right w:val="single" w:sz="4" w:space="0" w:color="0758E5"/>
+        </w:tblBorders>
+        <w:tblCellMar>
+          <w:left w:w="144" w:type="dxa"/>
+          <w:right w:w="144" w:type="dxa"/>
+        </w:tblCellMar>
+        <w:tblLook w:firstRow="0" w:lastRow="0" w:firstColumn="0" w:lastColumn="0" w:noHBand="0" w:noVBand="0" w:val="0000"/>
+      </w:tblPr>
+      <w:tr>
+        <w:trPr>
+          <w:cantSplit/>
+        </w:trPr>
+        <w:tc>
+          <w:tcPr>
+            <w:shd w:color="auto" w:fill="dae6fb" w:val="clear"/>
+            <w:tcMar>
+              <w:top w:w="92" w:type="dxa"/>
+              <w:bottom w:w="92" w:type="dxa"/>
+            </w:tcMar>
+          </w:tcPr>
+          <w:p>
+            <w:pPr>
+              <w:pStyle w:val="FirstParagraph"/>
+            </w:pPr>
+            <w:pPr>
+              <w:spacing w:before="0" w:after="0"/>
+              <w:textAlignment w:val="center"/>
+            </w:pPr>
+            <w:r>
+              <w:drawing>
+                <wp:inline>
+                  <wp:extent cx="152400" cy="152400"/>
+                  <wp:effectExtent b="0" l="0" r="0" t="0"/>
+                  <wp:docPr descr="" title="" id="27" name="Picture"/>
+                  <a:graphic>
+                    <a:graphicData uri="http://schemas.openxmlformats.org/drawingml/2006/picture">
+                      <pic:pic>
+                        <pic:nvPicPr>
+                          <pic:cNvPr descr="/Applications/Positron.app/Contents/Resources/app/quarto/share/formats/docx/note.png" id="28" name="Picture"/>
+                          <pic:cNvPicPr>
+                            <a:picLocks noChangeArrowheads="1" noChangeAspect="1"/>
+                          </pic:cNvPicPr>
+                        </pic:nvPicPr>
+                        <pic:blipFill>
+                          <a:blip r:embed="rId9"/>
+                          <a:stretch>
+                            <a:fillRect/>
+                          </a:stretch>
+                        </pic:blipFill>
+                        <pic:spPr bwMode="auto">
+                          <a:xfrm>
+                            <a:off x="0" y="0"/>
+                            <a:ext cx="152400" cy="152400"/>
+                          </a:xfrm>
+                          <a:prstGeom prst="rect">
+                            <a:avLst/>
+                          </a:prstGeom>
+                          <a:noFill/>
+                          <a:ln w="9525">
+                            <a:noFill/>
+                            <a:headEnd/>
+                            <a:tailEnd/>
+                          </a:ln>
+                        </pic:spPr>
+                      </pic:pic>
+                    </a:graphicData>
+                  </a:graphic>
+                </wp:inline>
+              </w:drawing>
+            </w:r>
+            <w:r>
+              <w:t xml:space="preserve"> </w:t>
+            </w:r>
+            <w:r>
+              <w:t xml:space="preserve"> </w:t>
+            </w:r>
+            <w:r>
+              <w:t xml:space="preserve">Note</w:t>
+            </w:r>
+          </w:p>
+        </w:tc>
+      </w:tr>
+      <w:tr>
+        <w:trPr>
+          <w:cantSplit/>
+        </w:trPr>
+        <w:tc>
+          <w:tcPr>
+            <w:tcMar>
+              <w:top w:w="108" w:type="dxa"/>
+              <w:bottom w:w="108" w:type="dxa"/>
+            </w:tcMar>
+          </w:tcPr>
+          <w:p>
+            <w:pPr>
+              <w:pStyle w:val="BodyText"/>
+            </w:pPr>
+            <w:pPr>
+              <w:spacing w:before="16" w:after="16"/>
+            </w:pPr>
+            <w:r>
+              <w:rPr>
+                <w:b/>
+                <w:bCs/>
+              </w:rPr>
+              <w:t xml:space="preserve">🔮 Predict first:</w:t>
+            </w:r>
+            <w:r>
+              <w:t xml:space="preserve"> </w:t>
+            </w:r>
+            <w:r>
+              <w:t xml:space="preserve">Paper of uniform stock has constant area-per-gram. Before you see any output, predict: will R² be near</w:t>
+            </w:r>
+            <w:r>
+              <w:t xml:space="preserve"> </w:t>
+            </w:r>
+            <w:r>
+              <w:rPr>
+                <w:b/>
+                <w:bCs/>
+              </w:rPr>
+              <w:t xml:space="preserve">0, 0.5, or 1</w:t>
+            </w:r>
+            <w:r>
+              <w:t xml:space="preserve">?</w:t>
+            </w:r>
+          </w:p>
+          <w:p/>
+        </w:tc>
+      </w:tr>
+    </w:tbl>
+    <w:p>
+      <w:pPr>
+        <w:pStyle w:val="BodyText"/>
       </w:pPr>
       <m:oMathPara>
         <m:oMathParaPr>
@@ -3239,7 +3898,7 @@
         <w:pStyle w:val="Compact"/>
         <w:numPr>
           <w:ilvl w:val="0"/>
-          <w:numId w:val="1012"/>
+          <w:numId w:val="1014"/>
         </w:numPr>
       </w:pPr>
       <w:r>
@@ -3261,7 +3920,7 @@
         <w:pStyle w:val="Compact"/>
         <w:numPr>
           <w:ilvl w:val="0"/>
-          <w:numId w:val="1012"/>
+          <w:numId w:val="1014"/>
         </w:numPr>
       </w:pPr>
       <w:r>
@@ -3283,7 +3942,7 @@
         <w:pStyle w:val="Compact"/>
         <w:numPr>
           <w:ilvl w:val="0"/>
-          <w:numId w:val="1012"/>
+          <w:numId w:val="1014"/>
         </w:numPr>
       </w:pPr>
       <w:r>
@@ -3512,8 +4171,8 @@
         <w:t xml:space="preserve">A significant slope with a low R² is possible (weak but real relationship). In biology, R² values of 0.3–0.7 are common and meaningful.</w:t>
       </w:r>
     </w:p>
-    <w:bookmarkEnd w:id="21"/>
-    <w:bookmarkStart w:id="25" w:name="assumptions-of-regression"/>
+    <w:bookmarkEnd w:id="29"/>
+    <w:bookmarkStart w:id="33" w:name="assumptions-of-regression"/>
     <w:p>
       <w:pPr>
         <w:pStyle w:val="Heading1"/>
@@ -3802,18 +4461,18 @@
                 <wp:inline>
                   <wp:extent cx="152400" cy="152400"/>
                   <wp:effectExtent b="0" l="0" r="0" t="0"/>
-                  <wp:docPr descr="" title="" id="23" name="Picture"/>
+                  <wp:docPr descr="" title="" id="31" name="Picture"/>
                   <a:graphic>
                     <a:graphicData uri="http://schemas.openxmlformats.org/drawingml/2006/picture">
                       <pic:pic>
                         <pic:nvPicPr>
-                          <pic:cNvPr descr="/Applications/Positron.app/Contents/Resources/app/quarto/share/formats/docx/important.png" id="24" name="Picture"/>
+                          <pic:cNvPr descr="/Applications/Positron.app/Contents/Resources/app/quarto/share/formats/docx/important.png" id="32" name="Picture"/>
                           <pic:cNvPicPr>
                             <a:picLocks noChangeArrowheads="1" noChangeAspect="1"/>
                           </pic:cNvPicPr>
                         </pic:nvPicPr>
                         <pic:blipFill>
-                          <a:blip r:embed="rId22"/>
+                          <a:blip r:embed="rId30"/>
                           <a:stretch>
                             <a:fillRect/>
                           </a:stretch>
@@ -3924,8 +4583,255 @@
         <w:t xml:space="preserve">📖 W&amp;S §17.5 pp. 557–560 (Figures 17.5-1, 17.5-4)</w:t>
       </w:r>
     </w:p>
-    <w:bookmarkEnd w:id="25"/>
-    <w:bookmarkStart w:id="28" w:name="load-libraries-and-data"/>
+    <w:bookmarkEnd w:id="33"/>
+    <w:bookmarkStart w:id="34" w:name="pause-do-activity-parts-13-now"/>
+    <w:p>
+      <w:pPr>
+        <w:pStyle w:val="Heading1"/>
+      </w:pPr>
+      <w:r>
+        <w:t xml:space="preserve">🛑 Pause — Do Activity Parts 1–3 Now</w:t>
+      </w:r>
+    </w:p>
+    <w:p>
+      <w:pPr>
+        <w:pStyle w:val="FirstParagraph"/>
+      </w:pPr>
+      <w:r>
+        <w:t xml:space="preserve">Load</w:t>
+      </w:r>
+      <w:r>
+        <w:t xml:space="preserve"> </w:t>
+      </w:r>
+      <w:r>
+        <w:rPr>
+          <w:rStyle w:val="VerbatimChar"/>
+        </w:rPr>
+        <w:t xml:space="preserve">paper_area_weights.xlsx</w:t>
+      </w:r>
+      <w:r>
+        <w:t xml:space="preserve">, inspect it with</w:t>
+      </w:r>
+      <w:r>
+        <w:t xml:space="preserve"> </w:t>
+      </w:r>
+      <w:r>
+        <w:rPr>
+          <w:rStyle w:val="VerbatimChar"/>
+        </w:rPr>
+        <w:t xml:space="preserve">skim()</w:t>
+      </w:r>
+      <w:r>
+        <w:t xml:space="preserve">, and make the scatter of area vs mass. Predict the shape before you plot it.</w:t>
+      </w:r>
+    </w:p>
+    <w:bookmarkEnd w:id="34"/>
+    <w:bookmarkStart w:id="37" w:name="chunk-2-of-4-fit-the-model-read-it"/>
+    <w:p>
+      <w:pPr>
+        <w:pStyle w:val="Heading1"/>
+      </w:pPr>
+      <w:r>
+        <w:t xml:space="preserve">🧩 Chunk 2 of 4 · Fit the Model &amp; Read It</w:t>
+      </w:r>
+    </w:p>
+    <w:p>
+      <w:pPr>
+        <w:pStyle w:val="FirstParagraph"/>
+      </w:pPr>
+      <w:r>
+        <w:rPr>
+          <w:b/>
+          <w:bCs/>
+        </w:rPr>
+        <w:t xml:space="preserve">We will cover:</w:t>
+      </w:r>
+      <w:r>
+        <w:t xml:space="preserve"> </w:t>
+      </w:r>
+      <w:r>
+        <w:t xml:space="preserve">loading the data,</w:t>
+      </w:r>
+      <w:r>
+        <w:t xml:space="preserve"> </w:t>
+      </w:r>
+      <w:r>
+        <w:rPr>
+          <w:rStyle w:val="VerbatimChar"/>
+        </w:rPr>
+        <w:t xml:space="preserve">lm()</w:t>
+      </w:r>
+      <w:r>
+        <w:t xml:space="preserve">, and reading every line of</w:t>
+      </w:r>
+      <w:r>
+        <w:t xml:space="preserve"> </w:t>
+      </w:r>
+      <w:r>
+        <w:rPr>
+          <w:rStyle w:val="VerbatimChar"/>
+        </w:rPr>
+        <w:t xml:space="preserve">summary()</w:t>
+      </w:r>
+      <w:r>
+        <w:t xml:space="preserve"> </w:t>
+      </w:r>
+      <w:r>
+        <w:t xml:space="preserve">— slope, intercept, and R².</w:t>
+      </w:r>
+    </w:p>
+    <w:tbl>
+      <w:tblPr>
+        <w:tblStyle w:val="Table"/>
+        <w:tblLook w:firstRow="0" w:lastRow="0" w:firstColumn="0" w:lastColumn="0" w:noHBand="0" w:noVBand="0" w:val="0000"/>
+        <w:tblBorders>
+          <w:top w:val="single" w:sz="4" w:space="0" w:color="00A047"/>
+          <w:left w:val="single" w:sz="24" w:space="0" w:color="00A047"/>
+          <w:bottom w:val="single" w:sz="4" w:space="0" w:color="00A047"/>
+          <w:right w:val="single" w:sz="4" w:space="0" w:color="00A047"/>
+        </w:tblBorders>
+        <w:tblCellMar>
+          <w:left w:w="144" w:type="dxa"/>
+          <w:right w:w="144" w:type="dxa"/>
+        </w:tblCellMar>
+        <w:tblLook w:firstRow="0" w:lastRow="0" w:firstColumn="0" w:lastColumn="0" w:noHBand="0" w:noVBand="0" w:val="0000"/>
+      </w:tblPr>
+      <w:tr>
+        <w:trPr>
+          <w:cantSplit/>
+        </w:trPr>
+        <w:tc>
+          <w:tcPr>
+            <w:shd w:color="auto" w:fill="ccf1e3" w:val="clear"/>
+            <w:tcMar>
+              <w:top w:w="92" w:type="dxa"/>
+              <w:bottom w:w="92" w:type="dxa"/>
+            </w:tcMar>
+          </w:tcPr>
+          <w:p>
+            <w:pPr>
+              <w:pStyle w:val="BodyText"/>
+            </w:pPr>
+            <w:pPr>
+              <w:spacing w:before="0" w:after="0"/>
+              <w:textAlignment w:val="center"/>
+            </w:pPr>
+            <w:r>
+              <w:drawing>
+                <wp:inline>
+                  <wp:extent cx="152400" cy="152400"/>
+                  <wp:effectExtent b="0" l="0" r="0" t="0"/>
+                  <wp:docPr descr="" title="" id="35" name="Picture"/>
+                  <a:graphic>
+                    <a:graphicData uri="http://schemas.openxmlformats.org/drawingml/2006/picture">
+                      <pic:pic>
+                        <pic:nvPicPr>
+                          <pic:cNvPr descr="/Applications/Positron.app/Contents/Resources/app/quarto/share/formats/docx/tip.png" id="36" name="Picture"/>
+                          <pic:cNvPicPr>
+                            <a:picLocks noChangeArrowheads="1" noChangeAspect="1"/>
+                          </pic:cNvPicPr>
+                        </pic:nvPicPr>
+                        <pic:blipFill>
+                          <a:blip r:embed="rId13"/>
+                          <a:stretch>
+                            <a:fillRect/>
+                          </a:stretch>
+                        </pic:blipFill>
+                        <pic:spPr bwMode="auto">
+                          <a:xfrm>
+                            <a:off x="0" y="0"/>
+                            <a:ext cx="152400" cy="152400"/>
+                          </a:xfrm>
+                          <a:prstGeom prst="rect">
+                            <a:avLst/>
+                          </a:prstGeom>
+                          <a:noFill/>
+                          <a:ln w="9525">
+                            <a:noFill/>
+                            <a:headEnd/>
+                            <a:tailEnd/>
+                          </a:ln>
+                        </pic:spPr>
+                      </pic:pic>
+                    </a:graphicData>
+                  </a:graphic>
+                </wp:inline>
+              </w:drawing>
+            </w:r>
+            <w:r>
+              <w:t xml:space="preserve"> </w:t>
+            </w:r>
+            <w:r>
+              <w:t xml:space="preserve"> </w:t>
+            </w:r>
+            <w:r>
+              <w:t xml:space="preserve">Tip</w:t>
+            </w:r>
+          </w:p>
+        </w:tc>
+      </w:tr>
+      <w:tr>
+        <w:trPr>
+          <w:cantSplit/>
+        </w:trPr>
+        <w:tc>
+          <w:tcPr>
+            <w:tcMar>
+              <w:top w:w="108" w:type="dxa"/>
+              <w:bottom w:w="108" w:type="dxa"/>
+            </w:tcMar>
+          </w:tcPr>
+          <w:p>
+            <w:pPr>
+              <w:pStyle w:val="BodyText"/>
+            </w:pPr>
+            <w:pPr>
+              <w:spacing w:before="16" w:after="16"/>
+            </w:pPr>
+            <w:r>
+              <w:rPr>
+                <w:b/>
+                <w:bCs/>
+              </w:rPr>
+              <w:t xml:space="preserve">🖐 After this chunk: Activity Parts 4–7</w:t>
+            </w:r>
+            <w:r>
+              <w:t xml:space="preserve"> </w:t>
+            </w:r>
+            <w:r>
+              <w:t xml:space="preserve">(fit</w:t>
+            </w:r>
+            <w:r>
+              <w:t xml:space="preserve"> </w:t>
+            </w:r>
+            <w:r>
+              <w:rPr>
+                <w:rStyle w:val="VerbatimChar"/>
+              </w:rPr>
+              <w:t xml:space="preserve">lm()</w:t>
+            </w:r>
+            <w:r>
+              <w:t xml:space="preserve">, decode</w:t>
+            </w:r>
+            <w:r>
+              <w:t xml:space="preserve"> </w:t>
+            </w:r>
+            <w:r>
+              <w:rPr>
+                <w:rStyle w:val="VerbatimChar"/>
+              </w:rPr>
+              <w:t xml:space="preserve">summary()</w:t>
+            </w:r>
+            <w:r>
+              <w:t xml:space="preserve">, pull the equation and R²).</w:t>
+            </w:r>
+          </w:p>
+          <w:p/>
+        </w:tc>
+      </w:tr>
+    </w:tbl>
+    <w:bookmarkEnd w:id="37"/>
+    <w:bookmarkStart w:id="40" w:name="load-libraries-and-data"/>
     <w:p>
       <w:pPr>
         <w:pStyle w:val="Heading1"/>
@@ -4105,12 +5011,12 @@
                 <wp:inline>
                   <wp:extent cx="152400" cy="152400"/>
                   <wp:effectExtent b="0" l="0" r="0" t="0"/>
-                  <wp:docPr descr="" title="" id="26" name="Picture"/>
+                  <wp:docPr descr="" title="" id="38" name="Picture"/>
                   <a:graphic>
                     <a:graphicData uri="http://schemas.openxmlformats.org/drawingml/2006/picture">
                       <pic:pic>
                         <pic:nvPicPr>
-                          <pic:cNvPr descr="/Applications/Positron.app/Contents/Resources/app/quarto/share/formats/docx/note.png" id="27" name="Picture"/>
+                          <pic:cNvPr descr="/Applications/Positron.app/Contents/Resources/app/quarto/share/formats/docx/note.png" id="39" name="Picture"/>
                           <pic:cNvPicPr>
                             <a:picLocks noChangeArrowheads="1" noChangeAspect="1"/>
                           </pic:cNvPicPr>
@@ -4211,8 +5117,8 @@
         </w:tc>
       </w:tr>
     </w:tbl>
-    <w:bookmarkEnd w:id="28"/>
-    <w:bookmarkStart w:id="29" w:name="inspect-the-data"/>
+    <w:bookmarkEnd w:id="40"/>
+    <w:bookmarkStart w:id="41" w:name="inspect-the-data"/>
     <w:p>
       <w:pPr>
         <w:pStyle w:val="Heading1"/>
@@ -5193,8 +6099,8 @@
         <w:t xml:space="preserve">10      567     5 4.35   </w:t>
       </w:r>
     </w:p>
-    <w:bookmarkEnd w:id="29"/>
-    <w:bookmarkStart w:id="33" w:name="first-plot-scatter"/>
+    <w:bookmarkEnd w:id="41"/>
+    <w:bookmarkStart w:id="45" w:name="first-plot-scatter"/>
     <w:p>
       <w:pPr>
         <w:pStyle w:val="Heading1"/>
@@ -5547,18 +6453,18 @@
           <wp:inline>
             <wp:extent cx="5943600" cy="5943600"/>
             <wp:effectExtent b="0" l="0" r="0" t="0"/>
-            <wp:docPr descr="" title="" id="31" name="Picture"/>
+            <wp:docPr descr="" title="" id="43" name="Picture"/>
             <a:graphic>
               <a:graphicData uri="http://schemas.openxmlformats.org/drawingml/2006/picture">
                 <pic:pic>
                   <pic:nvPicPr>
-                    <pic:cNvPr descr="regressions_files/figure-docx/scatter-raw-05-1.png" id="32" name="Picture"/>
+                    <pic:cNvPr descr="regressions_files/figure-docx/scatter-raw-05-1.png" id="44" name="Picture"/>
                     <pic:cNvPicPr>
                       <a:picLocks noChangeArrowheads="1" noChangeAspect="1"/>
                     </pic:cNvPicPr>
                   </pic:nvPicPr>
                   <pic:blipFill>
-                    <a:blip r:embed="rId30"/>
+                    <a:blip r:embed="rId42"/>
                     <a:stretch>
                       <a:fillRect/>
                     </a:stretch>
@@ -5602,7 +6508,7 @@
         <w:pStyle w:val="Compact"/>
         <w:numPr>
           <w:ilvl w:val="0"/>
-          <w:numId w:val="1013"/>
+          <w:numId w:val="1015"/>
         </w:numPr>
       </w:pPr>
       <w:r>
@@ -5627,7 +6533,7 @@
         <w:pStyle w:val="Compact"/>
         <w:numPr>
           <w:ilvl w:val="0"/>
-          <w:numId w:val="1013"/>
+          <w:numId w:val="1015"/>
         </w:numPr>
       </w:pPr>
       <w:r>
@@ -5652,7 +6558,7 @@
         <w:pStyle w:val="Compact"/>
         <w:numPr>
           <w:ilvl w:val="0"/>
-          <w:numId w:val="1013"/>
+          <w:numId w:val="1015"/>
         </w:numPr>
       </w:pPr>
       <w:r>
@@ -5688,8 +6594,8 @@
         <w:t xml:space="preserve">📖 W&amp;S §17.1 p. 541</w:t>
       </w:r>
     </w:p>
-    <w:bookmarkEnd w:id="33"/>
-    <w:bookmarkStart w:id="34" w:name="fit-the-model-with-lm---linear-model"/>
+    <w:bookmarkEnd w:id="45"/>
+    <w:bookmarkStart w:id="48" w:name="fit-the-model-with-lm---linear-model"/>
     <w:p>
       <w:pPr>
         <w:pStyle w:val="Heading1"/>
@@ -5707,6 +6613,145 @@
         <w:t xml:space="preserve">lm() - Linear Model</w:t>
       </w:r>
     </w:p>
+    <w:tbl>
+      <w:tblPr>
+        <w:tblStyle w:val="Table"/>
+        <w:tblLook w:firstRow="0" w:lastRow="0" w:firstColumn="0" w:lastColumn="0" w:noHBand="0" w:noVBand="0" w:val="0000"/>
+        <w:tblBorders>
+          <w:top w:val="single" w:sz="4" w:space="0" w:color="0758E5"/>
+          <w:left w:val="single" w:sz="24" w:space="0" w:color="0758E5"/>
+          <w:bottom w:val="single" w:sz="4" w:space="0" w:color="0758E5"/>
+          <w:right w:val="single" w:sz="4" w:space="0" w:color="0758E5"/>
+        </w:tblBorders>
+        <w:tblCellMar>
+          <w:left w:w="144" w:type="dxa"/>
+          <w:right w:w="144" w:type="dxa"/>
+        </w:tblCellMar>
+        <w:tblLook w:firstRow="0" w:lastRow="0" w:firstColumn="0" w:lastColumn="0" w:noHBand="0" w:noVBand="0" w:val="0000"/>
+      </w:tblPr>
+      <w:tr>
+        <w:trPr>
+          <w:cantSplit/>
+        </w:trPr>
+        <w:tc>
+          <w:tcPr>
+            <w:shd w:color="auto" w:fill="dae6fb" w:val="clear"/>
+            <w:tcMar>
+              <w:top w:w="92" w:type="dxa"/>
+              <w:bottom w:w="92" w:type="dxa"/>
+            </w:tcMar>
+          </w:tcPr>
+          <w:p>
+            <w:pPr>
+              <w:pStyle w:val="FirstParagraph"/>
+            </w:pPr>
+            <w:pPr>
+              <w:spacing w:before="0" w:after="0"/>
+              <w:textAlignment w:val="center"/>
+            </w:pPr>
+            <w:r>
+              <w:drawing>
+                <wp:inline>
+                  <wp:extent cx="152400" cy="152400"/>
+                  <wp:effectExtent b="0" l="0" r="0" t="0"/>
+                  <wp:docPr descr="" title="" id="46" name="Picture"/>
+                  <a:graphic>
+                    <a:graphicData uri="http://schemas.openxmlformats.org/drawingml/2006/picture">
+                      <pic:pic>
+                        <pic:nvPicPr>
+                          <pic:cNvPr descr="/Applications/Positron.app/Contents/Resources/app/quarto/share/formats/docx/note.png" id="47" name="Picture"/>
+                          <pic:cNvPicPr>
+                            <a:picLocks noChangeArrowheads="1" noChangeAspect="1"/>
+                          </pic:cNvPicPr>
+                        </pic:nvPicPr>
+                        <pic:blipFill>
+                          <a:blip r:embed="rId9"/>
+                          <a:stretch>
+                            <a:fillRect/>
+                          </a:stretch>
+                        </pic:blipFill>
+                        <pic:spPr bwMode="auto">
+                          <a:xfrm>
+                            <a:off x="0" y="0"/>
+                            <a:ext cx="152400" cy="152400"/>
+                          </a:xfrm>
+                          <a:prstGeom prst="rect">
+                            <a:avLst/>
+                          </a:prstGeom>
+                          <a:noFill/>
+                          <a:ln w="9525">
+                            <a:noFill/>
+                            <a:headEnd/>
+                            <a:tailEnd/>
+                          </a:ln>
+                        </pic:spPr>
+                      </pic:pic>
+                    </a:graphicData>
+                  </a:graphic>
+                </wp:inline>
+              </w:drawing>
+            </w:r>
+            <w:r>
+              <w:t xml:space="preserve"> </w:t>
+            </w:r>
+            <w:r>
+              <w:t xml:space="preserve"> </w:t>
+            </w:r>
+            <w:r>
+              <w:t xml:space="preserve">Note</w:t>
+            </w:r>
+          </w:p>
+        </w:tc>
+      </w:tr>
+      <w:tr>
+        <w:trPr>
+          <w:cantSplit/>
+        </w:trPr>
+        <w:tc>
+          <w:tcPr>
+            <w:tcMar>
+              <w:top w:w="108" w:type="dxa"/>
+              <w:bottom w:w="108" w:type="dxa"/>
+            </w:tcMar>
+          </w:tcPr>
+          <w:p>
+            <w:pPr>
+              <w:pStyle w:val="BodyText"/>
+            </w:pPr>
+            <w:pPr>
+              <w:spacing w:before="16" w:after="16"/>
+            </w:pPr>
+            <w:r>
+              <w:rPr>
+                <w:b/>
+                <w:bCs/>
+              </w:rPr>
+              <w:t xml:space="preserve">🔮 Predict first:</w:t>
+            </w:r>
+            <w:r>
+              <w:t xml:space="preserve"> </w:t>
+            </w:r>
+            <w:r>
+              <w:t xml:space="preserve">area rises with mass. Before you read the output — will the slope be</w:t>
+            </w:r>
+            <w:r>
+              <w:t xml:space="preserve"> </w:t>
+            </w:r>
+            <w:r>
+              <w:rPr>
+                <w:b/>
+                <w:bCs/>
+              </w:rPr>
+              <w:t xml:space="preserve">positive or negative</w:t>
+            </w:r>
+            <w:r>
+              <w:t xml:space="preserve">? Roughly how many cm² per gram of paper?</w:t>
+            </w:r>
+          </w:p>
+          <w:p/>
+        </w:tc>
+      </w:tr>
+    </w:tbl>
     <w:p>
       <w:pPr>
         <w:pStyle w:val="SourceCode"/>
@@ -5996,7 +7041,7 @@
         <w:pStyle w:val="Compact"/>
         <w:numPr>
           <w:ilvl w:val="0"/>
-          <w:numId w:val="1014"/>
+          <w:numId w:val="1016"/>
         </w:numPr>
       </w:pPr>
       <w:r>
@@ -6011,7 +7056,7 @@
         <w:pStyle w:val="Compact"/>
         <w:numPr>
           <w:ilvl w:val="1"/>
-          <w:numId w:val="1015"/>
+          <w:numId w:val="1017"/>
         </w:numPr>
       </w:pPr>
       <w:r>
@@ -6057,7 +7102,7 @@
         <w:pStyle w:val="Compact"/>
         <w:numPr>
           <w:ilvl w:val="1"/>
-          <w:numId w:val="1015"/>
+          <w:numId w:val="1017"/>
         </w:numPr>
       </w:pPr>
       <w:r>
@@ -6088,7 +7133,7 @@
         <w:pStyle w:val="Compact"/>
         <w:numPr>
           <w:ilvl w:val="1"/>
-          <w:numId w:val="1015"/>
+          <w:numId w:val="1017"/>
         </w:numPr>
       </w:pPr>
       <w:r>
@@ -6115,7 +7160,7 @@
         <w:pStyle w:val="Compact"/>
         <w:numPr>
           <w:ilvl w:val="0"/>
-          <w:numId w:val="1014"/>
+          <w:numId w:val="1016"/>
         </w:numPr>
       </w:pPr>
       <w:r>
@@ -6148,7 +7193,7 @@
         <w:pStyle w:val="Compact"/>
         <w:numPr>
           <w:ilvl w:val="0"/>
-          <w:numId w:val="1014"/>
+          <w:numId w:val="1016"/>
         </w:numPr>
       </w:pPr>
       <w:r>
@@ -6176,15 +7221,15 @@
         <w:pStyle w:val="Compact"/>
         <w:numPr>
           <w:ilvl w:val="0"/>
-          <w:numId w:val="1014"/>
+          <w:numId w:val="1016"/>
         </w:numPr>
       </w:pPr>
       <w:r>
         <w:t xml:space="preserve">📖 W&amp;S §17.1 p. 543</w:t>
       </w:r>
     </w:p>
-    <w:bookmarkEnd w:id="34"/>
-    <w:bookmarkStart w:id="35" w:name="reading-the-summary-output"/>
+    <w:bookmarkEnd w:id="48"/>
+    <w:bookmarkStart w:id="49" w:name="reading-the-summary-output"/>
     <w:p>
       <w:pPr>
         <w:pStyle w:val="Heading1"/>
@@ -6764,8 +7809,8 @@
         <w:t xml:space="preserve">📖 W&amp;S §17.3 p. 551–553</w:t>
       </w:r>
     </w:p>
-    <w:bookmarkEnd w:id="35"/>
-    <w:bookmarkStart w:id="36" w:name="the-calibration-equation-and-r²"/>
+    <w:bookmarkEnd w:id="49"/>
+    <w:bookmarkStart w:id="50" w:name="the-calibration-equation-and-r²"/>
     <w:p>
       <w:pPr>
         <w:pStyle w:val="Heading1"/>
@@ -7281,1493 +8326,6 @@
           <w:rStyle w:val="VerbatimChar"/>
         </w:rPr>
         <w:t xml:space="preserve">  Every 1 g of paper = 130.5 cm² of area</w:t>
-      </w:r>
-    </w:p>
-    <w:p>
-      <w:pPr>
-        <w:pStyle w:val="Compact"/>
-        <w:numPr>
-          <w:ilvl w:val="0"/>
-          <w:numId w:val="1016"/>
-        </w:numPr>
-      </w:pPr>
-      <w:r>
-        <w:rPr>
-          <w:b/>
-          <w:bCs/>
-        </w:rPr>
-        <w:t xml:space="preserve">What R² = 0.9999 means:</w:t>
-      </w:r>
-    </w:p>
-    <w:p>
-      <w:pPr>
-        <w:numPr>
-          <w:ilvl w:val="1"/>
-          <w:numId w:val="1017"/>
-        </w:numPr>
-      </w:pPr>
-      <w:r>
-        <w:t xml:space="preserve">99.99% of the variation in paper area is explained by mass. The remaining 0.01% is measurement noise from the balance.</w:t>
-      </w:r>
-    </w:p>
-    <w:p>
-      <w:pPr>
-        <w:numPr>
-          <w:ilvl w:val="1"/>
-          <w:numId w:val="1017"/>
-        </w:numPr>
-      </w:pPr>
-      <w:r>
-        <w:t xml:space="preserve">This is expected — the relationship between mass and area in uniform paper is essentially perfect.</w:t>
-      </w:r>
-    </w:p>
-    <w:p>
-      <w:pPr>
-        <w:numPr>
-          <w:ilvl w:val="1"/>
-          <w:numId w:val="1017"/>
-        </w:numPr>
-      </w:pPr>
-      <w:r>
-        <w:t xml:space="preserve">In biological data, R² values of 0.3–0.7 are common and meaningful.</w:t>
-      </w:r>
-    </w:p>
-    <w:p>
-      <w:pPr>
-        <w:numPr>
-          <w:ilvl w:val="1"/>
-          <w:numId w:val="1017"/>
-        </w:numPr>
-      </w:pPr>
-      <w:r>
-        <w:t xml:space="preserve">📖 W&amp;S §17.4 p. 555</w:t>
-      </w:r>
-    </w:p>
-    <w:bookmarkEnd w:id="36"/>
-    <w:bookmarkStart w:id="40" w:name="plot-the-calibration-curve"/>
-    <w:p>
-      <w:pPr>
-        <w:pStyle w:val="Heading1"/>
-      </w:pPr>
-      <w:r>
-        <w:t xml:space="preserve">Plot the Calibration Curve</w:t>
-      </w:r>
-    </w:p>
-    <w:p>
-      <w:pPr>
-        <w:pStyle w:val="SourceCode"/>
-      </w:pPr>
-      <w:r>
-        <w:rPr>
-          <w:rStyle w:val="CommentTok"/>
-        </w:rPr>
-        <w:t xml:space="preserve"># Calibration curve with regression line + 95% CI band</w:t>
-      </w:r>
-      <w:r>
-        <w:br/>
-      </w:r>
-      <w:r>
-        <w:rPr>
-          <w:rStyle w:val="NormalTok"/>
-        </w:rPr>
-        <w:t xml:space="preserve">calibration_plot </w:t>
-      </w:r>
-      <w:r>
-        <w:rPr>
-          <w:rStyle w:val="OtherTok"/>
-        </w:rPr>
-        <w:t xml:space="preserve">&lt;-</w:t>
-      </w:r>
-      <w:r>
-        <w:rPr>
-          <w:rStyle w:val="NormalTok"/>
-        </w:rPr>
-        <w:t xml:space="preserve"> paper_df </w:t>
-      </w:r>
-      <w:r>
-        <w:rPr>
-          <w:rStyle w:val="SpecialCharTok"/>
-        </w:rPr>
-        <w:t xml:space="preserve">%&gt;%</w:t>
-      </w:r>
-      <w:r>
-        <w:br/>
-      </w:r>
-      <w:r>
-        <w:rPr>
-          <w:rStyle w:val="NormalTok"/>
-        </w:rPr>
-        <w:t xml:space="preserve">  </w:t>
-      </w:r>
-      <w:r>
-        <w:rPr>
-          <w:rStyle w:val="FunctionTok"/>
-        </w:rPr>
-        <w:t xml:space="preserve">ggplot</w:t>
-      </w:r>
-      <w:r>
-        <w:rPr>
-          <w:rStyle w:val="NormalTok"/>
-        </w:rPr>
-        <w:t xml:space="preserve">(</w:t>
-      </w:r>
-      <w:r>
-        <w:rPr>
-          <w:rStyle w:val="FunctionTok"/>
-        </w:rPr>
-        <w:t xml:space="preserve">aes</w:t>
-      </w:r>
-      <w:r>
-        <w:rPr>
-          <w:rStyle w:val="NormalTok"/>
-        </w:rPr>
-        <w:t xml:space="preserve">(</w:t>
-      </w:r>
-      <w:r>
-        <w:rPr>
-          <w:rStyle w:val="AttributeTok"/>
-        </w:rPr>
-        <w:t xml:space="preserve">x =</w:t>
-      </w:r>
-      <w:r>
-        <w:rPr>
-          <w:rStyle w:val="NormalTok"/>
-        </w:rPr>
-        <w:t xml:space="preserve"> mass_g, </w:t>
-      </w:r>
-      <w:r>
-        <w:rPr>
-          <w:rStyle w:val="AttributeTok"/>
-        </w:rPr>
-        <w:t xml:space="preserve">y =</w:t>
-      </w:r>
-      <w:r>
-        <w:rPr>
-          <w:rStyle w:val="NormalTok"/>
-        </w:rPr>
-        <w:t xml:space="preserve"> area_cm2)) </w:t>
-      </w:r>
-      <w:r>
-        <w:rPr>
-          <w:rStyle w:val="SpecialCharTok"/>
-        </w:rPr>
-        <w:t xml:space="preserve">+</w:t>
-      </w:r>
-      <w:r>
-        <w:br/>
-      </w:r>
-      <w:r>
-        <w:rPr>
-          <w:rStyle w:val="NormalTok"/>
-        </w:rPr>
-        <w:t xml:space="preserve">  </w:t>
-      </w:r>
-      <w:r>
-        <w:rPr>
-          <w:rStyle w:val="FunctionTok"/>
-        </w:rPr>
-        <w:t xml:space="preserve">geom_point</w:t>
-      </w:r>
-      <w:r>
-        <w:rPr>
-          <w:rStyle w:val="NormalTok"/>
-        </w:rPr>
-        <w:t xml:space="preserve">(</w:t>
-      </w:r>
-      <w:r>
-        <w:rPr>
-          <w:rStyle w:val="AttributeTok"/>
-        </w:rPr>
-        <w:t xml:space="preserve">alpha =</w:t>
-      </w:r>
-      <w:r>
-        <w:rPr>
-          <w:rStyle w:val="NormalTok"/>
-        </w:rPr>
-        <w:t xml:space="preserve"> </w:t>
-      </w:r>
-      <w:r>
-        <w:rPr>
-          <w:rStyle w:val="FloatTok"/>
-        </w:rPr>
-        <w:t xml:space="preserve">0.5</w:t>
-      </w:r>
-      <w:r>
-        <w:rPr>
-          <w:rStyle w:val="NormalTok"/>
-        </w:rPr>
-        <w:t xml:space="preserve">, </w:t>
-      </w:r>
-      <w:r>
-        <w:rPr>
-          <w:rStyle w:val="AttributeTok"/>
-        </w:rPr>
-        <w:t xml:space="preserve">size =</w:t>
-      </w:r>
-      <w:r>
-        <w:rPr>
-          <w:rStyle w:val="NormalTok"/>
-        </w:rPr>
-        <w:t xml:space="preserve"> </w:t>
-      </w:r>
-      <w:r>
-        <w:rPr>
-          <w:rStyle w:val="FloatTok"/>
-        </w:rPr>
-        <w:t xml:space="preserve">1.8</w:t>
-      </w:r>
-      <w:r>
-        <w:rPr>
-          <w:rStyle w:val="NormalTok"/>
-        </w:rPr>
-        <w:t xml:space="preserve">) </w:t>
-      </w:r>
-      <w:r>
-        <w:rPr>
-          <w:rStyle w:val="SpecialCharTok"/>
-        </w:rPr>
-        <w:t xml:space="preserve">+</w:t>
-      </w:r>
-      <w:r>
-        <w:br/>
-      </w:r>
-      <w:r>
-        <w:rPr>
-          <w:rStyle w:val="NormalTok"/>
-        </w:rPr>
-        <w:t xml:space="preserve">  </w:t>
-      </w:r>
-      <w:r>
-        <w:rPr>
-          <w:rStyle w:val="FunctionTok"/>
-        </w:rPr>
-        <w:t xml:space="preserve">geom_smooth</w:t>
-      </w:r>
-      <w:r>
-        <w:rPr>
-          <w:rStyle w:val="NormalTok"/>
-        </w:rPr>
-        <w:t xml:space="preserve">(</w:t>
-      </w:r>
-      <w:r>
-        <w:br/>
-      </w:r>
-      <w:r>
-        <w:rPr>
-          <w:rStyle w:val="NormalTok"/>
-        </w:rPr>
-        <w:t xml:space="preserve">    </w:t>
-      </w:r>
-      <w:r>
-        <w:rPr>
-          <w:rStyle w:val="AttributeTok"/>
-        </w:rPr>
-        <w:t xml:space="preserve">method =</w:t>
-      </w:r>
-      <w:r>
-        <w:rPr>
-          <w:rStyle w:val="NormalTok"/>
-        </w:rPr>
-        <w:t xml:space="preserve"> </w:t>
-      </w:r>
-      <w:r>
-        <w:rPr>
-          <w:rStyle w:val="StringTok"/>
-        </w:rPr>
-        <w:t xml:space="preserve">"lm"</w:t>
-      </w:r>
-      <w:r>
-        <w:rPr>
-          <w:rStyle w:val="NormalTok"/>
-        </w:rPr>
-        <w:t xml:space="preserve">,</w:t>
-      </w:r>
-      <w:r>
-        <w:br/>
-      </w:r>
-      <w:r>
-        <w:rPr>
-          <w:rStyle w:val="NormalTok"/>
-        </w:rPr>
-        <w:t xml:space="preserve">    </w:t>
-      </w:r>
-      <w:r>
-        <w:rPr>
-          <w:rStyle w:val="AttributeTok"/>
-        </w:rPr>
-        <w:t xml:space="preserve">se =</w:t>
-      </w:r>
-      <w:r>
-        <w:rPr>
-          <w:rStyle w:val="NormalTok"/>
-        </w:rPr>
-        <w:t xml:space="preserve"> </w:t>
-      </w:r>
-      <w:r>
-        <w:rPr>
-          <w:rStyle w:val="ConstantTok"/>
-        </w:rPr>
-        <w:t xml:space="preserve">TRUE</w:t>
-      </w:r>
-      <w:r>
-        <w:rPr>
-          <w:rStyle w:val="NormalTok"/>
-        </w:rPr>
-        <w:t xml:space="preserve">,</w:t>
-      </w:r>
-      <w:r>
-        <w:br/>
-      </w:r>
-      <w:r>
-        <w:rPr>
-          <w:rStyle w:val="NormalTok"/>
-        </w:rPr>
-        <w:t xml:space="preserve">    </w:t>
-      </w:r>
-      <w:r>
-        <w:rPr>
-          <w:rStyle w:val="AttributeTok"/>
-        </w:rPr>
-        <w:t xml:space="preserve">color =</w:t>
-      </w:r>
-      <w:r>
-        <w:rPr>
-          <w:rStyle w:val="NormalTok"/>
-        </w:rPr>
-        <w:t xml:space="preserve"> </w:t>
-      </w:r>
-      <w:r>
-        <w:rPr>
-          <w:rStyle w:val="StringTok"/>
-        </w:rPr>
-        <w:t xml:space="preserve">"steelblue"</w:t>
-      </w:r>
-      <w:r>
-        <w:rPr>
-          <w:rStyle w:val="NormalTok"/>
-        </w:rPr>
-        <w:t xml:space="preserve">,</w:t>
-      </w:r>
-      <w:r>
-        <w:br/>
-      </w:r>
-      <w:r>
-        <w:rPr>
-          <w:rStyle w:val="NormalTok"/>
-        </w:rPr>
-        <w:t xml:space="preserve">    </w:t>
-      </w:r>
-      <w:r>
-        <w:rPr>
-          <w:rStyle w:val="AttributeTok"/>
-        </w:rPr>
-        <w:t xml:space="preserve">fill =</w:t>
-      </w:r>
-      <w:r>
-        <w:rPr>
-          <w:rStyle w:val="NormalTok"/>
-        </w:rPr>
-        <w:t xml:space="preserve"> </w:t>
-      </w:r>
-      <w:r>
-        <w:rPr>
-          <w:rStyle w:val="StringTok"/>
-        </w:rPr>
-        <w:t xml:space="preserve">"lightblue"</w:t>
-      </w:r>
-      <w:r>
-        <w:br/>
-      </w:r>
-      <w:r>
-        <w:rPr>
-          <w:rStyle w:val="NormalTok"/>
-        </w:rPr>
-        <w:t xml:space="preserve">  ) </w:t>
-      </w:r>
-      <w:r>
-        <w:rPr>
-          <w:rStyle w:val="SpecialCharTok"/>
-        </w:rPr>
-        <w:t xml:space="preserve">+</w:t>
-      </w:r>
-      <w:r>
-        <w:br/>
-      </w:r>
-      <w:r>
-        <w:rPr>
-          <w:rStyle w:val="NormalTok"/>
-        </w:rPr>
-        <w:t xml:space="preserve">  </w:t>
-      </w:r>
-      <w:r>
-        <w:rPr>
-          <w:rStyle w:val="FunctionTok"/>
-        </w:rPr>
-        <w:t xml:space="preserve">labs</w:t>
-      </w:r>
-      <w:r>
-        <w:rPr>
-          <w:rStyle w:val="NormalTok"/>
-        </w:rPr>
-        <w:t xml:space="preserve">(</w:t>
-      </w:r>
-      <w:r>
-        <w:br/>
-      </w:r>
-      <w:r>
-        <w:rPr>
-          <w:rStyle w:val="NormalTok"/>
-        </w:rPr>
-        <w:t xml:space="preserve">    </w:t>
-      </w:r>
-      <w:r>
-        <w:rPr>
-          <w:rStyle w:val="AttributeTok"/>
-        </w:rPr>
-        <w:t xml:space="preserve">title =</w:t>
-      </w:r>
-      <w:r>
-        <w:rPr>
-          <w:rStyle w:val="NormalTok"/>
-        </w:rPr>
-        <w:t xml:space="preserve"> </w:t>
-      </w:r>
-      <w:r>
-        <w:rPr>
-          <w:rStyle w:val="StringTok"/>
-        </w:rPr>
-        <w:t xml:space="preserve">"Paper Calibration Curve"</w:t>
-      </w:r>
-      <w:r>
-        <w:rPr>
-          <w:rStyle w:val="NormalTok"/>
-        </w:rPr>
-        <w:t xml:space="preserve">,</w:t>
-      </w:r>
-      <w:r>
-        <w:br/>
-      </w:r>
-      <w:r>
-        <w:rPr>
-          <w:rStyle w:val="NormalTok"/>
-        </w:rPr>
-        <w:t xml:space="preserve">    </w:t>
-      </w:r>
-      <w:r>
-        <w:rPr>
-          <w:rStyle w:val="AttributeTok"/>
-        </w:rPr>
-        <w:t xml:space="preserve">subtitle =</w:t>
-      </w:r>
-      <w:r>
-        <w:rPr>
-          <w:rStyle w:val="NormalTok"/>
-        </w:rPr>
-        <w:t xml:space="preserve"> </w:t>
-      </w:r>
-      <w:r>
-        <w:rPr>
-          <w:rStyle w:val="FunctionTok"/>
-        </w:rPr>
-        <w:t xml:space="preserve">paste0</w:t>
-      </w:r>
-      <w:r>
-        <w:rPr>
-          <w:rStyle w:val="NormalTok"/>
-        </w:rPr>
-        <w:t xml:space="preserve">(</w:t>
-      </w:r>
-      <w:r>
-        <w:br/>
-      </w:r>
-      <w:r>
-        <w:rPr>
-          <w:rStyle w:val="NormalTok"/>
-        </w:rPr>
-        <w:t xml:space="preserve">      </w:t>
-      </w:r>
-      <w:r>
-        <w:rPr>
-          <w:rStyle w:val="StringTok"/>
-        </w:rPr>
-        <w:t xml:space="preserve">"area = "</w:t>
-      </w:r>
-      <w:r>
-        <w:rPr>
-          <w:rStyle w:val="NormalTok"/>
-        </w:rPr>
-        <w:t xml:space="preserve">,</w:t>
-      </w:r>
-      <w:r>
-        <w:br/>
-      </w:r>
-      <w:r>
-        <w:rPr>
-          <w:rStyle w:val="NormalTok"/>
-        </w:rPr>
-        <w:t xml:space="preserve">      </w:t>
-      </w:r>
-      <w:r>
-        <w:rPr>
-          <w:rStyle w:val="FunctionTok"/>
-        </w:rPr>
-        <w:t xml:space="preserve">round</w:t>
-      </w:r>
-      <w:r>
-        <w:rPr>
-          <w:rStyle w:val="NormalTok"/>
-        </w:rPr>
-        <w:t xml:space="preserve">(b_slope, </w:t>
-      </w:r>
-      <w:r>
-        <w:rPr>
-          <w:rStyle w:val="DecValTok"/>
-        </w:rPr>
-        <w:t xml:space="preserve">2</w:t>
-      </w:r>
-      <w:r>
-        <w:rPr>
-          <w:rStyle w:val="NormalTok"/>
-        </w:rPr>
-        <w:t xml:space="preserve">),</w:t>
-      </w:r>
-      <w:r>
-        <w:br/>
-      </w:r>
-      <w:r>
-        <w:rPr>
-          <w:rStyle w:val="NormalTok"/>
-        </w:rPr>
-        <w:t xml:space="preserve">      </w:t>
-      </w:r>
-      <w:r>
-        <w:rPr>
-          <w:rStyle w:val="StringTok"/>
-        </w:rPr>
-        <w:t xml:space="preserve">" × mass + "</w:t>
-      </w:r>
-      <w:r>
-        <w:rPr>
-          <w:rStyle w:val="NormalTok"/>
-        </w:rPr>
-        <w:t xml:space="preserve">,</w:t>
-      </w:r>
-      <w:r>
-        <w:br/>
-      </w:r>
-      <w:r>
-        <w:rPr>
-          <w:rStyle w:val="NormalTok"/>
-        </w:rPr>
-        <w:t xml:space="preserve">      </w:t>
-      </w:r>
-      <w:r>
-        <w:rPr>
-          <w:rStyle w:val="FunctionTok"/>
-        </w:rPr>
-        <w:t xml:space="preserve">round</w:t>
-      </w:r>
-      <w:r>
-        <w:rPr>
-          <w:rStyle w:val="NormalTok"/>
-        </w:rPr>
-        <w:t xml:space="preserve">(a_intercept, </w:t>
-      </w:r>
-      <w:r>
-        <w:rPr>
-          <w:rStyle w:val="DecValTok"/>
-        </w:rPr>
-        <w:t xml:space="preserve">3</w:t>
-      </w:r>
-      <w:r>
-        <w:rPr>
-          <w:rStyle w:val="NormalTok"/>
-        </w:rPr>
-        <w:t xml:space="preserve">),</w:t>
-      </w:r>
-      <w:r>
-        <w:br/>
-      </w:r>
-      <w:r>
-        <w:rPr>
-          <w:rStyle w:val="NormalTok"/>
-        </w:rPr>
-        <w:t xml:space="preserve">      </w:t>
-      </w:r>
-      <w:r>
-        <w:rPr>
-          <w:rStyle w:val="StringTok"/>
-        </w:rPr>
-        <w:t xml:space="preserve">"  |  R² = "</w:t>
-      </w:r>
-      <w:r>
-        <w:rPr>
-          <w:rStyle w:val="NormalTok"/>
-        </w:rPr>
-        <w:t xml:space="preserve">,</w:t>
-      </w:r>
-      <w:r>
-        <w:br/>
-      </w:r>
-      <w:r>
-        <w:rPr>
-          <w:rStyle w:val="NormalTok"/>
-        </w:rPr>
-        <w:t xml:space="preserve">      </w:t>
-      </w:r>
-      <w:r>
-        <w:rPr>
-          <w:rStyle w:val="FunctionTok"/>
-        </w:rPr>
-        <w:t xml:space="preserve">round</w:t>
-      </w:r>
-      <w:r>
-        <w:rPr>
-          <w:rStyle w:val="NormalTok"/>
-        </w:rPr>
-        <w:t xml:space="preserve">(r2_val, </w:t>
-      </w:r>
-      <w:r>
-        <w:rPr>
-          <w:rStyle w:val="DecValTok"/>
-        </w:rPr>
-        <w:t xml:space="preserve">4</w:t>
-      </w:r>
-      <w:r>
-        <w:rPr>
-          <w:rStyle w:val="NormalTok"/>
-        </w:rPr>
-        <w:t xml:space="preserve">)</w:t>
-      </w:r>
-      <w:r>
-        <w:br/>
-      </w:r>
-      <w:r>
-        <w:rPr>
-          <w:rStyle w:val="NormalTok"/>
-        </w:rPr>
-        <w:t xml:space="preserve">    ),</w:t>
-      </w:r>
-      <w:r>
-        <w:br/>
-      </w:r>
-      <w:r>
-        <w:rPr>
-          <w:rStyle w:val="NormalTok"/>
-        </w:rPr>
-        <w:t xml:space="preserve">    </w:t>
-      </w:r>
-      <w:r>
-        <w:rPr>
-          <w:rStyle w:val="AttributeTok"/>
-        </w:rPr>
-        <w:t xml:space="preserve">x =</w:t>
-      </w:r>
-      <w:r>
-        <w:rPr>
-          <w:rStyle w:val="NormalTok"/>
-        </w:rPr>
-        <w:t xml:space="preserve"> </w:t>
-      </w:r>
-      <w:r>
-        <w:rPr>
-          <w:rStyle w:val="StringTok"/>
-        </w:rPr>
-        <w:t xml:space="preserve">"Paper Mass (g)"</w:t>
-      </w:r>
-      <w:r>
-        <w:rPr>
-          <w:rStyle w:val="NormalTok"/>
-        </w:rPr>
-        <w:t xml:space="preserve">,</w:t>
-      </w:r>
-      <w:r>
-        <w:br/>
-      </w:r>
-      <w:r>
-        <w:rPr>
-          <w:rStyle w:val="NormalTok"/>
-        </w:rPr>
-        <w:t xml:space="preserve">    </w:t>
-      </w:r>
-      <w:r>
-        <w:rPr>
-          <w:rStyle w:val="AttributeTok"/>
-        </w:rPr>
-        <w:t xml:space="preserve">y =</w:t>
-      </w:r>
-      <w:r>
-        <w:rPr>
-          <w:rStyle w:val="NormalTok"/>
-        </w:rPr>
-        <w:t xml:space="preserve"> </w:t>
-      </w:r>
-      <w:r>
-        <w:rPr>
-          <w:rStyle w:val="StringTok"/>
-        </w:rPr>
-        <w:t xml:space="preserve">"Area (cm²)"</w:t>
-      </w:r>
-      <w:r>
-        <w:br/>
-      </w:r>
-      <w:r>
-        <w:rPr>
-          <w:rStyle w:val="NormalTok"/>
-        </w:rPr>
-        <w:t xml:space="preserve">  ) </w:t>
-      </w:r>
-      <w:r>
-        <w:rPr>
-          <w:rStyle w:val="SpecialCharTok"/>
-        </w:rPr>
-        <w:t xml:space="preserve">+</w:t>
-      </w:r>
-      <w:r>
-        <w:br/>
-      </w:r>
-      <w:r>
-        <w:rPr>
-          <w:rStyle w:val="NormalTok"/>
-        </w:rPr>
-        <w:t xml:space="preserve">  </w:t>
-      </w:r>
-      <w:r>
-        <w:rPr>
-          <w:rStyle w:val="FunctionTok"/>
-        </w:rPr>
-        <w:t xml:space="preserve">theme_minimal</w:t>
-      </w:r>
-      <w:r>
-        <w:rPr>
-          <w:rStyle w:val="NormalTok"/>
-        </w:rPr>
-        <w:t xml:space="preserve">()</w:t>
-      </w:r>
-      <w:r>
-        <w:br/>
-      </w:r>
-      <w:r>
-        <w:br/>
-      </w:r>
-      <w:r>
-        <w:rPr>
-          <w:rStyle w:val="NormalTok"/>
-        </w:rPr>
-        <w:t xml:space="preserve">calibration_plot</w:t>
-      </w:r>
-    </w:p>
-    <w:p>
-      <w:pPr>
-        <w:pStyle w:val="FirstParagraph"/>
-      </w:pPr>
-      <w:r>
-        <w:drawing>
-          <wp:inline>
-            <wp:extent cx="5943600" cy="5943600"/>
-            <wp:effectExtent b="0" l="0" r="0" t="0"/>
-            <wp:docPr descr="" title="" id="38" name="Picture"/>
-            <a:graphic>
-              <a:graphicData uri="http://schemas.openxmlformats.org/drawingml/2006/picture">
-                <pic:pic>
-                  <pic:nvPicPr>
-                    <pic:cNvPr descr="regressions_files/figure-docx/calibration-line-plot-05-1.png" id="39" name="Picture"/>
-                    <pic:cNvPicPr>
-                      <a:picLocks noChangeArrowheads="1" noChangeAspect="1"/>
-                    </pic:cNvPicPr>
-                  </pic:nvPicPr>
-                  <pic:blipFill>
-                    <a:blip r:embed="rId37"/>
-                    <a:stretch>
-                      <a:fillRect/>
-                    </a:stretch>
-                  </pic:blipFill>
-                  <pic:spPr bwMode="auto">
-                    <a:xfrm>
-                      <a:off x="0" y="0"/>
-                      <a:ext cx="5943600" cy="5943600"/>
-                    </a:xfrm>
-                    <a:prstGeom prst="rect">
-                      <a:avLst/>
-                    </a:prstGeom>
-                    <a:noFill/>
-                    <a:ln w="9525">
-                      <a:noFill/>
-                      <a:headEnd/>
-                      <a:tailEnd/>
-                    </a:ln>
-                  </pic:spPr>
-                </pic:pic>
-              </a:graphicData>
-            </a:graphic>
-          </wp:inline>
-        </w:drawing>
-      </w:r>
-    </w:p>
-    <w:p>
-      <w:pPr>
-        <w:pStyle w:val="BodyText"/>
-      </w:pPr>
-      <w:r>
-        <w:rPr>
-          <w:b/>
-          <w:bCs/>
-        </w:rPr>
-        <w:t xml:space="preserve">The shaded band</w:t>
-      </w:r>
-      <w:r>
-        <w:t xml:space="preserve"> </w:t>
-      </w:r>
-      <w:r>
-        <w:t xml:space="preserve">= 95% confidence band for the</w:t>
-      </w:r>
-      <w:r>
-        <w:t xml:space="preserve"> </w:t>
-      </w:r>
-      <w:r>
-        <w:rPr>
-          <w:i/>
-          <w:iCs/>
-        </w:rPr>
-        <w:t xml:space="preserve">mean</w:t>
-      </w:r>
-      <w:r>
-        <w:t xml:space="preserve"> </w:t>
-      </w:r>
-      <w:r>
-        <w:t xml:space="preserve">predicted area at each mass value.</w:t>
-      </w:r>
-    </w:p>
-    <w:p>
-      <w:pPr>
-        <w:pStyle w:val="BodyText"/>
-      </w:pPr>
-      <w:r>
-        <w:rPr>
-          <w:b/>
-          <w:bCs/>
-        </w:rPr>
-        <w:t xml:space="preserve">Key observation:</w:t>
-      </w:r>
-      <w:r>
-        <w:t xml:space="preserve"> </w:t>
-      </w:r>
-      <w:r>
-        <w:t xml:space="preserve">the band is narrowest in the middle of the data range and widens at the extremes — predictions are most precise near</w:t>
-      </w:r>
-      <w:r>
-        <w:t xml:space="preserve"> </w:t>
-      </w:r>
-      <m:oMath>
-        <m:acc>
-          <m:accPr>
-            <m:chr m:val="‾"/>
-          </m:accPr>
-          <m:e>
-            <m:r>
-              <m:t>X</m:t>
-            </m:r>
-          </m:e>
-        </m:acc>
-      </m:oMath>
-      <w:r>
-        <w:t xml:space="preserve">.</w:t>
-      </w:r>
-    </w:p>
-    <w:p>
-      <w:pPr>
-        <w:pStyle w:val="BodyText"/>
-      </w:pPr>
-      <w:r>
-        <w:t xml:space="preserve">This is exactly Figure 17.2-1 from W&amp;S (p. 549).</w:t>
-      </w:r>
-    </w:p>
-    <w:p>
-      <w:pPr>
-        <w:pStyle w:val="BodyText"/>
-      </w:pPr>
-      <w:r>
-        <w:t xml:space="preserve">📖 W&amp;S §17.2 p. 548–550</w:t>
-      </w:r>
-    </w:p>
-    <w:bookmarkEnd w:id="40"/>
-    <w:bookmarkStart w:id="46" w:name="check-assumptions-residual-plot"/>
-    <w:p>
-      <w:pPr>
-        <w:pStyle w:val="Heading1"/>
-      </w:pPr>
-      <w:r>
-        <w:t xml:space="preserve">Check Assumptions — Residual Plot</w:t>
-      </w:r>
-    </w:p>
-    <w:p>
-      <w:pPr>
-        <w:pStyle w:val="SourceCode"/>
-      </w:pPr>
-      <w:r>
-        <w:rPr>
-          <w:rStyle w:val="CommentTok"/>
-        </w:rPr>
-        <w:t xml:space="preserve"># mutate() adds new columns to the data frame ----------</w:t>
-      </w:r>
-      <w:r>
-        <w:br/>
-      </w:r>
-      <w:r>
-        <w:rPr>
-          <w:rStyle w:val="CommentTok"/>
-        </w:rPr>
-        <w:t xml:space="preserve"># Here we add the model's fitted values and residuals</w:t>
-      </w:r>
-      <w:r>
-        <w:br/>
-      </w:r>
-      <w:r>
-        <w:rPr>
-          <w:rStyle w:val="CommentTok"/>
-        </w:rPr>
-        <w:t xml:space="preserve"># so we can plot them — recall mutate() from Lecture 03!</w:t>
-      </w:r>
-      <w:r>
-        <w:br/>
-      </w:r>
-      <w:r>
-        <w:rPr>
-          <w:rStyle w:val="NormalTok"/>
-        </w:rPr>
-        <w:t xml:space="preserve">paper_resid_df </w:t>
-      </w:r>
-      <w:r>
-        <w:rPr>
-          <w:rStyle w:val="OtherTok"/>
-        </w:rPr>
-        <w:t xml:space="preserve">&lt;-</w:t>
-      </w:r>
-      <w:r>
-        <w:rPr>
-          <w:rStyle w:val="NormalTok"/>
-        </w:rPr>
-        <w:t xml:space="preserve"> paper_df </w:t>
-      </w:r>
-      <w:r>
-        <w:rPr>
-          <w:rStyle w:val="SpecialCharTok"/>
-        </w:rPr>
-        <w:t xml:space="preserve">%&gt;%</w:t>
-      </w:r>
-      <w:r>
-        <w:br/>
-      </w:r>
-      <w:r>
-        <w:rPr>
-          <w:rStyle w:val="NormalTok"/>
-        </w:rPr>
-        <w:t xml:space="preserve">  </w:t>
-      </w:r>
-      <w:r>
-        <w:rPr>
-          <w:rStyle w:val="FunctionTok"/>
-        </w:rPr>
-        <w:t xml:space="preserve">mutate</w:t>
-      </w:r>
-      <w:r>
-        <w:rPr>
-          <w:rStyle w:val="NormalTok"/>
-        </w:rPr>
-        <w:t xml:space="preserve">(</w:t>
-      </w:r>
-      <w:r>
-        <w:br/>
-      </w:r>
-      <w:r>
-        <w:rPr>
-          <w:rStyle w:val="NormalTok"/>
-        </w:rPr>
-        <w:t xml:space="preserve">    </w:t>
-      </w:r>
-      <w:r>
-        <w:rPr>
-          <w:rStyle w:val="AttributeTok"/>
-        </w:rPr>
-        <w:t xml:space="preserve">fitted =</w:t>
-      </w:r>
-      <w:r>
-        <w:rPr>
-          <w:rStyle w:val="NormalTok"/>
-        </w:rPr>
-        <w:t xml:space="preserve"> </w:t>
-      </w:r>
-      <w:r>
-        <w:rPr>
-          <w:rStyle w:val="FunctionTok"/>
-        </w:rPr>
-        <w:t xml:space="preserve">fitted</w:t>
-      </w:r>
-      <w:r>
-        <w:rPr>
-          <w:rStyle w:val="NormalTok"/>
-        </w:rPr>
-        <w:t xml:space="preserve">(paper_lm_model),</w:t>
-      </w:r>
-      <w:r>
-        <w:br/>
-      </w:r>
-      <w:r>
-        <w:rPr>
-          <w:rStyle w:val="NormalTok"/>
-        </w:rPr>
-        <w:t xml:space="preserve">    </w:t>
-      </w:r>
-      <w:r>
-        <w:rPr>
-          <w:rStyle w:val="AttributeTok"/>
-        </w:rPr>
-        <w:t xml:space="preserve">residuals =</w:t>
-      </w:r>
-      <w:r>
-        <w:rPr>
-          <w:rStyle w:val="NormalTok"/>
-        </w:rPr>
-        <w:t xml:space="preserve"> </w:t>
-      </w:r>
-      <w:r>
-        <w:rPr>
-          <w:rStyle w:val="FunctionTok"/>
-        </w:rPr>
-        <w:t xml:space="preserve">residuals</w:t>
-      </w:r>
-      <w:r>
-        <w:rPr>
-          <w:rStyle w:val="NormalTok"/>
-        </w:rPr>
-        <w:t xml:space="preserve">(paper_lm_model)</w:t>
-      </w:r>
-      <w:r>
-        <w:br/>
-      </w:r>
-      <w:r>
-        <w:rPr>
-          <w:rStyle w:val="NormalTok"/>
-        </w:rPr>
-        <w:t xml:space="preserve">  )</w:t>
-      </w:r>
-    </w:p>
-    <w:p>
-      <w:pPr>
-        <w:pStyle w:val="SourceCode"/>
-      </w:pPr>
-      <w:r>
-        <w:rPr>
-          <w:rStyle w:val="CommentTok"/>
-        </w:rPr>
-        <w:t xml:space="preserve"># Residuals vs Fitted — checks linearity &amp; equal variance</w:t>
-      </w:r>
-      <w:r>
-        <w:br/>
-      </w:r>
-      <w:r>
-        <w:rPr>
-          <w:rStyle w:val="NormalTok"/>
-        </w:rPr>
-        <w:t xml:space="preserve">resid_plot </w:t>
-      </w:r>
-      <w:r>
-        <w:rPr>
-          <w:rStyle w:val="OtherTok"/>
-        </w:rPr>
-        <w:t xml:space="preserve">&lt;-</w:t>
-      </w:r>
-      <w:r>
-        <w:rPr>
-          <w:rStyle w:val="NormalTok"/>
-        </w:rPr>
-        <w:t xml:space="preserve"> paper_resid_df </w:t>
-      </w:r>
-      <w:r>
-        <w:rPr>
-          <w:rStyle w:val="SpecialCharTok"/>
-        </w:rPr>
-        <w:t xml:space="preserve">%&gt;%</w:t>
-      </w:r>
-      <w:r>
-        <w:br/>
-      </w:r>
-      <w:r>
-        <w:rPr>
-          <w:rStyle w:val="NormalTok"/>
-        </w:rPr>
-        <w:t xml:space="preserve">  </w:t>
-      </w:r>
-      <w:r>
-        <w:rPr>
-          <w:rStyle w:val="FunctionTok"/>
-        </w:rPr>
-        <w:t xml:space="preserve">ggplot</w:t>
-      </w:r>
-      <w:r>
-        <w:rPr>
-          <w:rStyle w:val="NormalTok"/>
-        </w:rPr>
-        <w:t xml:space="preserve">(</w:t>
-      </w:r>
-      <w:r>
-        <w:rPr>
-          <w:rStyle w:val="FunctionTok"/>
-        </w:rPr>
-        <w:t xml:space="preserve">aes</w:t>
-      </w:r>
-      <w:r>
-        <w:rPr>
-          <w:rStyle w:val="NormalTok"/>
-        </w:rPr>
-        <w:t xml:space="preserve">(</w:t>
-      </w:r>
-      <w:r>
-        <w:rPr>
-          <w:rStyle w:val="AttributeTok"/>
-        </w:rPr>
-        <w:t xml:space="preserve">x =</w:t>
-      </w:r>
-      <w:r>
-        <w:rPr>
-          <w:rStyle w:val="NormalTok"/>
-        </w:rPr>
-        <w:t xml:space="preserve"> fitted, </w:t>
-      </w:r>
-      <w:r>
-        <w:rPr>
-          <w:rStyle w:val="AttributeTok"/>
-        </w:rPr>
-        <w:t xml:space="preserve">y =</w:t>
-      </w:r>
-      <w:r>
-        <w:rPr>
-          <w:rStyle w:val="NormalTok"/>
-        </w:rPr>
-        <w:t xml:space="preserve"> residuals)) </w:t>
-      </w:r>
-      <w:r>
-        <w:rPr>
-          <w:rStyle w:val="SpecialCharTok"/>
-        </w:rPr>
-        <w:t xml:space="preserve">+</w:t>
-      </w:r>
-      <w:r>
-        <w:br/>
-      </w:r>
-      <w:r>
-        <w:rPr>
-          <w:rStyle w:val="NormalTok"/>
-        </w:rPr>
-        <w:t xml:space="preserve">  </w:t>
-      </w:r>
-      <w:r>
-        <w:rPr>
-          <w:rStyle w:val="FunctionTok"/>
-        </w:rPr>
-        <w:t xml:space="preserve">geom_point</w:t>
-      </w:r>
-      <w:r>
-        <w:rPr>
-          <w:rStyle w:val="NormalTok"/>
-        </w:rPr>
-        <w:t xml:space="preserve">(</w:t>
-      </w:r>
-      <w:r>
-        <w:rPr>
-          <w:rStyle w:val="AttributeTok"/>
-        </w:rPr>
-        <w:t xml:space="preserve">alpha =</w:t>
-      </w:r>
-      <w:r>
-        <w:rPr>
-          <w:rStyle w:val="NormalTok"/>
-        </w:rPr>
-        <w:t xml:space="preserve"> </w:t>
-      </w:r>
-      <w:r>
-        <w:rPr>
-          <w:rStyle w:val="FloatTok"/>
-        </w:rPr>
-        <w:t xml:space="preserve">0.5</w:t>
-      </w:r>
-      <w:r>
-        <w:rPr>
-          <w:rStyle w:val="NormalTok"/>
-        </w:rPr>
-        <w:t xml:space="preserve">) </w:t>
-      </w:r>
-      <w:r>
-        <w:rPr>
-          <w:rStyle w:val="SpecialCharTok"/>
-        </w:rPr>
-        <w:t xml:space="preserve">+</w:t>
-      </w:r>
-      <w:r>
-        <w:br/>
-      </w:r>
-      <w:r>
-        <w:rPr>
-          <w:rStyle w:val="NormalTok"/>
-        </w:rPr>
-        <w:t xml:space="preserve">  </w:t>
-      </w:r>
-      <w:r>
-        <w:rPr>
-          <w:rStyle w:val="FunctionTok"/>
-        </w:rPr>
-        <w:t xml:space="preserve">geom_hline</w:t>
-      </w:r>
-      <w:r>
-        <w:rPr>
-          <w:rStyle w:val="NormalTok"/>
-        </w:rPr>
-        <w:t xml:space="preserve">(</w:t>
-      </w:r>
-      <w:r>
-        <w:rPr>
-          <w:rStyle w:val="AttributeTok"/>
-        </w:rPr>
-        <w:t xml:space="preserve">yintercept =</w:t>
-      </w:r>
-      <w:r>
-        <w:rPr>
-          <w:rStyle w:val="NormalTok"/>
-        </w:rPr>
-        <w:t xml:space="preserve"> </w:t>
-      </w:r>
-      <w:r>
-        <w:rPr>
-          <w:rStyle w:val="DecValTok"/>
-        </w:rPr>
-        <w:t xml:space="preserve">0</w:t>
-      </w:r>
-      <w:r>
-        <w:rPr>
-          <w:rStyle w:val="NormalTok"/>
-        </w:rPr>
-        <w:t xml:space="preserve">, </w:t>
-      </w:r>
-      <w:r>
-        <w:rPr>
-          <w:rStyle w:val="AttributeTok"/>
-        </w:rPr>
-        <w:t xml:space="preserve">linetype =</w:t>
-      </w:r>
-      <w:r>
-        <w:rPr>
-          <w:rStyle w:val="NormalTok"/>
-        </w:rPr>
-        <w:t xml:space="preserve"> </w:t>
-      </w:r>
-      <w:r>
-        <w:rPr>
-          <w:rStyle w:val="StringTok"/>
-        </w:rPr>
-        <w:t xml:space="preserve">"dashed"</w:t>
-      </w:r>
-      <w:r>
-        <w:rPr>
-          <w:rStyle w:val="NormalTok"/>
-        </w:rPr>
-        <w:t xml:space="preserve">, </w:t>
-      </w:r>
-      <w:r>
-        <w:rPr>
-          <w:rStyle w:val="AttributeTok"/>
-        </w:rPr>
-        <w:t xml:space="preserve">color =</w:t>
-      </w:r>
-      <w:r>
-        <w:rPr>
-          <w:rStyle w:val="NormalTok"/>
-        </w:rPr>
-        <w:t xml:space="preserve"> </w:t>
-      </w:r>
-      <w:r>
-        <w:rPr>
-          <w:rStyle w:val="StringTok"/>
-        </w:rPr>
-        <w:t xml:space="preserve">"red"</w:t>
-      </w:r>
-      <w:r>
-        <w:rPr>
-          <w:rStyle w:val="NormalTok"/>
-        </w:rPr>
-        <w:t xml:space="preserve">) </w:t>
-      </w:r>
-      <w:r>
-        <w:rPr>
-          <w:rStyle w:val="SpecialCharTok"/>
-        </w:rPr>
-        <w:t xml:space="preserve">+</w:t>
-      </w:r>
-      <w:r>
-        <w:br/>
-      </w:r>
-      <w:r>
-        <w:rPr>
-          <w:rStyle w:val="NormalTok"/>
-        </w:rPr>
-        <w:t xml:space="preserve">  </w:t>
-      </w:r>
-      <w:r>
-        <w:rPr>
-          <w:rStyle w:val="FunctionTok"/>
-        </w:rPr>
-        <w:t xml:space="preserve">labs</w:t>
-      </w:r>
-      <w:r>
-        <w:rPr>
-          <w:rStyle w:val="NormalTok"/>
-        </w:rPr>
-        <w:t xml:space="preserve">(</w:t>
-      </w:r>
-      <w:r>
-        <w:rPr>
-          <w:rStyle w:val="AttributeTok"/>
-        </w:rPr>
-        <w:t xml:space="preserve">x =</w:t>
-      </w:r>
-      <w:r>
-        <w:rPr>
-          <w:rStyle w:val="NormalTok"/>
-        </w:rPr>
-        <w:t xml:space="preserve"> </w:t>
-      </w:r>
-      <w:r>
-        <w:rPr>
-          <w:rStyle w:val="StringTok"/>
-        </w:rPr>
-        <w:t xml:space="preserve">"Fitted Values (cm²)"</w:t>
-      </w:r>
-      <w:r>
-        <w:rPr>
-          <w:rStyle w:val="NormalTok"/>
-        </w:rPr>
-        <w:t xml:space="preserve">, </w:t>
-      </w:r>
-      <w:r>
-        <w:rPr>
-          <w:rStyle w:val="AttributeTok"/>
-        </w:rPr>
-        <w:t xml:space="preserve">y =</w:t>
-      </w:r>
-      <w:r>
-        <w:rPr>
-          <w:rStyle w:val="NormalTok"/>
-        </w:rPr>
-        <w:t xml:space="preserve"> </w:t>
-      </w:r>
-      <w:r>
-        <w:rPr>
-          <w:rStyle w:val="StringTok"/>
-        </w:rPr>
-        <w:t xml:space="preserve">"Residuals (cm²)"</w:t>
-      </w:r>
-      <w:r>
-        <w:rPr>
-          <w:rStyle w:val="NormalTok"/>
-        </w:rPr>
-        <w:t xml:space="preserve">) </w:t>
-      </w:r>
-      <w:r>
-        <w:rPr>
-          <w:rStyle w:val="SpecialCharTok"/>
-        </w:rPr>
-        <w:t xml:space="preserve">+</w:t>
-      </w:r>
-      <w:r>
-        <w:br/>
-      </w:r>
-      <w:r>
-        <w:rPr>
-          <w:rStyle w:val="NormalTok"/>
-        </w:rPr>
-        <w:t xml:space="preserve">  </w:t>
-      </w:r>
-      <w:r>
-        <w:rPr>
-          <w:rStyle w:val="FunctionTok"/>
-        </w:rPr>
-        <w:t xml:space="preserve">theme_minimal</w:t>
-      </w:r>
-      <w:r>
-        <w:rPr>
-          <w:rStyle w:val="NormalTok"/>
-        </w:rPr>
-        <w:t xml:space="preserve">()</w:t>
-      </w:r>
-      <w:r>
-        <w:br/>
-      </w:r>
-      <w:r>
-        <w:br/>
-      </w:r>
-      <w:r>
-        <w:rPr>
-          <w:rStyle w:val="NormalTok"/>
-        </w:rPr>
-        <w:t xml:space="preserve">resid_plot</w:t>
-      </w:r>
-    </w:p>
-    <w:p>
-      <w:pPr>
-        <w:pStyle w:val="FirstParagraph"/>
-      </w:pPr>
-      <w:r>
-        <w:drawing>
-          <wp:inline>
-            <wp:extent cx="5943600" cy="5943600"/>
-            <wp:effectExtent b="0" l="0" r="0" t="0"/>
-            <wp:docPr descr="" title="" id="42" name="Picture"/>
-            <a:graphic>
-              <a:graphicData uri="http://schemas.openxmlformats.org/drawingml/2006/picture">
-                <pic:pic>
-                  <pic:nvPicPr>
-                    <pic:cNvPr descr="regressions_files/figure-docx/resid-vs-fitted-05-1.png" id="43" name="Picture"/>
-                    <pic:cNvPicPr>
-                      <a:picLocks noChangeArrowheads="1" noChangeAspect="1"/>
-                    </pic:cNvPicPr>
-                  </pic:nvPicPr>
-                  <pic:blipFill>
-                    <a:blip r:embed="rId41"/>
-                    <a:stretch>
-                      <a:fillRect/>
-                    </a:stretch>
-                  </pic:blipFill>
-                  <pic:spPr bwMode="auto">
-                    <a:xfrm>
-                      <a:off x="0" y="0"/>
-                      <a:ext cx="5943600" cy="5943600"/>
-                    </a:xfrm>
-                    <a:prstGeom prst="rect">
-                      <a:avLst/>
-                    </a:prstGeom>
-                    <a:noFill/>
-                    <a:ln w="9525">
-                      <a:noFill/>
-                      <a:headEnd/>
-                      <a:tailEnd/>
-                    </a:ln>
-                  </pic:spPr>
-                </pic:pic>
-              </a:graphicData>
-            </a:graphic>
-          </wp:inline>
-        </w:drawing>
-      </w:r>
-    </w:p>
-    <w:p>
-      <w:pPr>
-        <w:pStyle w:val="BodyText"/>
-      </w:pPr>
-      <w:r>
-        <w:rPr>
-          <w:b/>
-          <w:bCs/>
-        </w:rPr>
-        <w:t xml:space="preserve">What to look for:</w:t>
       </w:r>
     </w:p>
     <w:p>
@@ -8779,63 +8337,128 @@
         </w:numPr>
       </w:pPr>
       <w:r>
-        <w:t xml:space="preserve">✅</w:t>
-      </w:r>
-      <w:r>
-        <w:t xml:space="preserve"> </w:t>
-      </w:r>
-      <w:r>
         <w:rPr>
           <w:b/>
           <w:bCs/>
         </w:rPr>
-        <w:t xml:space="preserve">Good:</w:t>
-      </w:r>
-      <w:r>
-        <w:t xml:space="preserve"> </w:t>
-      </w:r>
-      <w:r>
-        <w:t xml:space="preserve">random cloud of points centered at zero; constant spread across all fitted values</w:t>
-      </w:r>
-    </w:p>
-    <w:p>
-      <w:pPr>
-        <w:pStyle w:val="Compact"/>
+        <w:t xml:space="preserve">What R² = 0.9999 means:</w:t>
+      </w:r>
+    </w:p>
+    <w:p>
+      <w:pPr>
         <w:numPr>
-          <w:ilvl w:val="0"/>
-          <w:numId w:val="1018"/>
+          <w:ilvl w:val="1"/>
+          <w:numId w:val="1019"/>
         </w:numPr>
       </w:pPr>
       <w:r>
-        <w:t xml:space="preserve">❌</w:t>
-      </w:r>
-      <w:r>
-        <w:t xml:space="preserve"> </w:t>
-      </w:r>
+        <w:t xml:space="preserve">99.99% of the variation in paper area is explained by mass. The remaining 0.01% is measurement noise from the balance.</w:t>
+      </w:r>
+    </w:p>
+    <w:p>
+      <w:pPr>
+        <w:numPr>
+          <w:ilvl w:val="1"/>
+          <w:numId w:val="1019"/>
+        </w:numPr>
+      </w:pPr>
+      <w:r>
+        <w:t xml:space="preserve">This is expected — the relationship between mass and area in uniform paper is essentially perfect.</w:t>
+      </w:r>
+    </w:p>
+    <w:p>
+      <w:pPr>
+        <w:numPr>
+          <w:ilvl w:val="1"/>
+          <w:numId w:val="1019"/>
+        </w:numPr>
+      </w:pPr>
+      <w:r>
+        <w:t xml:space="preserve">In biological data, R² values of 0.3–0.7 are common and meaningful.</w:t>
+      </w:r>
+    </w:p>
+    <w:p>
+      <w:pPr>
+        <w:numPr>
+          <w:ilvl w:val="1"/>
+          <w:numId w:val="1019"/>
+        </w:numPr>
+      </w:pPr>
+      <w:r>
+        <w:t xml:space="preserve">📖 W&amp;S §17.4 p. 555</w:t>
+      </w:r>
+    </w:p>
+    <w:bookmarkEnd w:id="50"/>
+    <w:bookmarkStart w:id="51" w:name="pause-do-activity-parts-47-now"/>
+    <w:p>
+      <w:pPr>
+        <w:pStyle w:val="Heading1"/>
+      </w:pPr>
+      <w:r>
+        <w:t xml:space="preserve">🛑 Pause — Do Activity Parts 4–7 Now</w:t>
+      </w:r>
+    </w:p>
+    <w:p>
+      <w:pPr>
+        <w:pStyle w:val="FirstParagraph"/>
+      </w:pPr>
+      <w:r>
+        <w:t xml:space="preserve">Fit</w:t>
+      </w:r>
+      <w:r>
+        <w:t xml:space="preserve"> </w:t>
+      </w:r>
+      <w:r>
+        <w:rPr>
+          <w:rStyle w:val="VerbatimChar"/>
+        </w:rPr>
+        <w:t xml:space="preserve">lm(area_cm2 ~ mass_g)</w:t>
+      </w:r>
+      <w:r>
+        <w:t xml:space="preserve">, decode the</w:t>
+      </w:r>
+      <w:r>
+        <w:t xml:space="preserve"> </w:t>
+      </w:r>
+      <w:r>
+        <w:rPr>
+          <w:rStyle w:val="VerbatimChar"/>
+        </w:rPr>
+        <w:t xml:space="preserve">summary()</w:t>
+      </w:r>
+      <w:r>
+        <w:t xml:space="preserve"> </w:t>
+      </w:r>
+      <w:r>
+        <w:t xml:space="preserve">table, and pull the slope, intercept, and R². Predict each number before it prints.</w:t>
+      </w:r>
+    </w:p>
+    <w:bookmarkEnd w:id="51"/>
+    <w:bookmarkStart w:id="54" w:name="chunk-3-of-4-visualize-check-assumptions"/>
+    <w:p>
+      <w:pPr>
+        <w:pStyle w:val="Heading1"/>
+      </w:pPr>
+      <w:r>
+        <w:t xml:space="preserve">🧩 Chunk 3 of 4 · Visualize &amp; Check Assumptions</w:t>
+      </w:r>
+    </w:p>
+    <w:p>
+      <w:pPr>
+        <w:pStyle w:val="FirstParagraph"/>
+      </w:pPr>
       <w:r>
         <w:rPr>
           <w:b/>
           <w:bCs/>
         </w:rPr>
-        <w:t xml:space="preserve">Bad:</w:t>
-      </w:r>
-      <w:r>
-        <w:t xml:space="preserve"> </w:t>
-      </w:r>
-      <w:r>
-        <w:t xml:space="preserve">- Curved pattern → linearity violated - Fan shape (funnel) → unequal variance</w:t>
-      </w:r>
-    </w:p>
-    <w:p>
-      <w:pPr>
-        <w:pStyle w:val="Compact"/>
-        <w:numPr>
-          <w:ilvl w:val="0"/>
-          <w:numId w:val="1018"/>
-        </w:numPr>
-      </w:pPr>
-      <w:r>
-        <w:t xml:space="preserve">📖 W&amp;S §17.5 p. 559 (Figure 17.5-4)</w:t>
+        <w:t xml:space="preserve">We will cover:</w:t>
+      </w:r>
+      <w:r>
+        <w:t xml:space="preserve"> </w:t>
+      </w:r>
+      <w:r>
+        <w:t xml:space="preserve">the calibration curve with its CI band, the residuals-vs-fitted plot, and the QQ plot + Shapiro-Wilk on the residuals.</w:t>
       </w:r>
     </w:p>
     <w:tbl>
@@ -8868,7 +8491,7 @@
           </w:tcPr>
           <w:p>
             <w:pPr>
-              <w:pStyle w:val="FirstParagraph"/>
+              <w:pStyle w:val="BodyText"/>
             </w:pPr>
             <w:pPr>
               <w:spacing w:before="0" w:after="0"/>
@@ -8879,12 +8502,12 @@
                 <wp:inline>
                   <wp:extent cx="152400" cy="152400"/>
                   <wp:effectExtent b="0" l="0" r="0" t="0"/>
-                  <wp:docPr descr="" title="" id="44" name="Picture"/>
+                  <wp:docPr descr="" title="" id="52" name="Picture"/>
                   <a:graphic>
                     <a:graphicData uri="http://schemas.openxmlformats.org/drawingml/2006/picture">
                       <pic:pic>
                         <pic:nvPicPr>
-                          <pic:cNvPr descr="/Applications/Positron.app/Contents/Resources/app/quarto/share/formats/docx/tip.png" id="45" name="Picture"/>
+                          <pic:cNvPr descr="/Applications/Positron.app/Contents/Resources/app/quarto/share/formats/docx/tip.png" id="53" name="Picture"/>
                           <pic:cNvPicPr>
                             <a:picLocks noChangeArrowheads="1" noChangeAspect="1"/>
                           </pic:cNvPicPr>
@@ -8947,21 +8570,31 @@
               <w:spacing w:before="16" w:after="16"/>
             </w:pPr>
             <w:r>
-              <w:t xml:space="preserve">The residual plot is the most important diagnostic. Always check it before interpreting your results.</w:t>
+              <w:rPr>
+                <w:b/>
+                <w:bCs/>
+              </w:rPr>
+              <w:t xml:space="preserve">🖐 After this chunk: Activity Parts 8–10</w:t>
+            </w:r>
+            <w:r>
+              <w:t xml:space="preserve"> </w:t>
+            </w:r>
+            <w:r>
+              <w:t xml:space="preserve">(plot the curve; check the residual and QQ/Shapiro assumptions).</w:t>
             </w:r>
           </w:p>
           <w:p/>
         </w:tc>
       </w:tr>
     </w:tbl>
-    <w:bookmarkEnd w:id="46"/>
-    <w:bookmarkStart w:id="50" w:name="Xc99e88206e77ad3335a7b24a778fe62fc0ad67e"/>
+    <w:bookmarkEnd w:id="54"/>
+    <w:bookmarkStart w:id="58" w:name="plot-the-calibration-curve"/>
     <w:p>
       <w:pPr>
         <w:pStyle w:val="Heading1"/>
       </w:pPr>
       <w:r>
-        <w:t xml:space="preserve">Check Assumptions — QQ Plot and Shapiro-Wilk</w:t>
+        <w:t xml:space="preserve">Plot the Calibration Curve</w:t>
       </w:r>
     </w:p>
     <w:p>
@@ -8972,7 +8605,7 @@
         <w:rPr>
           <w:rStyle w:val="CommentTok"/>
         </w:rPr>
-        <w:t xml:space="preserve"># QQ plot of residuals — checks normality assumption --</w:t>
+        <w:t xml:space="preserve"># Calibration curve with regression line + 95% CI band</w:t>
       </w:r>
       <w:r>
         <w:br/>
@@ -8981,7 +8614,7 @@
         <w:rPr>
           <w:rStyle w:val="NormalTok"/>
         </w:rPr>
-        <w:t xml:space="preserve">qq_resid_plot </w:t>
+        <w:t xml:space="preserve">calibration_plot </w:t>
       </w:r>
       <w:r>
         <w:rPr>
@@ -8993,7 +8626,7 @@
         <w:rPr>
           <w:rStyle w:val="NormalTok"/>
         </w:rPr>
-        <w:t xml:space="preserve"> paper_resid_df </w:t>
+        <w:t xml:space="preserve"> paper_df </w:t>
       </w:r>
       <w:r>
         <w:rPr>
@@ -9038,13 +8671,25 @@
         <w:rPr>
           <w:rStyle w:val="AttributeTok"/>
         </w:rPr>
-        <w:t xml:space="preserve">sample =</w:t>
-      </w:r>
-      <w:r>
-        <w:rPr>
-          <w:rStyle w:val="NormalTok"/>
-        </w:rPr>
-        <w:t xml:space="preserve"> residuals)) </w:t>
+        <w:t xml:space="preserve">x =</w:t>
+      </w:r>
+      <w:r>
+        <w:rPr>
+          <w:rStyle w:val="NormalTok"/>
+        </w:rPr>
+        <w:t xml:space="preserve"> mass_g, </w:t>
+      </w:r>
+      <w:r>
+        <w:rPr>
+          <w:rStyle w:val="AttributeTok"/>
+        </w:rPr>
+        <w:t xml:space="preserve">y =</w:t>
+      </w:r>
+      <w:r>
+        <w:rPr>
+          <w:rStyle w:val="NormalTok"/>
+        </w:rPr>
+        <w:t xml:space="preserve"> area_cm2)) </w:t>
       </w:r>
       <w:r>
         <w:rPr>
@@ -9065,13 +8710,61 @@
         <w:rPr>
           <w:rStyle w:val="FunctionTok"/>
         </w:rPr>
-        <w:t xml:space="preserve">stat_qq</w:t>
-      </w:r>
-      <w:r>
-        <w:rPr>
-          <w:rStyle w:val="NormalTok"/>
-        </w:rPr>
-        <w:t xml:space="preserve">() </w:t>
+        <w:t xml:space="preserve">geom_point</w:t>
+      </w:r>
+      <w:r>
+        <w:rPr>
+          <w:rStyle w:val="NormalTok"/>
+        </w:rPr>
+        <w:t xml:space="preserve">(</w:t>
+      </w:r>
+      <w:r>
+        <w:rPr>
+          <w:rStyle w:val="AttributeTok"/>
+        </w:rPr>
+        <w:t xml:space="preserve">alpha =</w:t>
+      </w:r>
+      <w:r>
+        <w:rPr>
+          <w:rStyle w:val="NormalTok"/>
+        </w:rPr>
+        <w:t xml:space="preserve"> </w:t>
+      </w:r>
+      <w:r>
+        <w:rPr>
+          <w:rStyle w:val="FloatTok"/>
+        </w:rPr>
+        <w:t xml:space="preserve">0.5</w:t>
+      </w:r>
+      <w:r>
+        <w:rPr>
+          <w:rStyle w:val="NormalTok"/>
+        </w:rPr>
+        <w:t xml:space="preserve">, </w:t>
+      </w:r>
+      <w:r>
+        <w:rPr>
+          <w:rStyle w:val="AttributeTok"/>
+        </w:rPr>
+        <w:t xml:space="preserve">size =</w:t>
+      </w:r>
+      <w:r>
+        <w:rPr>
+          <w:rStyle w:val="NormalTok"/>
+        </w:rPr>
+        <w:t xml:space="preserve"> </w:t>
+      </w:r>
+      <w:r>
+        <w:rPr>
+          <w:rStyle w:val="FloatTok"/>
+        </w:rPr>
+        <w:t xml:space="preserve">1.8</w:t>
+      </w:r>
+      <w:r>
+        <w:rPr>
+          <w:rStyle w:val="NormalTok"/>
+        </w:rPr>
+        <w:t xml:space="preserve">) </w:t>
       </w:r>
       <w:r>
         <w:rPr>
@@ -9092,7 +8785,7 @@
         <w:rPr>
           <w:rStyle w:val="FunctionTok"/>
         </w:rPr>
-        <w:t xml:space="preserve">stat_qq_line</w:t>
+        <w:t xml:space="preserve">geom_smooth</w:t>
       </w:r>
       <w:r>
         <w:rPr>
@@ -9101,9 +8794,84 @@
         <w:t xml:space="preserve">(</w:t>
       </w:r>
       <w:r>
+        <w:br/>
+      </w:r>
+      <w:r>
+        <w:rPr>
+          <w:rStyle w:val="NormalTok"/>
+        </w:rPr>
+        <w:t xml:space="preserve">    </w:t>
+      </w:r>
+      <w:r>
         <w:rPr>
           <w:rStyle w:val="AttributeTok"/>
         </w:rPr>
+        <w:t xml:space="preserve">method =</w:t>
+      </w:r>
+      <w:r>
+        <w:rPr>
+          <w:rStyle w:val="NormalTok"/>
+        </w:rPr>
+        <w:t xml:space="preserve"> </w:t>
+      </w:r>
+      <w:r>
+        <w:rPr>
+          <w:rStyle w:val="StringTok"/>
+        </w:rPr>
+        <w:t xml:space="preserve">"lm"</w:t>
+      </w:r>
+      <w:r>
+        <w:rPr>
+          <w:rStyle w:val="NormalTok"/>
+        </w:rPr>
+        <w:t xml:space="preserve">,</w:t>
+      </w:r>
+      <w:r>
+        <w:br/>
+      </w:r>
+      <w:r>
+        <w:rPr>
+          <w:rStyle w:val="NormalTok"/>
+        </w:rPr>
+        <w:t xml:space="preserve">    </w:t>
+      </w:r>
+      <w:r>
+        <w:rPr>
+          <w:rStyle w:val="AttributeTok"/>
+        </w:rPr>
+        <w:t xml:space="preserve">se =</w:t>
+      </w:r>
+      <w:r>
+        <w:rPr>
+          <w:rStyle w:val="NormalTok"/>
+        </w:rPr>
+        <w:t xml:space="preserve"> </w:t>
+      </w:r>
+      <w:r>
+        <w:rPr>
+          <w:rStyle w:val="ConstantTok"/>
+        </w:rPr>
+        <w:t xml:space="preserve">TRUE</w:t>
+      </w:r>
+      <w:r>
+        <w:rPr>
+          <w:rStyle w:val="NormalTok"/>
+        </w:rPr>
+        <w:t xml:space="preserve">,</w:t>
+      </w:r>
+      <w:r>
+        <w:br/>
+      </w:r>
+      <w:r>
+        <w:rPr>
+          <w:rStyle w:val="NormalTok"/>
+        </w:rPr>
+        <w:t xml:space="preserve">    </w:t>
+      </w:r>
+      <w:r>
+        <w:rPr>
+          <w:rStyle w:val="AttributeTok"/>
+        </w:rPr>
         <w:t xml:space="preserve">color =</w:t>
       </w:r>
       <w:r>
@@ -9116,37 +8884,49 @@
         <w:rPr>
           <w:rStyle w:val="StringTok"/>
         </w:rPr>
-        <w:t xml:space="preserve">"red"</w:t>
-      </w:r>
-      <w:r>
-        <w:rPr>
-          <w:rStyle w:val="NormalTok"/>
-        </w:rPr>
-        <w:t xml:space="preserve">, </w:t>
+        <w:t xml:space="preserve">"steelblue"</w:t>
+      </w:r>
+      <w:r>
+        <w:rPr>
+          <w:rStyle w:val="NormalTok"/>
+        </w:rPr>
+        <w:t xml:space="preserve">,</w:t>
+      </w:r>
+      <w:r>
+        <w:br/>
+      </w:r>
+      <w:r>
+        <w:rPr>
+          <w:rStyle w:val="NormalTok"/>
+        </w:rPr>
+        <w:t xml:space="preserve">    </w:t>
       </w:r>
       <w:r>
         <w:rPr>
           <w:rStyle w:val="AttributeTok"/>
         </w:rPr>
-        <w:t xml:space="preserve">linewidth =</w:t>
-      </w:r>
-      <w:r>
-        <w:rPr>
-          <w:rStyle w:val="NormalTok"/>
-        </w:rPr>
-        <w:t xml:space="preserve"> </w:t>
-      </w:r>
-      <w:r>
-        <w:rPr>
-          <w:rStyle w:val="FloatTok"/>
-        </w:rPr>
-        <w:t xml:space="preserve">0.8</w:t>
-      </w:r>
-      <w:r>
-        <w:rPr>
-          <w:rStyle w:val="NormalTok"/>
-        </w:rPr>
-        <w:t xml:space="preserve">) </w:t>
+        <w:t xml:space="preserve">fill =</w:t>
+      </w:r>
+      <w:r>
+        <w:rPr>
+          <w:rStyle w:val="NormalTok"/>
+        </w:rPr>
+        <w:t xml:space="preserve"> </w:t>
+      </w:r>
+      <w:r>
+        <w:rPr>
+          <w:rStyle w:val="StringTok"/>
+        </w:rPr>
+        <w:t xml:space="preserve">"lightblue"</w:t>
+      </w:r>
+      <w:r>
+        <w:br/>
+      </w:r>
+      <w:r>
+        <w:rPr>
+          <w:rStyle w:val="NormalTok"/>
+        </w:rPr>
+        <w:t xml:space="preserve">  ) </w:t>
       </w:r>
       <w:r>
         <w:rPr>
@@ -9200,7 +8980,7 @@
         <w:rPr>
           <w:rStyle w:val="StringTok"/>
         </w:rPr>
-        <w:t xml:space="preserve">"Normal QQ Plot of Residuals"</w:t>
+        <w:t xml:space="preserve">"Paper Calibration Curve"</w:t>
       </w:r>
       <w:r>
         <w:rPr>
@@ -9221,6 +9001,210 @@
         <w:rPr>
           <w:rStyle w:val="AttributeTok"/>
         </w:rPr>
+        <w:t xml:space="preserve">subtitle =</w:t>
+      </w:r>
+      <w:r>
+        <w:rPr>
+          <w:rStyle w:val="NormalTok"/>
+        </w:rPr>
+        <w:t xml:space="preserve"> </w:t>
+      </w:r>
+      <w:r>
+        <w:rPr>
+          <w:rStyle w:val="FunctionTok"/>
+        </w:rPr>
+        <w:t xml:space="preserve">paste0</w:t>
+      </w:r>
+      <w:r>
+        <w:rPr>
+          <w:rStyle w:val="NormalTok"/>
+        </w:rPr>
+        <w:t xml:space="preserve">(</w:t>
+      </w:r>
+      <w:r>
+        <w:br/>
+      </w:r>
+      <w:r>
+        <w:rPr>
+          <w:rStyle w:val="NormalTok"/>
+        </w:rPr>
+        <w:t xml:space="preserve">      </w:t>
+      </w:r>
+      <w:r>
+        <w:rPr>
+          <w:rStyle w:val="StringTok"/>
+        </w:rPr>
+        <w:t xml:space="preserve">"area = "</w:t>
+      </w:r>
+      <w:r>
+        <w:rPr>
+          <w:rStyle w:val="NormalTok"/>
+        </w:rPr>
+        <w:t xml:space="preserve">,</w:t>
+      </w:r>
+      <w:r>
+        <w:br/>
+      </w:r>
+      <w:r>
+        <w:rPr>
+          <w:rStyle w:val="NormalTok"/>
+        </w:rPr>
+        <w:t xml:space="preserve">      </w:t>
+      </w:r>
+      <w:r>
+        <w:rPr>
+          <w:rStyle w:val="FunctionTok"/>
+        </w:rPr>
+        <w:t xml:space="preserve">round</w:t>
+      </w:r>
+      <w:r>
+        <w:rPr>
+          <w:rStyle w:val="NormalTok"/>
+        </w:rPr>
+        <w:t xml:space="preserve">(b_slope, </w:t>
+      </w:r>
+      <w:r>
+        <w:rPr>
+          <w:rStyle w:val="DecValTok"/>
+        </w:rPr>
+        <w:t xml:space="preserve">2</w:t>
+      </w:r>
+      <w:r>
+        <w:rPr>
+          <w:rStyle w:val="NormalTok"/>
+        </w:rPr>
+        <w:t xml:space="preserve">),</w:t>
+      </w:r>
+      <w:r>
+        <w:br/>
+      </w:r>
+      <w:r>
+        <w:rPr>
+          <w:rStyle w:val="NormalTok"/>
+        </w:rPr>
+        <w:t xml:space="preserve">      </w:t>
+      </w:r>
+      <w:r>
+        <w:rPr>
+          <w:rStyle w:val="StringTok"/>
+        </w:rPr>
+        <w:t xml:space="preserve">" × mass + "</w:t>
+      </w:r>
+      <w:r>
+        <w:rPr>
+          <w:rStyle w:val="NormalTok"/>
+        </w:rPr>
+        <w:t xml:space="preserve">,</w:t>
+      </w:r>
+      <w:r>
+        <w:br/>
+      </w:r>
+      <w:r>
+        <w:rPr>
+          <w:rStyle w:val="NormalTok"/>
+        </w:rPr>
+        <w:t xml:space="preserve">      </w:t>
+      </w:r>
+      <w:r>
+        <w:rPr>
+          <w:rStyle w:val="FunctionTok"/>
+        </w:rPr>
+        <w:t xml:space="preserve">round</w:t>
+      </w:r>
+      <w:r>
+        <w:rPr>
+          <w:rStyle w:val="NormalTok"/>
+        </w:rPr>
+        <w:t xml:space="preserve">(a_intercept, </w:t>
+      </w:r>
+      <w:r>
+        <w:rPr>
+          <w:rStyle w:val="DecValTok"/>
+        </w:rPr>
+        <w:t xml:space="preserve">3</w:t>
+      </w:r>
+      <w:r>
+        <w:rPr>
+          <w:rStyle w:val="NormalTok"/>
+        </w:rPr>
+        <w:t xml:space="preserve">),</w:t>
+      </w:r>
+      <w:r>
+        <w:br/>
+      </w:r>
+      <w:r>
+        <w:rPr>
+          <w:rStyle w:val="NormalTok"/>
+        </w:rPr>
+        <w:t xml:space="preserve">      </w:t>
+      </w:r>
+      <w:r>
+        <w:rPr>
+          <w:rStyle w:val="StringTok"/>
+        </w:rPr>
+        <w:t xml:space="preserve">"  |  R² = "</w:t>
+      </w:r>
+      <w:r>
+        <w:rPr>
+          <w:rStyle w:val="NormalTok"/>
+        </w:rPr>
+        <w:t xml:space="preserve">,</w:t>
+      </w:r>
+      <w:r>
+        <w:br/>
+      </w:r>
+      <w:r>
+        <w:rPr>
+          <w:rStyle w:val="NormalTok"/>
+        </w:rPr>
+        <w:t xml:space="preserve">      </w:t>
+      </w:r>
+      <w:r>
+        <w:rPr>
+          <w:rStyle w:val="FunctionTok"/>
+        </w:rPr>
+        <w:t xml:space="preserve">round</w:t>
+      </w:r>
+      <w:r>
+        <w:rPr>
+          <w:rStyle w:val="NormalTok"/>
+        </w:rPr>
+        <w:t xml:space="preserve">(r2_val, </w:t>
+      </w:r>
+      <w:r>
+        <w:rPr>
+          <w:rStyle w:val="DecValTok"/>
+        </w:rPr>
+        <w:t xml:space="preserve">4</w:t>
+      </w:r>
+      <w:r>
+        <w:rPr>
+          <w:rStyle w:val="NormalTok"/>
+        </w:rPr>
+        <w:t xml:space="preserve">)</w:t>
+      </w:r>
+      <w:r>
+        <w:br/>
+      </w:r>
+      <w:r>
+        <w:rPr>
+          <w:rStyle w:val="NormalTok"/>
+        </w:rPr>
+        <w:t xml:space="preserve">    ),</w:t>
+      </w:r>
+      <w:r>
+        <w:br/>
+      </w:r>
+      <w:r>
+        <w:rPr>
+          <w:rStyle w:val="NormalTok"/>
+        </w:rPr>
+        <w:t xml:space="preserve">    </w:t>
+      </w:r>
+      <w:r>
+        <w:rPr>
+          <w:rStyle w:val="AttributeTok"/>
+        </w:rPr>
         <w:t xml:space="preserve">x =</w:t>
       </w:r>
       <w:r>
@@ -9233,7 +9217,7 @@
         <w:rPr>
           <w:rStyle w:val="StringTok"/>
         </w:rPr>
-        <w:t xml:space="preserve">"Theoretical Quantiles"</w:t>
+        <w:t xml:space="preserve">"Paper Mass (g)"</w:t>
       </w:r>
       <w:r>
         <w:rPr>
@@ -9266,7 +9250,7 @@
         <w:rPr>
           <w:rStyle w:val="StringTok"/>
         </w:rPr>
-        <w:t xml:space="preserve">"Sample Quantiles (residuals)"</w:t>
+        <w:t xml:space="preserve">"Area (cm²)"</w:t>
       </w:r>
       <w:r>
         <w:br/>
@@ -9314,7 +9298,7 @@
         <w:rPr>
           <w:rStyle w:val="NormalTok"/>
         </w:rPr>
-        <w:t xml:space="preserve">qq_resid_plot</w:t>
+        <w:t xml:space="preserve">calibration_plot</w:t>
       </w:r>
     </w:p>
     <w:p>
@@ -9326,18 +9310,18 @@
           <wp:inline>
             <wp:extent cx="5943600" cy="5943600"/>
             <wp:effectExtent b="0" l="0" r="0" t="0"/>
-            <wp:docPr descr="" title="" id="48" name="Picture"/>
+            <wp:docPr descr="" title="" id="56" name="Picture"/>
             <a:graphic>
               <a:graphicData uri="http://schemas.openxmlformats.org/drawingml/2006/picture">
                 <pic:pic>
                   <pic:nvPicPr>
-                    <pic:cNvPr descr="regressions_files/figure-docx/qq-resid-05-1.png" id="49" name="Picture"/>
+                    <pic:cNvPr descr="regressions_files/figure-docx/calibration-line-plot-05-1.png" id="57" name="Picture"/>
                     <pic:cNvPicPr>
                       <a:picLocks noChangeArrowheads="1" noChangeAspect="1"/>
                     </pic:cNvPicPr>
                   </pic:nvPicPr>
                   <pic:blipFill>
-                    <a:blip r:embed="rId47"/>
+                    <a:blip r:embed="rId55"/>
                     <a:stretch>
                       <a:fillRect/>
                     </a:stretch>
@@ -9366,87 +9350,794 @@
     </w:p>
     <w:p>
       <w:pPr>
-        <w:pStyle w:val="SourceCode"/>
-      </w:pPr>
-      <w:r>
-        <w:rPr>
-          <w:rStyle w:val="CommentTok"/>
-        </w:rPr>
-        <w:t xml:space="preserve"># Shapiro-Wilk test on residuals — NOT on raw data ---</w:t>
-      </w:r>
-      <w:r>
-        <w:br/>
-      </w:r>
-      <w:r>
-        <w:rPr>
-          <w:rStyle w:val="FunctionTok"/>
-        </w:rPr>
-        <w:t xml:space="preserve">shapiro.test</w:t>
-      </w:r>
-      <w:r>
-        <w:rPr>
-          <w:rStyle w:val="NormalTok"/>
-        </w:rPr>
-        <w:t xml:space="preserve">(</w:t>
-      </w:r>
-      <w:r>
-        <w:rPr>
-          <w:rStyle w:val="FunctionTok"/>
-        </w:rPr>
-        <w:t xml:space="preserve">residuals</w:t>
-      </w:r>
-      <w:r>
-        <w:rPr>
-          <w:rStyle w:val="NormalTok"/>
-        </w:rPr>
-        <w:t xml:space="preserve">(paper_lm_model))</w:t>
-      </w:r>
-    </w:p>
-    <w:p>
-      <w:pPr>
-        <w:pStyle w:val="SourceCode"/>
-      </w:pPr>
-      <w:r>
-        <w:br/>
-      </w:r>
-      <w:r>
-        <w:rPr>
-          <w:rStyle w:val="VerbatimChar"/>
-        </w:rPr>
-        <w:t xml:space="preserve">    Shapiro-Wilk normality test</w:t>
-      </w:r>
-      <w:r>
-        <w:br/>
-      </w:r>
-      <w:r>
-        <w:br/>
-      </w:r>
-      <w:r>
-        <w:rPr>
-          <w:rStyle w:val="VerbatimChar"/>
-        </w:rPr>
-        <w:t xml:space="preserve">data:  residuals(paper_lm_model)</w:t>
-      </w:r>
-      <w:r>
-        <w:br/>
-      </w:r>
-      <w:r>
-        <w:rPr>
-          <w:rStyle w:val="VerbatimChar"/>
-        </w:rPr>
-        <w:t xml:space="preserve">W = 0.67735, p-value = 9.425e-15</w:t>
-      </w:r>
-    </w:p>
-    <w:p>
-      <w:pPr>
-        <w:pStyle w:val="FirstParagraph"/>
+        <w:pStyle w:val="BodyText"/>
       </w:pPr>
       <w:r>
         <w:rPr>
           <w:b/>
           <w:bCs/>
         </w:rPr>
-        <w:t xml:space="preserve">Remember:</w:t>
+        <w:t xml:space="preserve">The shaded band</w:t>
+      </w:r>
+      <w:r>
+        <w:t xml:space="preserve"> </w:t>
+      </w:r>
+      <w:r>
+        <w:t xml:space="preserve">= 95% confidence band for the</w:t>
+      </w:r>
+      <w:r>
+        <w:t xml:space="preserve"> </w:t>
+      </w:r>
+      <w:r>
+        <w:rPr>
+          <w:i/>
+          <w:iCs/>
+        </w:rPr>
+        <w:t xml:space="preserve">mean</w:t>
+      </w:r>
+      <w:r>
+        <w:t xml:space="preserve"> </w:t>
+      </w:r>
+      <w:r>
+        <w:t xml:space="preserve">predicted area at each mass value.</w:t>
+      </w:r>
+    </w:p>
+    <w:p>
+      <w:pPr>
+        <w:pStyle w:val="BodyText"/>
+      </w:pPr>
+      <w:r>
+        <w:rPr>
+          <w:b/>
+          <w:bCs/>
+        </w:rPr>
+        <w:t xml:space="preserve">Key observation:</w:t>
+      </w:r>
+      <w:r>
+        <w:t xml:space="preserve"> </w:t>
+      </w:r>
+      <w:r>
+        <w:t xml:space="preserve">the band is narrowest in the middle of the data range and widens at the extremes — predictions are most precise near</w:t>
+      </w:r>
+      <w:r>
+        <w:t xml:space="preserve"> </w:t>
+      </w:r>
+      <m:oMath>
+        <m:acc>
+          <m:accPr>
+            <m:chr m:val="‾"/>
+          </m:accPr>
+          <m:e>
+            <m:r>
+              <m:t>X</m:t>
+            </m:r>
+          </m:e>
+        </m:acc>
+      </m:oMath>
+      <w:r>
+        <w:t xml:space="preserve">.</w:t>
+      </w:r>
+    </w:p>
+    <w:p>
+      <w:pPr>
+        <w:pStyle w:val="BodyText"/>
+      </w:pPr>
+      <w:r>
+        <w:t xml:space="preserve">This is exactly Figure 17.2-1 from W&amp;S (p. 549).</w:t>
+      </w:r>
+    </w:p>
+    <w:p>
+      <w:pPr>
+        <w:pStyle w:val="BodyText"/>
+      </w:pPr>
+      <w:r>
+        <w:t xml:space="preserve">📖 W&amp;S §17.2 p. 548–550</w:t>
+      </w:r>
+    </w:p>
+    <w:bookmarkEnd w:id="58"/>
+    <w:bookmarkStart w:id="66" w:name="check-assumptions-residual-plot"/>
+    <w:p>
+      <w:pPr>
+        <w:pStyle w:val="Heading1"/>
+      </w:pPr>
+      <w:r>
+        <w:t xml:space="preserve">Check Assumptions — Residual Plot</w:t>
+      </w:r>
+    </w:p>
+    <w:tbl>
+      <w:tblPr>
+        <w:tblStyle w:val="Table"/>
+        <w:tblLook w:firstRow="0" w:lastRow="0" w:firstColumn="0" w:lastColumn="0" w:noHBand="0" w:noVBand="0" w:val="0000"/>
+        <w:tblBorders>
+          <w:top w:val="single" w:sz="4" w:space="0" w:color="0758E5"/>
+          <w:left w:val="single" w:sz="24" w:space="0" w:color="0758E5"/>
+          <w:bottom w:val="single" w:sz="4" w:space="0" w:color="0758E5"/>
+          <w:right w:val="single" w:sz="4" w:space="0" w:color="0758E5"/>
+        </w:tblBorders>
+        <w:tblCellMar>
+          <w:left w:w="144" w:type="dxa"/>
+          <w:right w:w="144" w:type="dxa"/>
+        </w:tblCellMar>
+        <w:tblLook w:firstRow="0" w:lastRow="0" w:firstColumn="0" w:lastColumn="0" w:noHBand="0" w:noVBand="0" w:val="0000"/>
+      </w:tblPr>
+      <w:tr>
+        <w:trPr>
+          <w:cantSplit/>
+        </w:trPr>
+        <w:tc>
+          <w:tcPr>
+            <w:shd w:color="auto" w:fill="dae6fb" w:val="clear"/>
+            <w:tcMar>
+              <w:top w:w="92" w:type="dxa"/>
+              <w:bottom w:w="92" w:type="dxa"/>
+            </w:tcMar>
+          </w:tcPr>
+          <w:p>
+            <w:pPr>
+              <w:pStyle w:val="FirstParagraph"/>
+            </w:pPr>
+            <w:pPr>
+              <w:spacing w:before="0" w:after="0"/>
+              <w:textAlignment w:val="center"/>
+            </w:pPr>
+            <w:r>
+              <w:drawing>
+                <wp:inline>
+                  <wp:extent cx="152400" cy="152400"/>
+                  <wp:effectExtent b="0" l="0" r="0" t="0"/>
+                  <wp:docPr descr="" title="" id="59" name="Picture"/>
+                  <a:graphic>
+                    <a:graphicData uri="http://schemas.openxmlformats.org/drawingml/2006/picture">
+                      <pic:pic>
+                        <pic:nvPicPr>
+                          <pic:cNvPr descr="/Applications/Positron.app/Contents/Resources/app/quarto/share/formats/docx/note.png" id="60" name="Picture"/>
+                          <pic:cNvPicPr>
+                            <a:picLocks noChangeArrowheads="1" noChangeAspect="1"/>
+                          </pic:cNvPicPr>
+                        </pic:nvPicPr>
+                        <pic:blipFill>
+                          <a:blip r:embed="rId9"/>
+                          <a:stretch>
+                            <a:fillRect/>
+                          </a:stretch>
+                        </pic:blipFill>
+                        <pic:spPr bwMode="auto">
+                          <a:xfrm>
+                            <a:off x="0" y="0"/>
+                            <a:ext cx="152400" cy="152400"/>
+                          </a:xfrm>
+                          <a:prstGeom prst="rect">
+                            <a:avLst/>
+                          </a:prstGeom>
+                          <a:noFill/>
+                          <a:ln w="9525">
+                            <a:noFill/>
+                            <a:headEnd/>
+                            <a:tailEnd/>
+                          </a:ln>
+                        </pic:spPr>
+                      </pic:pic>
+                    </a:graphicData>
+                  </a:graphic>
+                </wp:inline>
+              </w:drawing>
+            </w:r>
+            <w:r>
+              <w:t xml:space="preserve"> </w:t>
+            </w:r>
+            <w:r>
+              <w:t xml:space="preserve"> </w:t>
+            </w:r>
+            <w:r>
+              <w:t xml:space="preserve">Note</w:t>
+            </w:r>
+          </w:p>
+        </w:tc>
+      </w:tr>
+      <w:tr>
+        <w:trPr>
+          <w:cantSplit/>
+        </w:trPr>
+        <w:tc>
+          <w:tcPr>
+            <w:tcMar>
+              <w:top w:w="108" w:type="dxa"/>
+              <w:bottom w:w="108" w:type="dxa"/>
+            </w:tcMar>
+          </w:tcPr>
+          <w:p>
+            <w:pPr>
+              <w:pStyle w:val="BodyText"/>
+            </w:pPr>
+            <w:pPr>
+              <w:spacing w:before="16" w:after="16"/>
+            </w:pPr>
+            <w:r>
+              <w:rPr>
+                <w:b/>
+                <w:bCs/>
+              </w:rPr>
+              <w:t xml:space="preserve">🔮 Predict first:</w:t>
+            </w:r>
+            <w:r>
+              <w:t xml:space="preserve"> </w:t>
+            </w:r>
+            <w:r>
+              <w:t xml:space="preserve">If the line fits well, what should the residuals-vs-fitted plot look like — a random flat cloud, a curve, or a funnel? Predict, then look.</w:t>
+            </w:r>
+          </w:p>
+          <w:p/>
+        </w:tc>
+      </w:tr>
+    </w:tbl>
+    <w:p>
+      <w:pPr>
+        <w:pStyle w:val="SourceCode"/>
+      </w:pPr>
+      <w:r>
+        <w:rPr>
+          <w:rStyle w:val="CommentTok"/>
+        </w:rPr>
+        <w:t xml:space="preserve"># mutate() adds new columns to the data frame ----------</w:t>
+      </w:r>
+      <w:r>
+        <w:br/>
+      </w:r>
+      <w:r>
+        <w:rPr>
+          <w:rStyle w:val="CommentTok"/>
+        </w:rPr>
+        <w:t xml:space="preserve"># Here we add the model's fitted values and residuals</w:t>
+      </w:r>
+      <w:r>
+        <w:br/>
+      </w:r>
+      <w:r>
+        <w:rPr>
+          <w:rStyle w:val="CommentTok"/>
+        </w:rPr>
+        <w:t xml:space="preserve"># so we can plot them — recall mutate() from Lecture 03!</w:t>
+      </w:r>
+      <w:r>
+        <w:br/>
+      </w:r>
+      <w:r>
+        <w:rPr>
+          <w:rStyle w:val="NormalTok"/>
+        </w:rPr>
+        <w:t xml:space="preserve">paper_resid_df </w:t>
+      </w:r>
+      <w:r>
+        <w:rPr>
+          <w:rStyle w:val="OtherTok"/>
+        </w:rPr>
+        <w:t xml:space="preserve">&lt;-</w:t>
+      </w:r>
+      <w:r>
+        <w:rPr>
+          <w:rStyle w:val="NormalTok"/>
+        </w:rPr>
+        <w:t xml:space="preserve"> paper_df </w:t>
+      </w:r>
+      <w:r>
+        <w:rPr>
+          <w:rStyle w:val="SpecialCharTok"/>
+        </w:rPr>
+        <w:t xml:space="preserve">%&gt;%</w:t>
+      </w:r>
+      <w:r>
+        <w:br/>
+      </w:r>
+      <w:r>
+        <w:rPr>
+          <w:rStyle w:val="NormalTok"/>
+        </w:rPr>
+        <w:t xml:space="preserve">  </w:t>
+      </w:r>
+      <w:r>
+        <w:rPr>
+          <w:rStyle w:val="FunctionTok"/>
+        </w:rPr>
+        <w:t xml:space="preserve">mutate</w:t>
+      </w:r>
+      <w:r>
+        <w:rPr>
+          <w:rStyle w:val="NormalTok"/>
+        </w:rPr>
+        <w:t xml:space="preserve">(</w:t>
+      </w:r>
+      <w:r>
+        <w:br/>
+      </w:r>
+      <w:r>
+        <w:rPr>
+          <w:rStyle w:val="NormalTok"/>
+        </w:rPr>
+        <w:t xml:space="preserve">    </w:t>
+      </w:r>
+      <w:r>
+        <w:rPr>
+          <w:rStyle w:val="AttributeTok"/>
+        </w:rPr>
+        <w:t xml:space="preserve">fitted =</w:t>
+      </w:r>
+      <w:r>
+        <w:rPr>
+          <w:rStyle w:val="NormalTok"/>
+        </w:rPr>
+        <w:t xml:space="preserve"> </w:t>
+      </w:r>
+      <w:r>
+        <w:rPr>
+          <w:rStyle w:val="FunctionTok"/>
+        </w:rPr>
+        <w:t xml:space="preserve">fitted</w:t>
+      </w:r>
+      <w:r>
+        <w:rPr>
+          <w:rStyle w:val="NormalTok"/>
+        </w:rPr>
+        <w:t xml:space="preserve">(paper_lm_model),</w:t>
+      </w:r>
+      <w:r>
+        <w:br/>
+      </w:r>
+      <w:r>
+        <w:rPr>
+          <w:rStyle w:val="NormalTok"/>
+        </w:rPr>
+        <w:t xml:space="preserve">    </w:t>
+      </w:r>
+      <w:r>
+        <w:rPr>
+          <w:rStyle w:val="AttributeTok"/>
+        </w:rPr>
+        <w:t xml:space="preserve">residuals =</w:t>
+      </w:r>
+      <w:r>
+        <w:rPr>
+          <w:rStyle w:val="NormalTok"/>
+        </w:rPr>
+        <w:t xml:space="preserve"> </w:t>
+      </w:r>
+      <w:r>
+        <w:rPr>
+          <w:rStyle w:val="FunctionTok"/>
+        </w:rPr>
+        <w:t xml:space="preserve">residuals</w:t>
+      </w:r>
+      <w:r>
+        <w:rPr>
+          <w:rStyle w:val="NormalTok"/>
+        </w:rPr>
+        <w:t xml:space="preserve">(paper_lm_model)</w:t>
+      </w:r>
+      <w:r>
+        <w:br/>
+      </w:r>
+      <w:r>
+        <w:rPr>
+          <w:rStyle w:val="NormalTok"/>
+        </w:rPr>
+        <w:t xml:space="preserve">  )</w:t>
+      </w:r>
+    </w:p>
+    <w:p>
+      <w:pPr>
+        <w:pStyle w:val="SourceCode"/>
+      </w:pPr>
+      <w:r>
+        <w:rPr>
+          <w:rStyle w:val="CommentTok"/>
+        </w:rPr>
+        <w:t xml:space="preserve"># Residuals vs Fitted — checks linearity &amp; equal variance</w:t>
+      </w:r>
+      <w:r>
+        <w:br/>
+      </w:r>
+      <w:r>
+        <w:rPr>
+          <w:rStyle w:val="NormalTok"/>
+        </w:rPr>
+        <w:t xml:space="preserve">resid_plot </w:t>
+      </w:r>
+      <w:r>
+        <w:rPr>
+          <w:rStyle w:val="OtherTok"/>
+        </w:rPr>
+        <w:t xml:space="preserve">&lt;-</w:t>
+      </w:r>
+      <w:r>
+        <w:rPr>
+          <w:rStyle w:val="NormalTok"/>
+        </w:rPr>
+        <w:t xml:space="preserve"> paper_resid_df </w:t>
+      </w:r>
+      <w:r>
+        <w:rPr>
+          <w:rStyle w:val="SpecialCharTok"/>
+        </w:rPr>
+        <w:t xml:space="preserve">%&gt;%</w:t>
+      </w:r>
+      <w:r>
+        <w:br/>
+      </w:r>
+      <w:r>
+        <w:rPr>
+          <w:rStyle w:val="NormalTok"/>
+        </w:rPr>
+        <w:t xml:space="preserve">  </w:t>
+      </w:r>
+      <w:r>
+        <w:rPr>
+          <w:rStyle w:val="FunctionTok"/>
+        </w:rPr>
+        <w:t xml:space="preserve">ggplot</w:t>
+      </w:r>
+      <w:r>
+        <w:rPr>
+          <w:rStyle w:val="NormalTok"/>
+        </w:rPr>
+        <w:t xml:space="preserve">(</w:t>
+      </w:r>
+      <w:r>
+        <w:rPr>
+          <w:rStyle w:val="FunctionTok"/>
+        </w:rPr>
+        <w:t xml:space="preserve">aes</w:t>
+      </w:r>
+      <w:r>
+        <w:rPr>
+          <w:rStyle w:val="NormalTok"/>
+        </w:rPr>
+        <w:t xml:space="preserve">(</w:t>
+      </w:r>
+      <w:r>
+        <w:rPr>
+          <w:rStyle w:val="AttributeTok"/>
+        </w:rPr>
+        <w:t xml:space="preserve">x =</w:t>
+      </w:r>
+      <w:r>
+        <w:rPr>
+          <w:rStyle w:val="NormalTok"/>
+        </w:rPr>
+        <w:t xml:space="preserve"> fitted, </w:t>
+      </w:r>
+      <w:r>
+        <w:rPr>
+          <w:rStyle w:val="AttributeTok"/>
+        </w:rPr>
+        <w:t xml:space="preserve">y =</w:t>
+      </w:r>
+      <w:r>
+        <w:rPr>
+          <w:rStyle w:val="NormalTok"/>
+        </w:rPr>
+        <w:t xml:space="preserve"> residuals)) </w:t>
+      </w:r>
+      <w:r>
+        <w:rPr>
+          <w:rStyle w:val="SpecialCharTok"/>
+        </w:rPr>
+        <w:t xml:space="preserve">+</w:t>
+      </w:r>
+      <w:r>
+        <w:br/>
+      </w:r>
+      <w:r>
+        <w:rPr>
+          <w:rStyle w:val="NormalTok"/>
+        </w:rPr>
+        <w:t xml:space="preserve">  </w:t>
+      </w:r>
+      <w:r>
+        <w:rPr>
+          <w:rStyle w:val="FunctionTok"/>
+        </w:rPr>
+        <w:t xml:space="preserve">geom_point</w:t>
+      </w:r>
+      <w:r>
+        <w:rPr>
+          <w:rStyle w:val="NormalTok"/>
+        </w:rPr>
+        <w:t xml:space="preserve">(</w:t>
+      </w:r>
+      <w:r>
+        <w:rPr>
+          <w:rStyle w:val="AttributeTok"/>
+        </w:rPr>
+        <w:t xml:space="preserve">alpha =</w:t>
+      </w:r>
+      <w:r>
+        <w:rPr>
+          <w:rStyle w:val="NormalTok"/>
+        </w:rPr>
+        <w:t xml:space="preserve"> </w:t>
+      </w:r>
+      <w:r>
+        <w:rPr>
+          <w:rStyle w:val="FloatTok"/>
+        </w:rPr>
+        <w:t xml:space="preserve">0.5</w:t>
+      </w:r>
+      <w:r>
+        <w:rPr>
+          <w:rStyle w:val="NormalTok"/>
+        </w:rPr>
+        <w:t xml:space="preserve">) </w:t>
+      </w:r>
+      <w:r>
+        <w:rPr>
+          <w:rStyle w:val="SpecialCharTok"/>
+        </w:rPr>
+        <w:t xml:space="preserve">+</w:t>
+      </w:r>
+      <w:r>
+        <w:br/>
+      </w:r>
+      <w:r>
+        <w:rPr>
+          <w:rStyle w:val="NormalTok"/>
+        </w:rPr>
+        <w:t xml:space="preserve">  </w:t>
+      </w:r>
+      <w:r>
+        <w:rPr>
+          <w:rStyle w:val="FunctionTok"/>
+        </w:rPr>
+        <w:t xml:space="preserve">geom_hline</w:t>
+      </w:r>
+      <w:r>
+        <w:rPr>
+          <w:rStyle w:val="NormalTok"/>
+        </w:rPr>
+        <w:t xml:space="preserve">(</w:t>
+      </w:r>
+      <w:r>
+        <w:rPr>
+          <w:rStyle w:val="AttributeTok"/>
+        </w:rPr>
+        <w:t xml:space="preserve">yintercept =</w:t>
+      </w:r>
+      <w:r>
+        <w:rPr>
+          <w:rStyle w:val="NormalTok"/>
+        </w:rPr>
+        <w:t xml:space="preserve"> </w:t>
+      </w:r>
+      <w:r>
+        <w:rPr>
+          <w:rStyle w:val="DecValTok"/>
+        </w:rPr>
+        <w:t xml:space="preserve">0</w:t>
+      </w:r>
+      <w:r>
+        <w:rPr>
+          <w:rStyle w:val="NormalTok"/>
+        </w:rPr>
+        <w:t xml:space="preserve">, </w:t>
+      </w:r>
+      <w:r>
+        <w:rPr>
+          <w:rStyle w:val="AttributeTok"/>
+        </w:rPr>
+        <w:t xml:space="preserve">linetype =</w:t>
+      </w:r>
+      <w:r>
+        <w:rPr>
+          <w:rStyle w:val="NormalTok"/>
+        </w:rPr>
+        <w:t xml:space="preserve"> </w:t>
+      </w:r>
+      <w:r>
+        <w:rPr>
+          <w:rStyle w:val="StringTok"/>
+        </w:rPr>
+        <w:t xml:space="preserve">"dashed"</w:t>
+      </w:r>
+      <w:r>
+        <w:rPr>
+          <w:rStyle w:val="NormalTok"/>
+        </w:rPr>
+        <w:t xml:space="preserve">, </w:t>
+      </w:r>
+      <w:r>
+        <w:rPr>
+          <w:rStyle w:val="AttributeTok"/>
+        </w:rPr>
+        <w:t xml:space="preserve">color =</w:t>
+      </w:r>
+      <w:r>
+        <w:rPr>
+          <w:rStyle w:val="NormalTok"/>
+        </w:rPr>
+        <w:t xml:space="preserve"> </w:t>
+      </w:r>
+      <w:r>
+        <w:rPr>
+          <w:rStyle w:val="StringTok"/>
+        </w:rPr>
+        <w:t xml:space="preserve">"red"</w:t>
+      </w:r>
+      <w:r>
+        <w:rPr>
+          <w:rStyle w:val="NormalTok"/>
+        </w:rPr>
+        <w:t xml:space="preserve">) </w:t>
+      </w:r>
+      <w:r>
+        <w:rPr>
+          <w:rStyle w:val="SpecialCharTok"/>
+        </w:rPr>
+        <w:t xml:space="preserve">+</w:t>
+      </w:r>
+      <w:r>
+        <w:br/>
+      </w:r>
+      <w:r>
+        <w:rPr>
+          <w:rStyle w:val="NormalTok"/>
+        </w:rPr>
+        <w:t xml:space="preserve">  </w:t>
+      </w:r>
+      <w:r>
+        <w:rPr>
+          <w:rStyle w:val="FunctionTok"/>
+        </w:rPr>
+        <w:t xml:space="preserve">labs</w:t>
+      </w:r>
+      <w:r>
+        <w:rPr>
+          <w:rStyle w:val="NormalTok"/>
+        </w:rPr>
+        <w:t xml:space="preserve">(</w:t>
+      </w:r>
+      <w:r>
+        <w:rPr>
+          <w:rStyle w:val="AttributeTok"/>
+        </w:rPr>
+        <w:t xml:space="preserve">x =</w:t>
+      </w:r>
+      <w:r>
+        <w:rPr>
+          <w:rStyle w:val="NormalTok"/>
+        </w:rPr>
+        <w:t xml:space="preserve"> </w:t>
+      </w:r>
+      <w:r>
+        <w:rPr>
+          <w:rStyle w:val="StringTok"/>
+        </w:rPr>
+        <w:t xml:space="preserve">"Fitted Values (cm²)"</w:t>
+      </w:r>
+      <w:r>
+        <w:rPr>
+          <w:rStyle w:val="NormalTok"/>
+        </w:rPr>
+        <w:t xml:space="preserve">, </w:t>
+      </w:r>
+      <w:r>
+        <w:rPr>
+          <w:rStyle w:val="AttributeTok"/>
+        </w:rPr>
+        <w:t xml:space="preserve">y =</w:t>
+      </w:r>
+      <w:r>
+        <w:rPr>
+          <w:rStyle w:val="NormalTok"/>
+        </w:rPr>
+        <w:t xml:space="preserve"> </w:t>
+      </w:r>
+      <w:r>
+        <w:rPr>
+          <w:rStyle w:val="StringTok"/>
+        </w:rPr>
+        <w:t xml:space="preserve">"Residuals (cm²)"</w:t>
+      </w:r>
+      <w:r>
+        <w:rPr>
+          <w:rStyle w:val="NormalTok"/>
+        </w:rPr>
+        <w:t xml:space="preserve">) </w:t>
+      </w:r>
+      <w:r>
+        <w:rPr>
+          <w:rStyle w:val="SpecialCharTok"/>
+        </w:rPr>
+        <w:t xml:space="preserve">+</w:t>
+      </w:r>
+      <w:r>
+        <w:br/>
+      </w:r>
+      <w:r>
+        <w:rPr>
+          <w:rStyle w:val="NormalTok"/>
+        </w:rPr>
+        <w:t xml:space="preserve">  </w:t>
+      </w:r>
+      <w:r>
+        <w:rPr>
+          <w:rStyle w:val="FunctionTok"/>
+        </w:rPr>
+        <w:t xml:space="preserve">theme_minimal</w:t>
+      </w:r>
+      <w:r>
+        <w:rPr>
+          <w:rStyle w:val="NormalTok"/>
+        </w:rPr>
+        <w:t xml:space="preserve">()</w:t>
+      </w:r>
+      <w:r>
+        <w:br/>
+      </w:r>
+      <w:r>
+        <w:br/>
+      </w:r>
+      <w:r>
+        <w:rPr>
+          <w:rStyle w:val="NormalTok"/>
+        </w:rPr>
+        <w:t xml:space="preserve">resid_plot</w:t>
+      </w:r>
+    </w:p>
+    <w:p>
+      <w:pPr>
+        <w:pStyle w:val="FirstParagraph"/>
+      </w:pPr>
+      <w:r>
+        <w:drawing>
+          <wp:inline>
+            <wp:extent cx="5943600" cy="5943600"/>
+            <wp:effectExtent b="0" l="0" r="0" t="0"/>
+            <wp:docPr descr="" title="" id="62" name="Picture"/>
+            <a:graphic>
+              <a:graphicData uri="http://schemas.openxmlformats.org/drawingml/2006/picture">
+                <pic:pic>
+                  <pic:nvPicPr>
+                    <pic:cNvPr descr="regressions_files/figure-docx/resid-vs-fitted-05-1.png" id="63" name="Picture"/>
+                    <pic:cNvPicPr>
+                      <a:picLocks noChangeArrowheads="1" noChangeAspect="1"/>
+                    </pic:cNvPicPr>
+                  </pic:nvPicPr>
+                  <pic:blipFill>
+                    <a:blip r:embed="rId61"/>
+                    <a:stretch>
+                      <a:fillRect/>
+                    </a:stretch>
+                  </pic:blipFill>
+                  <pic:spPr bwMode="auto">
+                    <a:xfrm>
+                      <a:off x="0" y="0"/>
+                      <a:ext cx="5943600" cy="5943600"/>
+                    </a:xfrm>
+                    <a:prstGeom prst="rect">
+                      <a:avLst/>
+                    </a:prstGeom>
+                    <a:noFill/>
+                    <a:ln w="9525">
+                      <a:noFill/>
+                      <a:headEnd/>
+                      <a:tailEnd/>
+                    </a:ln>
+                  </pic:spPr>
+                </pic:pic>
+              </a:graphicData>
+            </a:graphic>
+          </wp:inline>
+        </w:drawing>
+      </w:r>
+    </w:p>
+    <w:p>
+      <w:pPr>
+        <w:pStyle w:val="BodyText"/>
+      </w:pPr>
+      <w:r>
+        <w:rPr>
+          <w:b/>
+          <w:bCs/>
+        </w:rPr>
+        <w:t xml:space="preserve">What to look for:</w:t>
       </w:r>
     </w:p>
     <w:p>
@@ -9454,11 +10145,11 @@
         <w:pStyle w:val="Compact"/>
         <w:numPr>
           <w:ilvl w:val="0"/>
-          <w:numId w:val="1019"/>
+          <w:numId w:val="1020"/>
         </w:numPr>
       </w:pPr>
       <w:r>
-        <w:t xml:space="preserve">The normality assumption is about</w:t>
+        <w:t xml:space="preserve">✅</w:t>
       </w:r>
       <w:r>
         <w:t xml:space="preserve"> </w:t>
@@ -9468,10 +10159,13 @@
           <w:b/>
           <w:bCs/>
         </w:rPr>
-        <w:t xml:space="preserve">residuals</w:t>
-      </w:r>
-      <w:r>
-        <w:t xml:space="preserve">, not raw data</w:t>
+        <w:t xml:space="preserve">Good:</w:t>
+      </w:r>
+      <w:r>
+        <w:t xml:space="preserve"> </w:t>
+      </w:r>
+      <w:r>
+        <w:t xml:space="preserve">random cloud of points centered at zero; constant spread across all fitted values</w:t>
       </w:r>
     </w:p>
     <w:p>
@@ -9479,11 +10173,27 @@
         <w:pStyle w:val="Compact"/>
         <w:numPr>
           <w:ilvl w:val="0"/>
-          <w:numId w:val="1019"/>
+          <w:numId w:val="1020"/>
         </w:numPr>
       </w:pPr>
       <w:r>
-        <w:t xml:space="preserve">H₀ (Shapiro-Wilk): residuals are normally distributed</w:t>
+        <w:t xml:space="preserve">❌</w:t>
+      </w:r>
+      <w:r>
+        <w:t xml:space="preserve"> </w:t>
+      </w:r>
+      <w:r>
+        <w:rPr>
+          <w:b/>
+          <w:bCs/>
+        </w:rPr>
+        <w:t xml:space="preserve">Bad:</w:t>
+      </w:r>
+      <w:r>
+        <w:t xml:space="preserve"> </w:t>
+      </w:r>
+      <w:r>
+        <w:t xml:space="preserve">- Curved pattern → linearity violated - Fan shape (funnel) → unequal variance</w:t>
       </w:r>
     </w:p>
     <w:p>
@@ -9491,7 +10201,667 @@
         <w:pStyle w:val="Compact"/>
         <w:numPr>
           <w:ilvl w:val="0"/>
-          <w:numId w:val="1019"/>
+          <w:numId w:val="1020"/>
+        </w:numPr>
+      </w:pPr>
+      <w:r>
+        <w:t xml:space="preserve">📖 W&amp;S §17.5 p. 559 (Figure 17.5-4)</w:t>
+      </w:r>
+    </w:p>
+    <w:tbl>
+      <w:tblPr>
+        <w:tblStyle w:val="Table"/>
+        <w:tblLook w:firstRow="0" w:lastRow="0" w:firstColumn="0" w:lastColumn="0" w:noHBand="0" w:noVBand="0" w:val="0000"/>
+        <w:tblBorders>
+          <w:top w:val="single" w:sz="4" w:space="0" w:color="00A047"/>
+          <w:left w:val="single" w:sz="24" w:space="0" w:color="00A047"/>
+          <w:bottom w:val="single" w:sz="4" w:space="0" w:color="00A047"/>
+          <w:right w:val="single" w:sz="4" w:space="0" w:color="00A047"/>
+        </w:tblBorders>
+        <w:tblCellMar>
+          <w:left w:w="144" w:type="dxa"/>
+          <w:right w:w="144" w:type="dxa"/>
+        </w:tblCellMar>
+        <w:tblLook w:firstRow="0" w:lastRow="0" w:firstColumn="0" w:lastColumn="0" w:noHBand="0" w:noVBand="0" w:val="0000"/>
+      </w:tblPr>
+      <w:tr>
+        <w:trPr>
+          <w:cantSplit/>
+        </w:trPr>
+        <w:tc>
+          <w:tcPr>
+            <w:shd w:color="auto" w:fill="ccf1e3" w:val="clear"/>
+            <w:tcMar>
+              <w:top w:w="92" w:type="dxa"/>
+              <w:bottom w:w="92" w:type="dxa"/>
+            </w:tcMar>
+          </w:tcPr>
+          <w:p>
+            <w:pPr>
+              <w:pStyle w:val="FirstParagraph"/>
+            </w:pPr>
+            <w:pPr>
+              <w:spacing w:before="0" w:after="0"/>
+              <w:textAlignment w:val="center"/>
+            </w:pPr>
+            <w:r>
+              <w:drawing>
+                <wp:inline>
+                  <wp:extent cx="152400" cy="152400"/>
+                  <wp:effectExtent b="0" l="0" r="0" t="0"/>
+                  <wp:docPr descr="" title="" id="64" name="Picture"/>
+                  <a:graphic>
+                    <a:graphicData uri="http://schemas.openxmlformats.org/drawingml/2006/picture">
+                      <pic:pic>
+                        <pic:nvPicPr>
+                          <pic:cNvPr descr="/Applications/Positron.app/Contents/Resources/app/quarto/share/formats/docx/tip.png" id="65" name="Picture"/>
+                          <pic:cNvPicPr>
+                            <a:picLocks noChangeArrowheads="1" noChangeAspect="1"/>
+                          </pic:cNvPicPr>
+                        </pic:nvPicPr>
+                        <pic:blipFill>
+                          <a:blip r:embed="rId13"/>
+                          <a:stretch>
+                            <a:fillRect/>
+                          </a:stretch>
+                        </pic:blipFill>
+                        <pic:spPr bwMode="auto">
+                          <a:xfrm>
+                            <a:off x="0" y="0"/>
+                            <a:ext cx="152400" cy="152400"/>
+                          </a:xfrm>
+                          <a:prstGeom prst="rect">
+                            <a:avLst/>
+                          </a:prstGeom>
+                          <a:noFill/>
+                          <a:ln w="9525">
+                            <a:noFill/>
+                            <a:headEnd/>
+                            <a:tailEnd/>
+                          </a:ln>
+                        </pic:spPr>
+                      </pic:pic>
+                    </a:graphicData>
+                  </a:graphic>
+                </wp:inline>
+              </w:drawing>
+            </w:r>
+            <w:r>
+              <w:t xml:space="preserve"> </w:t>
+            </w:r>
+            <w:r>
+              <w:t xml:space="preserve"> </w:t>
+            </w:r>
+            <w:r>
+              <w:t xml:space="preserve">Tip</w:t>
+            </w:r>
+          </w:p>
+        </w:tc>
+      </w:tr>
+      <w:tr>
+        <w:trPr>
+          <w:cantSplit/>
+        </w:trPr>
+        <w:tc>
+          <w:tcPr>
+            <w:tcMar>
+              <w:top w:w="108" w:type="dxa"/>
+              <w:bottom w:w="108" w:type="dxa"/>
+            </w:tcMar>
+          </w:tcPr>
+          <w:p>
+            <w:pPr>
+              <w:pStyle w:val="BodyText"/>
+            </w:pPr>
+            <w:pPr>
+              <w:spacing w:before="16" w:after="16"/>
+            </w:pPr>
+            <w:r>
+              <w:t xml:space="preserve">The residual plot is the most important diagnostic. Always check it before interpreting your results.</w:t>
+            </w:r>
+          </w:p>
+          <w:p/>
+        </w:tc>
+      </w:tr>
+    </w:tbl>
+    <w:bookmarkEnd w:id="66"/>
+    <w:bookmarkStart w:id="70" w:name="Xc99e88206e77ad3335a7b24a778fe62fc0ad67e"/>
+    <w:p>
+      <w:pPr>
+        <w:pStyle w:val="Heading1"/>
+      </w:pPr>
+      <w:r>
+        <w:t xml:space="preserve">Check Assumptions — QQ Plot and Shapiro-Wilk</w:t>
+      </w:r>
+    </w:p>
+    <w:p>
+      <w:pPr>
+        <w:pStyle w:val="SourceCode"/>
+      </w:pPr>
+      <w:r>
+        <w:rPr>
+          <w:rStyle w:val="CommentTok"/>
+        </w:rPr>
+        <w:t xml:space="preserve"># QQ plot of residuals — checks normality assumption --</w:t>
+      </w:r>
+      <w:r>
+        <w:br/>
+      </w:r>
+      <w:r>
+        <w:rPr>
+          <w:rStyle w:val="NormalTok"/>
+        </w:rPr>
+        <w:t xml:space="preserve">qq_resid_plot </w:t>
+      </w:r>
+      <w:r>
+        <w:rPr>
+          <w:rStyle w:val="OtherTok"/>
+        </w:rPr>
+        <w:t xml:space="preserve">&lt;-</w:t>
+      </w:r>
+      <w:r>
+        <w:rPr>
+          <w:rStyle w:val="NormalTok"/>
+        </w:rPr>
+        <w:t xml:space="preserve"> paper_resid_df </w:t>
+      </w:r>
+      <w:r>
+        <w:rPr>
+          <w:rStyle w:val="SpecialCharTok"/>
+        </w:rPr>
+        <w:t xml:space="preserve">%&gt;%</w:t>
+      </w:r>
+      <w:r>
+        <w:br/>
+      </w:r>
+      <w:r>
+        <w:rPr>
+          <w:rStyle w:val="NormalTok"/>
+        </w:rPr>
+        <w:t xml:space="preserve">  </w:t>
+      </w:r>
+      <w:r>
+        <w:rPr>
+          <w:rStyle w:val="FunctionTok"/>
+        </w:rPr>
+        <w:t xml:space="preserve">ggplot</w:t>
+      </w:r>
+      <w:r>
+        <w:rPr>
+          <w:rStyle w:val="NormalTok"/>
+        </w:rPr>
+        <w:t xml:space="preserve">(</w:t>
+      </w:r>
+      <w:r>
+        <w:rPr>
+          <w:rStyle w:val="FunctionTok"/>
+        </w:rPr>
+        <w:t xml:space="preserve">aes</w:t>
+      </w:r>
+      <w:r>
+        <w:rPr>
+          <w:rStyle w:val="NormalTok"/>
+        </w:rPr>
+        <w:t xml:space="preserve">(</w:t>
+      </w:r>
+      <w:r>
+        <w:rPr>
+          <w:rStyle w:val="AttributeTok"/>
+        </w:rPr>
+        <w:t xml:space="preserve">sample =</w:t>
+      </w:r>
+      <w:r>
+        <w:rPr>
+          <w:rStyle w:val="NormalTok"/>
+        </w:rPr>
+        <w:t xml:space="preserve"> residuals)) </w:t>
+      </w:r>
+      <w:r>
+        <w:rPr>
+          <w:rStyle w:val="SpecialCharTok"/>
+        </w:rPr>
+        <w:t xml:space="preserve">+</w:t>
+      </w:r>
+      <w:r>
+        <w:br/>
+      </w:r>
+      <w:r>
+        <w:rPr>
+          <w:rStyle w:val="NormalTok"/>
+        </w:rPr>
+        <w:t xml:space="preserve">  </w:t>
+      </w:r>
+      <w:r>
+        <w:rPr>
+          <w:rStyle w:val="FunctionTok"/>
+        </w:rPr>
+        <w:t xml:space="preserve">stat_qq</w:t>
+      </w:r>
+      <w:r>
+        <w:rPr>
+          <w:rStyle w:val="NormalTok"/>
+        </w:rPr>
+        <w:t xml:space="preserve">() </w:t>
+      </w:r>
+      <w:r>
+        <w:rPr>
+          <w:rStyle w:val="SpecialCharTok"/>
+        </w:rPr>
+        <w:t xml:space="preserve">+</w:t>
+      </w:r>
+      <w:r>
+        <w:br/>
+      </w:r>
+      <w:r>
+        <w:rPr>
+          <w:rStyle w:val="NormalTok"/>
+        </w:rPr>
+        <w:t xml:space="preserve">  </w:t>
+      </w:r>
+      <w:r>
+        <w:rPr>
+          <w:rStyle w:val="FunctionTok"/>
+        </w:rPr>
+        <w:t xml:space="preserve">stat_qq_line</w:t>
+      </w:r>
+      <w:r>
+        <w:rPr>
+          <w:rStyle w:val="NormalTok"/>
+        </w:rPr>
+        <w:t xml:space="preserve">(</w:t>
+      </w:r>
+      <w:r>
+        <w:rPr>
+          <w:rStyle w:val="AttributeTok"/>
+        </w:rPr>
+        <w:t xml:space="preserve">color =</w:t>
+      </w:r>
+      <w:r>
+        <w:rPr>
+          <w:rStyle w:val="NormalTok"/>
+        </w:rPr>
+        <w:t xml:space="preserve"> </w:t>
+      </w:r>
+      <w:r>
+        <w:rPr>
+          <w:rStyle w:val="StringTok"/>
+        </w:rPr>
+        <w:t xml:space="preserve">"red"</w:t>
+      </w:r>
+      <w:r>
+        <w:rPr>
+          <w:rStyle w:val="NormalTok"/>
+        </w:rPr>
+        <w:t xml:space="preserve">, </w:t>
+      </w:r>
+      <w:r>
+        <w:rPr>
+          <w:rStyle w:val="AttributeTok"/>
+        </w:rPr>
+        <w:t xml:space="preserve">linewidth =</w:t>
+      </w:r>
+      <w:r>
+        <w:rPr>
+          <w:rStyle w:val="NormalTok"/>
+        </w:rPr>
+        <w:t xml:space="preserve"> </w:t>
+      </w:r>
+      <w:r>
+        <w:rPr>
+          <w:rStyle w:val="FloatTok"/>
+        </w:rPr>
+        <w:t xml:space="preserve">0.8</w:t>
+      </w:r>
+      <w:r>
+        <w:rPr>
+          <w:rStyle w:val="NormalTok"/>
+        </w:rPr>
+        <w:t xml:space="preserve">) </w:t>
+      </w:r>
+      <w:r>
+        <w:rPr>
+          <w:rStyle w:val="SpecialCharTok"/>
+        </w:rPr>
+        <w:t xml:space="preserve">+</w:t>
+      </w:r>
+      <w:r>
+        <w:br/>
+      </w:r>
+      <w:r>
+        <w:rPr>
+          <w:rStyle w:val="NormalTok"/>
+        </w:rPr>
+        <w:t xml:space="preserve">  </w:t>
+      </w:r>
+      <w:r>
+        <w:rPr>
+          <w:rStyle w:val="FunctionTok"/>
+        </w:rPr>
+        <w:t xml:space="preserve">labs</w:t>
+      </w:r>
+      <w:r>
+        <w:rPr>
+          <w:rStyle w:val="NormalTok"/>
+        </w:rPr>
+        <w:t xml:space="preserve">(</w:t>
+      </w:r>
+      <w:r>
+        <w:br/>
+      </w:r>
+      <w:r>
+        <w:rPr>
+          <w:rStyle w:val="NormalTok"/>
+        </w:rPr>
+        <w:t xml:space="preserve">    </w:t>
+      </w:r>
+      <w:r>
+        <w:rPr>
+          <w:rStyle w:val="AttributeTok"/>
+        </w:rPr>
+        <w:t xml:space="preserve">title =</w:t>
+      </w:r>
+      <w:r>
+        <w:rPr>
+          <w:rStyle w:val="NormalTok"/>
+        </w:rPr>
+        <w:t xml:space="preserve"> </w:t>
+      </w:r>
+      <w:r>
+        <w:rPr>
+          <w:rStyle w:val="StringTok"/>
+        </w:rPr>
+        <w:t xml:space="preserve">"Normal QQ Plot of Residuals"</w:t>
+      </w:r>
+      <w:r>
+        <w:rPr>
+          <w:rStyle w:val="NormalTok"/>
+        </w:rPr>
+        <w:t xml:space="preserve">,</w:t>
+      </w:r>
+      <w:r>
+        <w:br/>
+      </w:r>
+      <w:r>
+        <w:rPr>
+          <w:rStyle w:val="NormalTok"/>
+        </w:rPr>
+        <w:t xml:space="preserve">    </w:t>
+      </w:r>
+      <w:r>
+        <w:rPr>
+          <w:rStyle w:val="AttributeTok"/>
+        </w:rPr>
+        <w:t xml:space="preserve">x =</w:t>
+      </w:r>
+      <w:r>
+        <w:rPr>
+          <w:rStyle w:val="NormalTok"/>
+        </w:rPr>
+        <w:t xml:space="preserve"> </w:t>
+      </w:r>
+      <w:r>
+        <w:rPr>
+          <w:rStyle w:val="StringTok"/>
+        </w:rPr>
+        <w:t xml:space="preserve">"Theoretical Quantiles"</w:t>
+      </w:r>
+      <w:r>
+        <w:rPr>
+          <w:rStyle w:val="NormalTok"/>
+        </w:rPr>
+        <w:t xml:space="preserve">,</w:t>
+      </w:r>
+      <w:r>
+        <w:br/>
+      </w:r>
+      <w:r>
+        <w:rPr>
+          <w:rStyle w:val="NormalTok"/>
+        </w:rPr>
+        <w:t xml:space="preserve">    </w:t>
+      </w:r>
+      <w:r>
+        <w:rPr>
+          <w:rStyle w:val="AttributeTok"/>
+        </w:rPr>
+        <w:t xml:space="preserve">y =</w:t>
+      </w:r>
+      <w:r>
+        <w:rPr>
+          <w:rStyle w:val="NormalTok"/>
+        </w:rPr>
+        <w:t xml:space="preserve"> </w:t>
+      </w:r>
+      <w:r>
+        <w:rPr>
+          <w:rStyle w:val="StringTok"/>
+        </w:rPr>
+        <w:t xml:space="preserve">"Sample Quantiles (residuals)"</w:t>
+      </w:r>
+      <w:r>
+        <w:br/>
+      </w:r>
+      <w:r>
+        <w:rPr>
+          <w:rStyle w:val="NormalTok"/>
+        </w:rPr>
+        <w:t xml:space="preserve">  ) </w:t>
+      </w:r>
+      <w:r>
+        <w:rPr>
+          <w:rStyle w:val="SpecialCharTok"/>
+        </w:rPr>
+        <w:t xml:space="preserve">+</w:t>
+      </w:r>
+      <w:r>
+        <w:br/>
+      </w:r>
+      <w:r>
+        <w:rPr>
+          <w:rStyle w:val="NormalTok"/>
+        </w:rPr>
+        <w:t xml:space="preserve">  </w:t>
+      </w:r>
+      <w:r>
+        <w:rPr>
+          <w:rStyle w:val="FunctionTok"/>
+        </w:rPr>
+        <w:t xml:space="preserve">theme_minimal</w:t>
+      </w:r>
+      <w:r>
+        <w:rPr>
+          <w:rStyle w:val="NormalTok"/>
+        </w:rPr>
+        <w:t xml:space="preserve">()</w:t>
+      </w:r>
+      <w:r>
+        <w:br/>
+      </w:r>
+      <w:r>
+        <w:br/>
+      </w:r>
+      <w:r>
+        <w:rPr>
+          <w:rStyle w:val="NormalTok"/>
+        </w:rPr>
+        <w:t xml:space="preserve">qq_resid_plot</w:t>
+      </w:r>
+    </w:p>
+    <w:p>
+      <w:pPr>
+        <w:pStyle w:val="FirstParagraph"/>
+      </w:pPr>
+      <w:r>
+        <w:drawing>
+          <wp:inline>
+            <wp:extent cx="5943600" cy="5943600"/>
+            <wp:effectExtent b="0" l="0" r="0" t="0"/>
+            <wp:docPr descr="" title="" id="68" name="Picture"/>
+            <a:graphic>
+              <a:graphicData uri="http://schemas.openxmlformats.org/drawingml/2006/picture">
+                <pic:pic>
+                  <pic:nvPicPr>
+                    <pic:cNvPr descr="regressions_files/figure-docx/qq-resid-05-1.png" id="69" name="Picture"/>
+                    <pic:cNvPicPr>
+                      <a:picLocks noChangeArrowheads="1" noChangeAspect="1"/>
+                    </pic:cNvPicPr>
+                  </pic:nvPicPr>
+                  <pic:blipFill>
+                    <a:blip r:embed="rId67"/>
+                    <a:stretch>
+                      <a:fillRect/>
+                    </a:stretch>
+                  </pic:blipFill>
+                  <pic:spPr bwMode="auto">
+                    <a:xfrm>
+                      <a:off x="0" y="0"/>
+                      <a:ext cx="5943600" cy="5943600"/>
+                    </a:xfrm>
+                    <a:prstGeom prst="rect">
+                      <a:avLst/>
+                    </a:prstGeom>
+                    <a:noFill/>
+                    <a:ln w="9525">
+                      <a:noFill/>
+                      <a:headEnd/>
+                      <a:tailEnd/>
+                    </a:ln>
+                  </pic:spPr>
+                </pic:pic>
+              </a:graphicData>
+            </a:graphic>
+          </wp:inline>
+        </w:drawing>
+      </w:r>
+    </w:p>
+    <w:p>
+      <w:pPr>
+        <w:pStyle w:val="SourceCode"/>
+      </w:pPr>
+      <w:r>
+        <w:rPr>
+          <w:rStyle w:val="CommentTok"/>
+        </w:rPr>
+        <w:t xml:space="preserve"># Shapiro-Wilk test on residuals — NOT on raw data ---</w:t>
+      </w:r>
+      <w:r>
+        <w:br/>
+      </w:r>
+      <w:r>
+        <w:rPr>
+          <w:rStyle w:val="FunctionTok"/>
+        </w:rPr>
+        <w:t xml:space="preserve">shapiro.test</w:t>
+      </w:r>
+      <w:r>
+        <w:rPr>
+          <w:rStyle w:val="NormalTok"/>
+        </w:rPr>
+        <w:t xml:space="preserve">(</w:t>
+      </w:r>
+      <w:r>
+        <w:rPr>
+          <w:rStyle w:val="FunctionTok"/>
+        </w:rPr>
+        <w:t xml:space="preserve">residuals</w:t>
+      </w:r>
+      <w:r>
+        <w:rPr>
+          <w:rStyle w:val="NormalTok"/>
+        </w:rPr>
+        <w:t xml:space="preserve">(paper_lm_model))</w:t>
+      </w:r>
+    </w:p>
+    <w:p>
+      <w:pPr>
+        <w:pStyle w:val="SourceCode"/>
+      </w:pPr>
+      <w:r>
+        <w:br/>
+      </w:r>
+      <w:r>
+        <w:rPr>
+          <w:rStyle w:val="VerbatimChar"/>
+        </w:rPr>
+        <w:t xml:space="preserve">    Shapiro-Wilk normality test</w:t>
+      </w:r>
+      <w:r>
+        <w:br/>
+      </w:r>
+      <w:r>
+        <w:br/>
+      </w:r>
+      <w:r>
+        <w:rPr>
+          <w:rStyle w:val="VerbatimChar"/>
+        </w:rPr>
+        <w:t xml:space="preserve">data:  residuals(paper_lm_model)</w:t>
+      </w:r>
+      <w:r>
+        <w:br/>
+      </w:r>
+      <w:r>
+        <w:rPr>
+          <w:rStyle w:val="VerbatimChar"/>
+        </w:rPr>
+        <w:t xml:space="preserve">W = 0.67735, p-value = 9.425e-15</w:t>
+      </w:r>
+    </w:p>
+    <w:p>
+      <w:pPr>
+        <w:pStyle w:val="FirstParagraph"/>
+      </w:pPr>
+      <w:r>
+        <w:rPr>
+          <w:b/>
+          <w:bCs/>
+        </w:rPr>
+        <w:t xml:space="preserve">Remember:</w:t>
+      </w:r>
+    </w:p>
+    <w:p>
+      <w:pPr>
+        <w:pStyle w:val="Compact"/>
+        <w:numPr>
+          <w:ilvl w:val="0"/>
+          <w:numId w:val="1021"/>
+        </w:numPr>
+      </w:pPr>
+      <w:r>
+        <w:t xml:space="preserve">The normality assumption is about</w:t>
+      </w:r>
+      <w:r>
+        <w:t xml:space="preserve"> </w:t>
+      </w:r>
+      <w:r>
+        <w:rPr>
+          <w:b/>
+          <w:bCs/>
+        </w:rPr>
+        <w:t xml:space="preserve">residuals</w:t>
+      </w:r>
+      <w:r>
+        <w:t xml:space="preserve">, not raw data</w:t>
+      </w:r>
+    </w:p>
+    <w:p>
+      <w:pPr>
+        <w:pStyle w:val="Compact"/>
+        <w:numPr>
+          <w:ilvl w:val="0"/>
+          <w:numId w:val="1021"/>
+        </w:numPr>
+      </w:pPr>
+      <w:r>
+        <w:t xml:space="preserve">H₀ (Shapiro-Wilk): residuals are normally distributed</w:t>
+      </w:r>
+    </w:p>
+    <w:p>
+      <w:pPr>
+        <w:pStyle w:val="Compact"/>
+        <w:numPr>
+          <w:ilvl w:val="0"/>
+          <w:numId w:val="1021"/>
         </w:numPr>
       </w:pPr>
       <w:r>
@@ -9529,16 +10899,354 @@
         <w:t xml:space="preserve">📖 W&amp;S §17.5 p. 559</w:t>
       </w:r>
     </w:p>
-    <w:bookmarkEnd w:id="50"/>
-    <w:bookmarkStart w:id="51" w:name="predict-leaf-area-from-tracing-mass"/>
+    <w:bookmarkEnd w:id="70"/>
+    <w:bookmarkStart w:id="71" w:name="pause-do-activity-parts-810-now"/>
     <w:p>
       <w:pPr>
         <w:pStyle w:val="Heading1"/>
       </w:pPr>
       <w:r>
+        <w:t xml:space="preserve">🛑 Pause — Do Activity Parts 8–10 Now</w:t>
+      </w:r>
+    </w:p>
+    <w:p>
+      <w:pPr>
+        <w:pStyle w:val="FirstParagraph"/>
+      </w:pPr>
+      <w:r>
+        <w:t xml:space="preserve">Plot the calibration curve, then check the residual plot and the QQ/Shapiro test on the residuals. Predict each diagnostic before you run it.</w:t>
+      </w:r>
+    </w:p>
+    <w:bookmarkEnd w:id="71"/>
+    <w:bookmarkStart w:id="74" w:name="chunk-4-of-4-predict-report"/>
+    <w:p>
+      <w:pPr>
+        <w:pStyle w:val="Heading1"/>
+      </w:pPr>
+      <w:r>
+        <w:t xml:space="preserve">🧩 Chunk 4 of 4 · Predict &amp; Report</w:t>
+      </w:r>
+    </w:p>
+    <w:p>
+      <w:pPr>
+        <w:pStyle w:val="FirstParagraph"/>
+      </w:pPr>
+      <w:r>
+        <w:rPr>
+          <w:b/>
+          <w:bCs/>
+        </w:rPr>
+        <w:t xml:space="preserve">We will cover:</w:t>
+      </w:r>
+      <w:r>
+        <w:t xml:space="preserve"> </w:t>
+      </w:r>
+      <w:r>
+        <w:t xml:space="preserve">turning a tracing mass into a predicted area,</w:t>
+      </w:r>
+      <w:r>
+        <w:t xml:space="preserve"> </w:t>
+      </w:r>
+      <w:r>
+        <w:rPr>
+          <w:rStyle w:val="VerbatimChar"/>
+        </w:rPr>
+        <w:t xml:space="preserve">predict()</w:t>
+      </w:r>
+      <w:r>
+        <w:t xml:space="preserve"> </w:t>
+      </w:r>
+      <w:r>
+        <w:t xml:space="preserve">with confidence vs prediction intervals, and writing the results paragraph.</w:t>
+      </w:r>
+    </w:p>
+    <w:tbl>
+      <w:tblPr>
+        <w:tblStyle w:val="Table"/>
+        <w:tblLook w:firstRow="0" w:lastRow="0" w:firstColumn="0" w:lastColumn="0" w:noHBand="0" w:noVBand="0" w:val="0000"/>
+        <w:tblBorders>
+          <w:top w:val="single" w:sz="4" w:space="0" w:color="00A047"/>
+          <w:left w:val="single" w:sz="24" w:space="0" w:color="00A047"/>
+          <w:bottom w:val="single" w:sz="4" w:space="0" w:color="00A047"/>
+          <w:right w:val="single" w:sz="4" w:space="0" w:color="00A047"/>
+        </w:tblBorders>
+        <w:tblCellMar>
+          <w:left w:w="144" w:type="dxa"/>
+          <w:right w:w="144" w:type="dxa"/>
+        </w:tblCellMar>
+        <w:tblLook w:firstRow="0" w:lastRow="0" w:firstColumn="0" w:lastColumn="0" w:noHBand="0" w:noVBand="0" w:val="0000"/>
+      </w:tblPr>
+      <w:tr>
+        <w:trPr>
+          <w:cantSplit/>
+        </w:trPr>
+        <w:tc>
+          <w:tcPr>
+            <w:shd w:color="auto" w:fill="ccf1e3" w:val="clear"/>
+            <w:tcMar>
+              <w:top w:w="92" w:type="dxa"/>
+              <w:bottom w:w="92" w:type="dxa"/>
+            </w:tcMar>
+          </w:tcPr>
+          <w:p>
+            <w:pPr>
+              <w:pStyle w:val="BodyText"/>
+            </w:pPr>
+            <w:pPr>
+              <w:spacing w:before="0" w:after="0"/>
+              <w:textAlignment w:val="center"/>
+            </w:pPr>
+            <w:r>
+              <w:drawing>
+                <wp:inline>
+                  <wp:extent cx="152400" cy="152400"/>
+                  <wp:effectExtent b="0" l="0" r="0" t="0"/>
+                  <wp:docPr descr="" title="" id="72" name="Picture"/>
+                  <a:graphic>
+                    <a:graphicData uri="http://schemas.openxmlformats.org/drawingml/2006/picture">
+                      <pic:pic>
+                        <pic:nvPicPr>
+                          <pic:cNvPr descr="/Applications/Positron.app/Contents/Resources/app/quarto/share/formats/docx/tip.png" id="73" name="Picture"/>
+                          <pic:cNvPicPr>
+                            <a:picLocks noChangeArrowheads="1" noChangeAspect="1"/>
+                          </pic:cNvPicPr>
+                        </pic:nvPicPr>
+                        <pic:blipFill>
+                          <a:blip r:embed="rId13"/>
+                          <a:stretch>
+                            <a:fillRect/>
+                          </a:stretch>
+                        </pic:blipFill>
+                        <pic:spPr bwMode="auto">
+                          <a:xfrm>
+                            <a:off x="0" y="0"/>
+                            <a:ext cx="152400" cy="152400"/>
+                          </a:xfrm>
+                          <a:prstGeom prst="rect">
+                            <a:avLst/>
+                          </a:prstGeom>
+                          <a:noFill/>
+                          <a:ln w="9525">
+                            <a:noFill/>
+                            <a:headEnd/>
+                            <a:tailEnd/>
+                          </a:ln>
+                        </pic:spPr>
+                      </pic:pic>
+                    </a:graphicData>
+                  </a:graphic>
+                </wp:inline>
+              </w:drawing>
+            </w:r>
+            <w:r>
+              <w:t xml:space="preserve"> </w:t>
+            </w:r>
+            <w:r>
+              <w:t xml:space="preserve"> </w:t>
+            </w:r>
+            <w:r>
+              <w:t xml:space="preserve">Tip</w:t>
+            </w:r>
+          </w:p>
+        </w:tc>
+      </w:tr>
+      <w:tr>
+        <w:trPr>
+          <w:cantSplit/>
+        </w:trPr>
+        <w:tc>
+          <w:tcPr>
+            <w:tcMar>
+              <w:top w:w="108" w:type="dxa"/>
+              <w:bottom w:w="108" w:type="dxa"/>
+            </w:tcMar>
+          </w:tcPr>
+          <w:p>
+            <w:pPr>
+              <w:pStyle w:val="BodyText"/>
+            </w:pPr>
+            <w:pPr>
+              <w:spacing w:before="16" w:after="16"/>
+            </w:pPr>
+            <w:r>
+              <w:rPr>
+                <w:b/>
+                <w:bCs/>
+              </w:rPr>
+              <w:t xml:space="preserve">🖐 After this chunk: Activity Parts 11–12</w:t>
+            </w:r>
+            <w:r>
+              <w:t xml:space="preserve"> </w:t>
+            </w:r>
+            <w:r>
+              <w:t xml:space="preserve">(predict leaf area; write the results paragraph).</w:t>
+            </w:r>
+          </w:p>
+          <w:p/>
+        </w:tc>
+      </w:tr>
+    </w:tbl>
+    <w:bookmarkEnd w:id="74"/>
+    <w:bookmarkStart w:id="77" w:name="predict-leaf-area-from-tracing-mass"/>
+    <w:p>
+      <w:pPr>
+        <w:pStyle w:val="Heading1"/>
+      </w:pPr>
+      <w:r>
         <w:t xml:space="preserve">Predict Leaf Area from Tracing Mass</w:t>
       </w:r>
     </w:p>
+    <w:tbl>
+      <w:tblPr>
+        <w:tblStyle w:val="Table"/>
+        <w:tblLook w:firstRow="0" w:lastRow="0" w:firstColumn="0" w:lastColumn="0" w:noHBand="0" w:noVBand="0" w:val="0000"/>
+        <w:tblBorders>
+          <w:top w:val="single" w:sz="4" w:space="0" w:color="0758E5"/>
+          <w:left w:val="single" w:sz="24" w:space="0" w:color="0758E5"/>
+          <w:bottom w:val="single" w:sz="4" w:space="0" w:color="0758E5"/>
+          <w:right w:val="single" w:sz="4" w:space="0" w:color="0758E5"/>
+        </w:tblBorders>
+        <w:tblCellMar>
+          <w:left w:w="144" w:type="dxa"/>
+          <w:right w:w="144" w:type="dxa"/>
+        </w:tblCellMar>
+        <w:tblLook w:firstRow="0" w:lastRow="0" w:firstColumn="0" w:lastColumn="0" w:noHBand="0" w:noVBand="0" w:val="0000"/>
+      </w:tblPr>
+      <w:tr>
+        <w:trPr>
+          <w:cantSplit/>
+        </w:trPr>
+        <w:tc>
+          <w:tcPr>
+            <w:shd w:color="auto" w:fill="dae6fb" w:val="clear"/>
+            <w:tcMar>
+              <w:top w:w="92" w:type="dxa"/>
+              <w:bottom w:w="92" w:type="dxa"/>
+            </w:tcMar>
+          </w:tcPr>
+          <w:p>
+            <w:pPr>
+              <w:pStyle w:val="FirstParagraph"/>
+            </w:pPr>
+            <w:pPr>
+              <w:spacing w:before="0" w:after="0"/>
+              <w:textAlignment w:val="center"/>
+            </w:pPr>
+            <w:r>
+              <w:drawing>
+                <wp:inline>
+                  <wp:extent cx="152400" cy="152400"/>
+                  <wp:effectExtent b="0" l="0" r="0" t="0"/>
+                  <wp:docPr descr="" title="" id="75" name="Picture"/>
+                  <a:graphic>
+                    <a:graphicData uri="http://schemas.openxmlformats.org/drawingml/2006/picture">
+                      <pic:pic>
+                        <pic:nvPicPr>
+                          <pic:cNvPr descr="/Applications/Positron.app/Contents/Resources/app/quarto/share/formats/docx/note.png" id="76" name="Picture"/>
+                          <pic:cNvPicPr>
+                            <a:picLocks noChangeArrowheads="1" noChangeAspect="1"/>
+                          </pic:cNvPicPr>
+                        </pic:nvPicPr>
+                        <pic:blipFill>
+                          <a:blip r:embed="rId9"/>
+                          <a:stretch>
+                            <a:fillRect/>
+                          </a:stretch>
+                        </pic:blipFill>
+                        <pic:spPr bwMode="auto">
+                          <a:xfrm>
+                            <a:off x="0" y="0"/>
+                            <a:ext cx="152400" cy="152400"/>
+                          </a:xfrm>
+                          <a:prstGeom prst="rect">
+                            <a:avLst/>
+                          </a:prstGeom>
+                          <a:noFill/>
+                          <a:ln w="9525">
+                            <a:noFill/>
+                            <a:headEnd/>
+                            <a:tailEnd/>
+                          </a:ln>
+                        </pic:spPr>
+                      </pic:pic>
+                    </a:graphicData>
+                  </a:graphic>
+                </wp:inline>
+              </w:drawing>
+            </w:r>
+            <w:r>
+              <w:t xml:space="preserve"> </w:t>
+            </w:r>
+            <w:r>
+              <w:t xml:space="preserve"> </w:t>
+            </w:r>
+            <w:r>
+              <w:t xml:space="preserve">Note</w:t>
+            </w:r>
+          </w:p>
+        </w:tc>
+      </w:tr>
+      <w:tr>
+        <w:trPr>
+          <w:cantSplit/>
+        </w:trPr>
+        <w:tc>
+          <w:tcPr>
+            <w:tcMar>
+              <w:top w:w="108" w:type="dxa"/>
+              <w:bottom w:w="108" w:type="dxa"/>
+            </w:tcMar>
+          </w:tcPr>
+          <w:p>
+            <w:pPr>
+              <w:pStyle w:val="BodyText"/>
+            </w:pPr>
+            <w:pPr>
+              <w:spacing w:before="16" w:after="16"/>
+            </w:pPr>
+            <w:r>
+              <w:rPr>
+                <w:b/>
+                <w:bCs/>
+              </w:rPr>
+              <w:t xml:space="preserve">🔮 Predict first:</w:t>
+            </w:r>
+            <w:r>
+              <w:t xml:space="preserve"> </w:t>
+            </w:r>
+            <w:r>
+              <w:t xml:space="preserve">The sunny tracing weighs 0.092 g, the shady 0.138 g. Before running — which predicts the</w:t>
+            </w:r>
+            <w:r>
+              <w:t xml:space="preserve"> </w:t>
+            </w:r>
+            <w:r>
+              <w:rPr>
+                <w:b/>
+                <w:bCs/>
+              </w:rPr>
+              <w:t xml:space="preserve">larger</w:t>
+            </w:r>
+            <w:r>
+              <w:t xml:space="preserve"> </w:t>
+            </w:r>
+            <w:r>
+              <w:t xml:space="preserve">area, and does that match</w:t>
+            </w:r>
+            <w:r>
+              <w:t xml:space="preserve"> </w:t>
+            </w:r>
+            <w:r>
+              <w:t xml:space="preserve">“shady leaves are bigger”</w:t>
+            </w:r>
+            <w:r>
+              <w:t xml:space="preserve">?</w:t>
+            </w:r>
+          </w:p>
+          <w:p/>
+        </w:tc>
+      </w:tr>
+    </w:tbl>
     <w:p>
       <w:pPr>
         <w:pStyle w:val="SourceCode"/>
@@ -10202,8 +11910,482 @@
         <w:t xml:space="preserve">This matches our observation from Lecture 03 — shady leaves are larger!</w:t>
       </w:r>
     </w:p>
-    <w:bookmarkEnd w:id="51"/>
-    <w:bookmarkStart w:id="52" w:name="using-predict-with-prediction-intervals"/>
+    <w:bookmarkEnd w:id="77"/>
+    <w:bookmarkStart w:id="80" w:name="live-demo-watch-it-break-on-purpose"/>
+    <w:p>
+      <w:pPr>
+        <w:pStyle w:val="Heading1"/>
+      </w:pPr>
+      <w:r>
+        <w:t xml:space="preserve">Live Demo — Watch It Break (on purpose)</w:t>
+      </w:r>
+    </w:p>
+    <w:p>
+      <w:pPr>
+        <w:pStyle w:val="FirstParagraph"/>
+      </w:pPr>
+      <w:r>
+        <w:rPr>
+          <w:rStyle w:val="VerbatimChar"/>
+        </w:rPr>
+        <w:t xml:space="preserve">predict()</w:t>
+      </w:r>
+      <w:r>
+        <w:t xml:space="preserve"> </w:t>
+      </w:r>
+      <w:r>
+        <w:t xml:space="preserve">needs the</w:t>
+      </w:r>
+      <w:r>
+        <w:t xml:space="preserve"> </w:t>
+      </w:r>
+      <w:r>
+        <w:rPr>
+          <w:b/>
+          <w:bCs/>
+        </w:rPr>
+        <w:t xml:space="preserve">exact</w:t>
+      </w:r>
+      <w:r>
+        <w:t xml:space="preserve"> </w:t>
+      </w:r>
+      <w:r>
+        <w:t xml:space="preserve">predictor column name. I’ll get it wrong:</w:t>
+      </w:r>
+    </w:p>
+    <w:p>
+      <w:pPr>
+        <w:pStyle w:val="SourceCode"/>
+      </w:pPr>
+      <w:r>
+        <w:rPr>
+          <w:rStyle w:val="CommentTok"/>
+        </w:rPr>
+        <w:t xml:space="preserve"># The column is mass_g, but I typed mass</w:t>
+      </w:r>
+      <w:r>
+        <w:br/>
+      </w:r>
+      <w:r>
+        <w:rPr>
+          <w:rStyle w:val="NormalTok"/>
+        </w:rPr>
+        <w:t xml:space="preserve">new </w:t>
+      </w:r>
+      <w:r>
+        <w:rPr>
+          <w:rStyle w:val="OtherTok"/>
+        </w:rPr>
+        <w:t xml:space="preserve">&lt;-</w:t>
+      </w:r>
+      <w:r>
+        <w:rPr>
+          <w:rStyle w:val="NormalTok"/>
+        </w:rPr>
+        <w:t xml:space="preserve"> </w:t>
+      </w:r>
+      <w:r>
+        <w:rPr>
+          <w:rStyle w:val="FunctionTok"/>
+        </w:rPr>
+        <w:t xml:space="preserve">tibble</w:t>
+      </w:r>
+      <w:r>
+        <w:rPr>
+          <w:rStyle w:val="NormalTok"/>
+        </w:rPr>
+        <w:t xml:space="preserve">(</w:t>
+      </w:r>
+      <w:r>
+        <w:rPr>
+          <w:rStyle w:val="AttributeTok"/>
+        </w:rPr>
+        <w:t xml:space="preserve">mass =</w:t>
+      </w:r>
+      <w:r>
+        <w:rPr>
+          <w:rStyle w:val="NormalTok"/>
+        </w:rPr>
+        <w:t xml:space="preserve"> </w:t>
+      </w:r>
+      <w:r>
+        <w:rPr>
+          <w:rStyle w:val="FloatTok"/>
+        </w:rPr>
+        <w:t xml:space="preserve">0.092</w:t>
+      </w:r>
+      <w:r>
+        <w:rPr>
+          <w:rStyle w:val="NormalTok"/>
+        </w:rPr>
+        <w:t xml:space="preserve">)</w:t>
+      </w:r>
+      <w:r>
+        <w:br/>
+      </w:r>
+      <w:r>
+        <w:rPr>
+          <w:rStyle w:val="FunctionTok"/>
+        </w:rPr>
+        <w:t xml:space="preserve">predict</w:t>
+      </w:r>
+      <w:r>
+        <w:rPr>
+          <w:rStyle w:val="NormalTok"/>
+        </w:rPr>
+        <w:t xml:space="preserve">(paper_lm_model, </w:t>
+      </w:r>
+      <w:r>
+        <w:rPr>
+          <w:rStyle w:val="AttributeTok"/>
+        </w:rPr>
+        <w:t xml:space="preserve">newdata =</w:t>
+      </w:r>
+      <w:r>
+        <w:rPr>
+          <w:rStyle w:val="NormalTok"/>
+        </w:rPr>
+        <w:t xml:space="preserve"> new)</w:t>
+      </w:r>
+    </w:p>
+    <w:p>
+      <w:pPr>
+        <w:pStyle w:val="FirstParagraph"/>
+      </w:pPr>
+      <w:r>
+        <w:t xml:space="preserve">R errors:</w:t>
+      </w:r>
+    </w:p>
+    <w:p>
+      <w:pPr>
+        <w:pStyle w:val="SourceCode"/>
+      </w:pPr>
+      <w:r>
+        <w:rPr>
+          <w:rStyle w:val="VerbatimChar"/>
+        </w:rPr>
+        <w:t xml:space="preserve">Error in eval(predvars, data, env) :</w:t>
+      </w:r>
+      <w:r>
+        <w:br/>
+      </w:r>
+      <w:r>
+        <w:rPr>
+          <w:rStyle w:val="VerbatimChar"/>
+        </w:rPr>
+        <w:t xml:space="preserve">  object 'mass_g' not found</w:t>
+      </w:r>
+    </w:p>
+    <w:p>
+      <w:pPr>
+        <w:pStyle w:val="FirstParagraph"/>
+      </w:pPr>
+      <w:r>
+        <w:t xml:space="preserve">The fix — match the model’s variable name exactly:</w:t>
+      </w:r>
+    </w:p>
+    <w:p>
+      <w:pPr>
+        <w:pStyle w:val="SourceCode"/>
+      </w:pPr>
+      <w:r>
+        <w:rPr>
+          <w:rStyle w:val="NormalTok"/>
+        </w:rPr>
+        <w:t xml:space="preserve">new </w:t>
+      </w:r>
+      <w:r>
+        <w:rPr>
+          <w:rStyle w:val="OtherTok"/>
+        </w:rPr>
+        <w:t xml:space="preserve">&lt;-</w:t>
+      </w:r>
+      <w:r>
+        <w:rPr>
+          <w:rStyle w:val="NormalTok"/>
+        </w:rPr>
+        <w:t xml:space="preserve"> </w:t>
+      </w:r>
+      <w:r>
+        <w:rPr>
+          <w:rStyle w:val="FunctionTok"/>
+        </w:rPr>
+        <w:t xml:space="preserve">tibble</w:t>
+      </w:r>
+      <w:r>
+        <w:rPr>
+          <w:rStyle w:val="NormalTok"/>
+        </w:rPr>
+        <w:t xml:space="preserve">(</w:t>
+      </w:r>
+      <w:r>
+        <w:rPr>
+          <w:rStyle w:val="AttributeTok"/>
+        </w:rPr>
+        <w:t xml:space="preserve">mass_g =</w:t>
+      </w:r>
+      <w:r>
+        <w:rPr>
+          <w:rStyle w:val="NormalTok"/>
+        </w:rPr>
+        <w:t xml:space="preserve"> </w:t>
+      </w:r>
+      <w:r>
+        <w:rPr>
+          <w:rStyle w:val="FloatTok"/>
+        </w:rPr>
+        <w:t xml:space="preserve">0.092</w:t>
+      </w:r>
+      <w:r>
+        <w:rPr>
+          <w:rStyle w:val="NormalTok"/>
+        </w:rPr>
+        <w:t xml:space="preserve">)</w:t>
+      </w:r>
+      <w:r>
+        <w:br/>
+      </w:r>
+      <w:r>
+        <w:rPr>
+          <w:rStyle w:val="FunctionTok"/>
+        </w:rPr>
+        <w:t xml:space="preserve">predict</w:t>
+      </w:r>
+      <w:r>
+        <w:rPr>
+          <w:rStyle w:val="NormalTok"/>
+        </w:rPr>
+        <w:t xml:space="preserve">(paper_lm_model, </w:t>
+      </w:r>
+      <w:r>
+        <w:rPr>
+          <w:rStyle w:val="AttributeTok"/>
+        </w:rPr>
+        <w:t xml:space="preserve">newdata =</w:t>
+      </w:r>
+      <w:r>
+        <w:rPr>
+          <w:rStyle w:val="NormalTok"/>
+        </w:rPr>
+        <w:t xml:space="preserve"> new)</w:t>
+      </w:r>
+    </w:p>
+    <w:tbl>
+      <w:tblPr>
+        <w:tblStyle w:val="Table"/>
+        <w:tblLook w:firstRow="0" w:lastRow="0" w:firstColumn="0" w:lastColumn="0" w:noHBand="0" w:noVBand="0" w:val="0000"/>
+        <w:tblBorders>
+          <w:top w:val="single" w:sz="4" w:space="0" w:color="00A047"/>
+          <w:left w:val="single" w:sz="24" w:space="0" w:color="00A047"/>
+          <w:bottom w:val="single" w:sz="4" w:space="0" w:color="00A047"/>
+          <w:right w:val="single" w:sz="4" w:space="0" w:color="00A047"/>
+        </w:tblBorders>
+        <w:tblCellMar>
+          <w:left w:w="144" w:type="dxa"/>
+          <w:right w:w="144" w:type="dxa"/>
+        </w:tblCellMar>
+        <w:tblLook w:firstRow="0" w:lastRow="0" w:firstColumn="0" w:lastColumn="0" w:noHBand="0" w:noVBand="0" w:val="0000"/>
+      </w:tblPr>
+      <w:tr>
+        <w:trPr>
+          <w:cantSplit/>
+        </w:trPr>
+        <w:tc>
+          <w:tcPr>
+            <w:shd w:color="auto" w:fill="ccf1e3" w:val="clear"/>
+            <w:tcMar>
+              <w:top w:w="92" w:type="dxa"/>
+              <w:bottom w:w="92" w:type="dxa"/>
+            </w:tcMar>
+          </w:tcPr>
+          <w:p>
+            <w:pPr>
+              <w:pStyle w:val="FirstParagraph"/>
+            </w:pPr>
+            <w:pPr>
+              <w:spacing w:before="0" w:after="0"/>
+              <w:textAlignment w:val="center"/>
+            </w:pPr>
+            <w:r>
+              <w:drawing>
+                <wp:inline>
+                  <wp:extent cx="152400" cy="152400"/>
+                  <wp:effectExtent b="0" l="0" r="0" t="0"/>
+                  <wp:docPr descr="" title="" id="78" name="Picture"/>
+                  <a:graphic>
+                    <a:graphicData uri="http://schemas.openxmlformats.org/drawingml/2006/picture">
+                      <pic:pic>
+                        <pic:nvPicPr>
+                          <pic:cNvPr descr="/Applications/Positron.app/Contents/Resources/app/quarto/share/formats/docx/tip.png" id="79" name="Picture"/>
+                          <pic:cNvPicPr>
+                            <a:picLocks noChangeArrowheads="1" noChangeAspect="1"/>
+                          </pic:cNvPicPr>
+                        </pic:nvPicPr>
+                        <pic:blipFill>
+                          <a:blip r:embed="rId13"/>
+                          <a:stretch>
+                            <a:fillRect/>
+                          </a:stretch>
+                        </pic:blipFill>
+                        <pic:spPr bwMode="auto">
+                          <a:xfrm>
+                            <a:off x="0" y="0"/>
+                            <a:ext cx="152400" cy="152400"/>
+                          </a:xfrm>
+                          <a:prstGeom prst="rect">
+                            <a:avLst/>
+                          </a:prstGeom>
+                          <a:noFill/>
+                          <a:ln w="9525">
+                            <a:noFill/>
+                            <a:headEnd/>
+                            <a:tailEnd/>
+                          </a:ln>
+                        </pic:spPr>
+                      </pic:pic>
+                    </a:graphicData>
+                  </a:graphic>
+                </wp:inline>
+              </w:drawing>
+            </w:r>
+            <w:r>
+              <w:t xml:space="preserve"> </w:t>
+            </w:r>
+            <w:r>
+              <w:t xml:space="preserve"> </w:t>
+            </w:r>
+            <w:r>
+              <w:t xml:space="preserve">Tip</w:t>
+            </w:r>
+          </w:p>
+        </w:tc>
+      </w:tr>
+      <w:tr>
+        <w:trPr>
+          <w:cantSplit/>
+        </w:trPr>
+        <w:tc>
+          <w:tcPr>
+            <w:tcMar>
+              <w:top w:w="108" w:type="dxa"/>
+              <w:bottom w:w="108" w:type="dxa"/>
+            </w:tcMar>
+          </w:tcPr>
+          <w:p>
+            <w:pPr>
+              <w:pStyle w:val="BodyText"/>
+            </w:pPr>
+            <w:pPr>
+              <w:spacing w:before="16"/>
+            </w:pPr>
+            <w:r>
+              <w:rPr>
+                <w:b/>
+                <w:bCs/>
+              </w:rPr>
+              <w:t xml:space="preserve">✅ Why show a broken run?</w:t>
+            </w:r>
+          </w:p>
+          <w:p>
+            <w:pPr>
+              <w:pStyle w:val="BodyText"/>
+            </w:pPr>
+            <w:pPr>
+              <w:spacing w:after="16"/>
+            </w:pPr>
+            <w:r>
+              <w:rPr>
+                <w:rStyle w:val="VerbatimChar"/>
+              </w:rPr>
+              <w:t xml:space="preserve">predict()</w:t>
+            </w:r>
+            <w:r>
+              <w:t xml:space="preserve"> </w:t>
+            </w:r>
+            <w:r>
+              <w:t xml:space="preserve">looks for the same column names the model was built on.</w:t>
+            </w:r>
+            <w:r>
+              <w:t xml:space="preserve"> </w:t>
+            </w:r>
+            <w:r>
+              <w:rPr>
+                <w:i/>
+                <w:iCs/>
+              </w:rPr>
+              <w:t xml:space="preserve">“object</w:t>
+            </w:r>
+            <w:r>
+              <w:rPr>
+                <w:i/>
+                <w:iCs/>
+              </w:rPr>
+              <w:t xml:space="preserve"> </w:t>
+            </w:r>
+            <w:r>
+              <w:rPr>
+                <w:i/>
+                <w:iCs/>
+              </w:rPr>
+              <w:t xml:space="preserve">‘mass_g’</w:t>
+            </w:r>
+            <w:r>
+              <w:rPr>
+                <w:i/>
+                <w:iCs/>
+              </w:rPr>
+              <w:t xml:space="preserve"> </w:t>
+            </w:r>
+            <w:r>
+              <w:rPr>
+                <w:i/>
+                <w:iCs/>
+              </w:rPr>
+              <w:t xml:space="preserve">not found”</w:t>
+            </w:r>
+            <w:r>
+              <w:t xml:space="preserve"> </w:t>
+            </w:r>
+            <w:r>
+              <w:t xml:space="preserve">means your</w:t>
+            </w:r>
+            <w:r>
+              <w:t xml:space="preserve"> </w:t>
+            </w:r>
+            <w:r>
+              <w:rPr>
+                <w:rStyle w:val="VerbatimChar"/>
+              </w:rPr>
+              <w:t xml:space="preserve">newdata</w:t>
+            </w:r>
+            <w:r>
+              <w:t xml:space="preserve"> </w:t>
+            </w:r>
+            <w:r>
+              <w:t xml:space="preserve">is missing that column — almost always a typo. This is the #1</w:t>
+            </w:r>
+            <w:r>
+              <w:t xml:space="preserve"> </w:t>
+            </w:r>
+            <w:r>
+              <w:rPr>
+                <w:rStyle w:val="VerbatimChar"/>
+              </w:rPr>
+              <w:t xml:space="preserve">predict()</w:t>
+            </w:r>
+            <w:r>
+              <w:t xml:space="preserve"> </w:t>
+            </w:r>
+            <w:r>
+              <w:t xml:space="preserve">mistake.</w:t>
+            </w:r>
+          </w:p>
+          <w:p/>
+        </w:tc>
+      </w:tr>
+    </w:tbl>
+    <w:bookmarkEnd w:id="80"/>
+    <w:bookmarkStart w:id="81" w:name="using-predict-with-prediction-intervals"/>
     <w:p>
       <w:pPr>
         <w:pStyle w:val="Heading1"/>
@@ -10784,8 +12966,8 @@
         <w:t xml:space="preserve">📖 W&amp;S §17.2 pp. 548–550</w:t>
       </w:r>
     </w:p>
-    <w:bookmarkEnd w:id="52"/>
-    <w:bookmarkStart w:id="53" w:name="how-to-report-regression-results"/>
+    <w:bookmarkEnd w:id="81"/>
+    <w:bookmarkStart w:id="82" w:name="how-to-report-regression-results"/>
     <w:p>
       <w:pPr>
         <w:pStyle w:val="Heading1"/>
@@ -11863,8 +14045,26 @@
         <w:t xml:space="preserve">📖 W&amp;S §17.3 p. 553</w:t>
       </w:r>
     </w:p>
-    <w:bookmarkEnd w:id="53"/>
-    <w:bookmarkStart w:id="54" w:name="what-we-learned-today"/>
+    <w:bookmarkEnd w:id="82"/>
+    <w:bookmarkStart w:id="83" w:name="pause-do-activity-parts-1112-now"/>
+    <w:p>
+      <w:pPr>
+        <w:pStyle w:val="Heading1"/>
+      </w:pPr>
+      <w:r>
+        <w:t xml:space="preserve">🛑 Pause — Do Activity Parts 11–12 Now</w:t>
+      </w:r>
+    </w:p>
+    <w:p>
+      <w:pPr>
+        <w:pStyle w:val="FirstParagraph"/>
+      </w:pPr>
+      <w:r>
+        <w:t xml:space="preserve">Predict leaf area from tracing mass, compare confidence vs prediction intervals, and write your results paragraph. Predict the numbers before they print.</w:t>
+      </w:r>
+    </w:p>
+    <w:bookmarkEnd w:id="83"/>
+    <w:bookmarkStart w:id="84" w:name="what-we-learned-today"/>
     <w:p>
       <w:pPr>
         <w:pStyle w:val="Heading1"/>
@@ -11890,7 +14090,7 @@
         <w:pStyle w:val="Compact"/>
         <w:numPr>
           <w:ilvl w:val="0"/>
-          <w:numId w:val="1020"/>
+          <w:numId w:val="1022"/>
         </w:numPr>
       </w:pPr>
       <w:r>
@@ -11912,7 +14112,7 @@
         <w:pStyle w:val="Compact"/>
         <w:numPr>
           <w:ilvl w:val="0"/>
-          <w:numId w:val="1020"/>
+          <w:numId w:val="1022"/>
         </w:numPr>
       </w:pPr>
       <w:r>
@@ -11989,7 +14189,7 @@
         <w:pStyle w:val="Compact"/>
         <w:numPr>
           <w:ilvl w:val="0"/>
-          <w:numId w:val="1020"/>
+          <w:numId w:val="1022"/>
         </w:numPr>
       </w:pPr>
       <w:r>
@@ -12004,276 +14204,6 @@
       </w:r>
       <w:r>
         <w:t xml:space="preserve">— minimizes sum of squared residuals</w:t>
-      </w:r>
-    </w:p>
-    <w:p>
-      <w:pPr>
-        <w:pStyle w:val="Compact"/>
-        <w:numPr>
-          <w:ilvl w:val="0"/>
-          <w:numId w:val="1020"/>
-        </w:numPr>
-      </w:pPr>
-      <w:r>
-        <w:rPr>
-          <w:b/>
-          <w:bCs/>
-        </w:rPr>
-        <w:t xml:space="preserve">R²</w:t>
-      </w:r>
-      <w:r>
-        <w:t xml:space="preserve"> </w:t>
-      </w:r>
-      <w:r>
-        <w:t xml:space="preserve">— fraction of Y variation explained by X</w:t>
-      </w:r>
-    </w:p>
-    <w:p>
-      <w:pPr>
-        <w:pStyle w:val="Compact"/>
-        <w:numPr>
-          <w:ilvl w:val="0"/>
-          <w:numId w:val="1020"/>
-        </w:numPr>
-      </w:pPr>
-      <w:r>
-        <w:rPr>
-          <w:b/>
-          <w:bCs/>
-        </w:rPr>
-        <w:t xml:space="preserve">Four assumptions</w:t>
-      </w:r>
-      <w:r>
-        <w:t xml:space="preserve"> </w:t>
-      </w:r>
-      <w:r>
-        <w:t xml:space="preserve">— linearity, independence, equal variance, normality of residuals</w:t>
-      </w:r>
-    </w:p>
-    <w:p>
-      <w:pPr>
-        <w:pStyle w:val="Compact"/>
-        <w:numPr>
-          <w:ilvl w:val="0"/>
-          <w:numId w:val="1020"/>
-        </w:numPr>
-      </w:pPr>
-      <w:r>
-        <w:rPr>
-          <w:b/>
-          <w:bCs/>
-        </w:rPr>
-        <w:t xml:space="preserve">Two prediction types</w:t>
-      </w:r>
-      <w:r>
-        <w:t xml:space="preserve"> </w:t>
-      </w:r>
-      <w:r>
-        <w:t xml:space="preserve">— confidence vs. prediction intervals</w:t>
-      </w:r>
-    </w:p>
-    <w:p>
-      <w:pPr>
-        <w:pStyle w:val="FirstParagraph"/>
-      </w:pPr>
-      <w:r>
-        <w:rPr>
-          <w:b/>
-          <w:bCs/>
-        </w:rPr>
-        <w:t xml:space="preserve">R skills:</w:t>
-      </w:r>
-    </w:p>
-    <w:p>
-      <w:pPr>
-        <w:pStyle w:val="Compact"/>
-        <w:numPr>
-          <w:ilvl w:val="0"/>
-          <w:numId w:val="1021"/>
-        </w:numPr>
-      </w:pPr>
-      <w:r>
-        <w:rPr>
-          <w:rStyle w:val="VerbatimChar"/>
-        </w:rPr>
-        <w:t xml:space="preserve">lm(Y ~ X, data)</w:t>
-      </w:r>
-      <w:r>
-        <w:t xml:space="preserve"> </w:t>
-      </w:r>
-      <w:r>
-        <w:t xml:space="preserve">— fits the model</w:t>
-      </w:r>
-    </w:p>
-    <w:p>
-      <w:pPr>
-        <w:pStyle w:val="Compact"/>
-        <w:numPr>
-          <w:ilvl w:val="0"/>
-          <w:numId w:val="1021"/>
-        </w:numPr>
-      </w:pPr>
-      <w:r>
-        <w:rPr>
-          <w:rStyle w:val="VerbatimChar"/>
-        </w:rPr>
-        <w:t xml:space="preserve">summary()</w:t>
-      </w:r>
-      <w:r>
-        <w:t xml:space="preserve"> </w:t>
-      </w:r>
-      <w:r>
-        <w:t xml:space="preserve">— extracts slope, intercept, R², p-values</w:t>
-      </w:r>
-    </w:p>
-    <w:p>
-      <w:pPr>
-        <w:pStyle w:val="Compact"/>
-        <w:numPr>
-          <w:ilvl w:val="0"/>
-          <w:numId w:val="1021"/>
-        </w:numPr>
-      </w:pPr>
-      <w:r>
-        <w:rPr>
-          <w:rStyle w:val="VerbatimChar"/>
-        </w:rPr>
-        <w:t xml:space="preserve">coef()</w:t>
-      </w:r>
-      <w:r>
-        <w:t xml:space="preserve">,</w:t>
-      </w:r>
-      <w:r>
-        <w:t xml:space="preserve"> </w:t>
-      </w:r>
-      <w:r>
-        <w:rPr>
-          <w:rStyle w:val="VerbatimChar"/>
-        </w:rPr>
-        <w:t xml:space="preserve">fitted()</w:t>
-      </w:r>
-      <w:r>
-        <w:t xml:space="preserve">,</w:t>
-      </w:r>
-      <w:r>
-        <w:t xml:space="preserve"> </w:t>
-      </w:r>
-      <w:r>
-        <w:rPr>
-          <w:rStyle w:val="VerbatimChar"/>
-        </w:rPr>
-        <w:t xml:space="preserve">residuals()</w:t>
-      </w:r>
-      <w:r>
-        <w:t xml:space="preserve"> </w:t>
-      </w:r>
-      <w:r>
-        <w:t xml:space="preserve">— pull model components</w:t>
-      </w:r>
-    </w:p>
-    <w:p>
-      <w:pPr>
-        <w:pStyle w:val="Compact"/>
-        <w:numPr>
-          <w:ilvl w:val="0"/>
-          <w:numId w:val="1021"/>
-        </w:numPr>
-      </w:pPr>
-      <w:r>
-        <w:rPr>
-          <w:rStyle w:val="VerbatimChar"/>
-        </w:rPr>
-        <w:t xml:space="preserve">mutate()</w:t>
-      </w:r>
-      <w:r>
-        <w:t xml:space="preserve"> </w:t>
-      </w:r>
-      <w:r>
-        <w:t xml:space="preserve">with</w:t>
-      </w:r>
-      <w:r>
-        <w:t xml:space="preserve"> </w:t>
-      </w:r>
-      <w:r>
-        <w:rPr>
-          <w:rStyle w:val="VerbatimChar"/>
-        </w:rPr>
-        <w:t xml:space="preserve">fitted()</w:t>
-      </w:r>
-      <w:r>
-        <w:t xml:space="preserve"> </w:t>
-      </w:r>
-      <w:r>
-        <w:t xml:space="preserve">and</w:t>
-      </w:r>
-      <w:r>
-        <w:t xml:space="preserve"> </w:t>
-      </w:r>
-      <w:r>
-        <w:rPr>
-          <w:rStyle w:val="VerbatimChar"/>
-        </w:rPr>
-        <w:t xml:space="preserve">residuals()</w:t>
-      </w:r>
-      <w:r>
-        <w:t xml:space="preserve"> </w:t>
-      </w:r>
-      <w:r>
-        <w:t xml:space="preserve">— add model output to a data frame</w:t>
-      </w:r>
-    </w:p>
-    <w:p>
-      <w:pPr>
-        <w:pStyle w:val="Compact"/>
-        <w:numPr>
-          <w:ilvl w:val="0"/>
-          <w:numId w:val="1021"/>
-        </w:numPr>
-      </w:pPr>
-      <w:r>
-        <w:rPr>
-          <w:rStyle w:val="VerbatimChar"/>
-        </w:rPr>
-        <w:t xml:space="preserve">predict(model, newdata, interval = "prediction")</w:t>
-      </w:r>
-      <w:r>
-        <w:t xml:space="preserve"> </w:t>
-      </w:r>
-      <w:r>
-        <w:t xml:space="preserve">— predictions with uncertainty</w:t>
-      </w:r>
-    </w:p>
-    <w:p>
-      <w:pPr>
-        <w:pStyle w:val="Compact"/>
-        <w:numPr>
-          <w:ilvl w:val="0"/>
-          <w:numId w:val="1021"/>
-        </w:numPr>
-      </w:pPr>
-      <w:r>
-        <w:rPr>
-          <w:rStyle w:val="VerbatimChar"/>
-        </w:rPr>
-        <w:t xml:space="preserve">geom_smooth(method = "lm", se = TRUE)</w:t>
-      </w:r>
-      <w:r>
-        <w:t xml:space="preserve"> </w:t>
-      </w:r>
-      <w:r>
-        <w:t xml:space="preserve">— plot the line with CI band</w:t>
-      </w:r>
-    </w:p>
-    <w:p>
-      <w:pPr>
-        <w:pStyle w:val="FirstParagraph"/>
-      </w:pPr>
-      <w:r>
-        <w:rPr>
-          <w:b/>
-          <w:bCs/>
-        </w:rPr>
-        <w:t xml:space="preserve">Chapter references:</w:t>
       </w:r>
     </w:p>
     <w:p>
@@ -12285,7 +14215,17 @@
         </w:numPr>
       </w:pPr>
       <w:r>
-        <w:t xml:space="preserve">📖 W&amp;S §17.1 — Linear regression</w:t>
+        <w:rPr>
+          <w:b/>
+          <w:bCs/>
+        </w:rPr>
+        <w:t xml:space="preserve">R²</w:t>
+      </w:r>
+      <w:r>
+        <w:t xml:space="preserve"> </w:t>
+      </w:r>
+      <w:r>
+        <w:t xml:space="preserve">— fraction of Y variation explained by X</w:t>
       </w:r>
     </w:p>
     <w:p>
@@ -12297,7 +14237,17 @@
         </w:numPr>
       </w:pPr>
       <w:r>
-        <w:t xml:space="preserve">📖 W&amp;S §17.2 — Confidence in predictions</w:t>
+        <w:rPr>
+          <w:b/>
+          <w:bCs/>
+        </w:rPr>
+        <w:t xml:space="preserve">Four assumptions</w:t>
+      </w:r>
+      <w:r>
+        <w:t xml:space="preserve"> </w:t>
+      </w:r>
+      <w:r>
+        <w:t xml:space="preserve">— linearity, independence, equal variance, normality of residuals</w:t>
       </w:r>
     </w:p>
     <w:p>
@@ -12309,43 +14259,29 @@
         </w:numPr>
       </w:pPr>
       <w:r>
-        <w:t xml:space="preserve">📖 W&amp;S §17.3 — Testing slope hypotheses</w:t>
-      </w:r>
-    </w:p>
-    <w:p>
-      <w:pPr>
-        <w:pStyle w:val="Compact"/>
-        <w:numPr>
-          <w:ilvl w:val="0"/>
-          <w:numId w:val="1022"/>
-        </w:numPr>
-      </w:pPr>
-      <w:r>
-        <w:t xml:space="preserve">📖 W&amp;S §17.4 — R²</w:t>
-      </w:r>
-    </w:p>
-    <w:p>
-      <w:pPr>
-        <w:pStyle w:val="Compact"/>
-        <w:numPr>
-          <w:ilvl w:val="0"/>
-          <w:numId w:val="1022"/>
-        </w:numPr>
-      </w:pPr>
-      <w:r>
-        <w:t xml:space="preserve">📖 W&amp;S §17.5 — Assumptions</w:t>
-      </w:r>
-    </w:p>
-    <w:p>
-      <w:pPr>
-        <w:pStyle w:val="FirstParagraph"/>
-      </w:pPr>
-      <w:r>
         <w:rPr>
           <w:b/>
           <w:bCs/>
         </w:rPr>
-        <w:t xml:space="preserve">Up next — Lecture 06:</w:t>
+        <w:t xml:space="preserve">Two prediction types</w:t>
+      </w:r>
+      <w:r>
+        <w:t xml:space="preserve"> </w:t>
+      </w:r>
+      <w:r>
+        <w:t xml:space="preserve">— confidence vs. prediction intervals</w:t>
+      </w:r>
+    </w:p>
+    <w:p>
+      <w:pPr>
+        <w:pStyle w:val="FirstParagraph"/>
+      </w:pPr>
+      <w:r>
+        <w:rPr>
+          <w:b/>
+          <w:bCs/>
+        </w:rPr>
+        <w:t xml:space="preserve">R skills:</w:t>
       </w:r>
     </w:p>
     <w:p>
@@ -12357,7 +14293,16 @@
         </w:numPr>
       </w:pPr>
       <w:r>
-        <w:t xml:space="preserve">Applying the calibration: predicting and comparing leaf area between sides</w:t>
+        <w:rPr>
+          <w:rStyle w:val="VerbatimChar"/>
+        </w:rPr>
+        <w:t xml:space="preserve">lm(Y ~ X, data)</w:t>
+      </w:r>
+      <w:r>
+        <w:t xml:space="preserve"> </w:t>
+      </w:r>
+      <w:r>
+        <w:t xml:space="preserve">— fits the model</w:t>
       </w:r>
     </w:p>
     <w:p>
@@ -12369,23 +14314,16 @@
         </w:numPr>
       </w:pPr>
       <w:r>
-        <w:t xml:space="preserve">Revisiting the t-test on</w:t>
-      </w:r>
-      <w:r>
-        <w:t xml:space="preserve"> </w:t>
-      </w:r>
-      <w:r>
-        <w:rPr>
-          <w:i/>
-          <w:iCs/>
-        </w:rPr>
-        <w:t xml:space="preserve">predicted area</w:t>
-      </w:r>
-      <w:r>
-        <w:t xml:space="preserve"> </w:t>
-      </w:r>
-      <w:r>
-        <w:t xml:space="preserve">(cm²) rather than raw weight (g)</w:t>
+        <w:rPr>
+          <w:rStyle w:val="VerbatimChar"/>
+        </w:rPr>
+        <w:t xml:space="preserve">summary()</w:t>
+      </w:r>
+      <w:r>
+        <w:t xml:space="preserve"> </w:t>
+      </w:r>
+      <w:r>
+        <w:t xml:space="preserve">— extracts slope, intercept, R², p-values</w:t>
       </w:r>
     </w:p>
     <w:p>
@@ -12397,10 +14335,272 @@
         </w:numPr>
       </w:pPr>
       <w:r>
+        <w:rPr>
+          <w:rStyle w:val="VerbatimChar"/>
+        </w:rPr>
+        <w:t xml:space="preserve">coef()</w:t>
+      </w:r>
+      <w:r>
+        <w:t xml:space="preserve">,</w:t>
+      </w:r>
+      <w:r>
+        <w:t xml:space="preserve"> </w:t>
+      </w:r>
+      <w:r>
+        <w:rPr>
+          <w:rStyle w:val="VerbatimChar"/>
+        </w:rPr>
+        <w:t xml:space="preserve">fitted()</w:t>
+      </w:r>
+      <w:r>
+        <w:t xml:space="preserve">,</w:t>
+      </w:r>
+      <w:r>
+        <w:t xml:space="preserve"> </w:t>
+      </w:r>
+      <w:r>
+        <w:rPr>
+          <w:rStyle w:val="VerbatimChar"/>
+        </w:rPr>
+        <w:t xml:space="preserve">residuals()</w:t>
+      </w:r>
+      <w:r>
+        <w:t xml:space="preserve"> </w:t>
+      </w:r>
+      <w:r>
+        <w:t xml:space="preserve">— pull model components</w:t>
+      </w:r>
+    </w:p>
+    <w:p>
+      <w:pPr>
+        <w:pStyle w:val="Compact"/>
+        <w:numPr>
+          <w:ilvl w:val="0"/>
+          <w:numId w:val="1023"/>
+        </w:numPr>
+      </w:pPr>
+      <w:r>
+        <w:rPr>
+          <w:rStyle w:val="VerbatimChar"/>
+        </w:rPr>
+        <w:t xml:space="preserve">mutate()</w:t>
+      </w:r>
+      <w:r>
+        <w:t xml:space="preserve"> </w:t>
+      </w:r>
+      <w:r>
+        <w:t xml:space="preserve">with</w:t>
+      </w:r>
+      <w:r>
+        <w:t xml:space="preserve"> </w:t>
+      </w:r>
+      <w:r>
+        <w:rPr>
+          <w:rStyle w:val="VerbatimChar"/>
+        </w:rPr>
+        <w:t xml:space="preserve">fitted()</w:t>
+      </w:r>
+      <w:r>
+        <w:t xml:space="preserve"> </w:t>
+      </w:r>
+      <w:r>
+        <w:t xml:space="preserve">and</w:t>
+      </w:r>
+      <w:r>
+        <w:t xml:space="preserve"> </w:t>
+      </w:r>
+      <w:r>
+        <w:rPr>
+          <w:rStyle w:val="VerbatimChar"/>
+        </w:rPr>
+        <w:t xml:space="preserve">residuals()</w:t>
+      </w:r>
+      <w:r>
+        <w:t xml:space="preserve"> </w:t>
+      </w:r>
+      <w:r>
+        <w:t xml:space="preserve">— add model output to a data frame</w:t>
+      </w:r>
+    </w:p>
+    <w:p>
+      <w:pPr>
+        <w:pStyle w:val="Compact"/>
+        <w:numPr>
+          <w:ilvl w:val="0"/>
+          <w:numId w:val="1023"/>
+        </w:numPr>
+      </w:pPr>
+      <w:r>
+        <w:rPr>
+          <w:rStyle w:val="VerbatimChar"/>
+        </w:rPr>
+        <w:t xml:space="preserve">predict(model, newdata, interval = "prediction")</w:t>
+      </w:r>
+      <w:r>
+        <w:t xml:space="preserve"> </w:t>
+      </w:r>
+      <w:r>
+        <w:t xml:space="preserve">— predictions with uncertainty</w:t>
+      </w:r>
+    </w:p>
+    <w:p>
+      <w:pPr>
+        <w:pStyle w:val="Compact"/>
+        <w:numPr>
+          <w:ilvl w:val="0"/>
+          <w:numId w:val="1023"/>
+        </w:numPr>
+      </w:pPr>
+      <w:r>
+        <w:rPr>
+          <w:rStyle w:val="VerbatimChar"/>
+        </w:rPr>
+        <w:t xml:space="preserve">geom_smooth(method = "lm", se = TRUE)</w:t>
+      </w:r>
+      <w:r>
+        <w:t xml:space="preserve"> </w:t>
+      </w:r>
+      <w:r>
+        <w:t xml:space="preserve">— plot the line with CI band</w:t>
+      </w:r>
+    </w:p>
+    <w:p>
+      <w:pPr>
+        <w:pStyle w:val="FirstParagraph"/>
+      </w:pPr>
+      <w:r>
+        <w:rPr>
+          <w:b/>
+          <w:bCs/>
+        </w:rPr>
+        <w:t xml:space="preserve">Chapter references:</w:t>
+      </w:r>
+    </w:p>
+    <w:p>
+      <w:pPr>
+        <w:pStyle w:val="Compact"/>
+        <w:numPr>
+          <w:ilvl w:val="0"/>
+          <w:numId w:val="1024"/>
+        </w:numPr>
+      </w:pPr>
+      <w:r>
+        <w:t xml:space="preserve">📖 W&amp;S §17.1 — Linear regression</w:t>
+      </w:r>
+    </w:p>
+    <w:p>
+      <w:pPr>
+        <w:pStyle w:val="Compact"/>
+        <w:numPr>
+          <w:ilvl w:val="0"/>
+          <w:numId w:val="1024"/>
+        </w:numPr>
+      </w:pPr>
+      <w:r>
+        <w:t xml:space="preserve">📖 W&amp;S §17.2 — Confidence in predictions</w:t>
+      </w:r>
+    </w:p>
+    <w:p>
+      <w:pPr>
+        <w:pStyle w:val="Compact"/>
+        <w:numPr>
+          <w:ilvl w:val="0"/>
+          <w:numId w:val="1024"/>
+        </w:numPr>
+      </w:pPr>
+      <w:r>
+        <w:t xml:space="preserve">📖 W&amp;S §17.3 — Testing slope hypotheses</w:t>
+      </w:r>
+    </w:p>
+    <w:p>
+      <w:pPr>
+        <w:pStyle w:val="Compact"/>
+        <w:numPr>
+          <w:ilvl w:val="0"/>
+          <w:numId w:val="1024"/>
+        </w:numPr>
+      </w:pPr>
+      <w:r>
+        <w:t xml:space="preserve">📖 W&amp;S §17.4 — R²</w:t>
+      </w:r>
+    </w:p>
+    <w:p>
+      <w:pPr>
+        <w:pStyle w:val="Compact"/>
+        <w:numPr>
+          <w:ilvl w:val="0"/>
+          <w:numId w:val="1024"/>
+        </w:numPr>
+      </w:pPr>
+      <w:r>
+        <w:t xml:space="preserve">📖 W&amp;S §17.5 — Assumptions</w:t>
+      </w:r>
+    </w:p>
+    <w:p>
+      <w:pPr>
+        <w:pStyle w:val="FirstParagraph"/>
+      </w:pPr>
+      <w:r>
+        <w:rPr>
+          <w:b/>
+          <w:bCs/>
+        </w:rPr>
+        <w:t xml:space="preserve">Up next — Lecture 06:</w:t>
+      </w:r>
+    </w:p>
+    <w:p>
+      <w:pPr>
+        <w:pStyle w:val="Compact"/>
+        <w:numPr>
+          <w:ilvl w:val="0"/>
+          <w:numId w:val="1025"/>
+        </w:numPr>
+      </w:pPr>
+      <w:r>
+        <w:t xml:space="preserve">Applying the calibration: predicting and comparing leaf area between sides</w:t>
+      </w:r>
+    </w:p>
+    <w:p>
+      <w:pPr>
+        <w:pStyle w:val="Compact"/>
+        <w:numPr>
+          <w:ilvl w:val="0"/>
+          <w:numId w:val="1025"/>
+        </w:numPr>
+      </w:pPr>
+      <w:r>
+        <w:t xml:space="preserve">Revisiting the t-test on</w:t>
+      </w:r>
+      <w:r>
+        <w:t xml:space="preserve"> </w:t>
+      </w:r>
+      <w:r>
+        <w:rPr>
+          <w:i/>
+          <w:iCs/>
+        </w:rPr>
+        <w:t xml:space="preserve">predicted area</w:t>
+      </w:r>
+      <w:r>
+        <w:t xml:space="preserve"> </w:t>
+      </w:r>
+      <w:r>
+        <w:t xml:space="preserve">(cm²) rather than raw weight (g)</w:t>
+      </w:r>
+    </w:p>
+    <w:p>
+      <w:pPr>
+        <w:pStyle w:val="Compact"/>
+        <w:numPr>
+          <w:ilvl w:val="0"/>
+          <w:numId w:val="1025"/>
+        </w:numPr>
+      </w:pPr>
+      <w:r>
         <w:t xml:space="preserve">Discussion: which measurement is more biologically meaningful?</w:t>
       </w:r>
     </w:p>
-    <w:bookmarkEnd w:id="54"/>
+    <w:bookmarkEnd w:id="84"/>
     <w:sectPr>
       <w:pgSz w:h="15840" w:w="12240"/>
       <w:pgMar w:bottom="1440" w:footer="720" w:gutter="0" w:header="720" w:left="1440" w:right="1440" w:top="1440"/>
@@ -12758,7 +14958,34 @@
     <w:abstractNumId w:val="991"/>
   </w:num>
   <w:num w:numId="1010">
-    <w:abstractNumId w:val="991"/>
+    <w:abstractNumId w:val="99411"/>
+    <w:lvlOverride w:ilvl="0">
+      <w:startOverride w:val="1"/>
+    </w:lvlOverride>
+    <w:lvlOverride w:ilvl="1">
+      <w:startOverride w:val="1"/>
+    </w:lvlOverride>
+    <w:lvlOverride w:ilvl="2">
+      <w:startOverride w:val="1"/>
+    </w:lvlOverride>
+    <w:lvlOverride w:ilvl="3">
+      <w:startOverride w:val="1"/>
+    </w:lvlOverride>
+    <w:lvlOverride w:ilvl="4">
+      <w:startOverride w:val="1"/>
+    </w:lvlOverride>
+    <w:lvlOverride w:ilvl="5">
+      <w:startOverride w:val="1"/>
+    </w:lvlOverride>
+    <w:lvlOverride w:ilvl="6">
+      <w:startOverride w:val="1"/>
+    </w:lvlOverride>
+    <w:lvlOverride w:ilvl="7">
+      <w:startOverride w:val="1"/>
+    </w:lvlOverride>
+    <w:lvlOverride w:ilvl="8">
+      <w:startOverride w:val="1"/>
+    </w:lvlOverride>
   </w:num>
   <w:num w:numId="1011">
     <w:abstractNumId w:val="991"/>
@@ -12797,6 +15024,12 @@
     <w:abstractNumId w:val="991"/>
   </w:num>
   <w:num w:numId="1023">
+    <w:abstractNumId w:val="991"/>
+  </w:num>
+  <w:num w:numId="1024">
+    <w:abstractNumId w:val="991"/>
+  </w:num>
+  <w:num w:numId="1025">
     <w:abstractNumId w:val="991"/>
   </w:num>
 </w:numbering>
